--- a/out/02_HR/SNX-HR-SOP-11 Demotion (Rev00 DRAFT).docx
+++ b/out/02_HR/SNX-HR-SOP-11 Demotion (Rev00 DRAFT).docx
@@ -2507,7 +2507,31 @@
           <w:sz w:val="24"/>
           <w:szCs w:val="24"/>
         </w:rPr>
-        <w:t xml:space="preserve">Dikecualikan dari SOP ini: kenaikan jabatan (SNX-HR-SOP-10); perpindahan tugas atau fungsi dalam tingkatan jabatan yang sama (SNX-HR-SOP-12); pemindahan ke unit kerja, divisi, atau lokasi operasional lain (SNX-HR-SOP-13); pengakhiran hubungan kerja (SOP Employee Offboarding, dalam peninjauan); sanksi disiplin selain penurunan jabatan (USULAN); penetapan besarnya gaji dan tunjangan di posisi tujuan (USULAN); penurunan jabatan Direktur Utama (JA-01), karena SNX-HR-JA-01 menaruh atasan jabatan itu pada organ perusahaan menurut anggaran dasar (USULAN).</w:t>
+        <w:t xml:space="preserve">Dikecualikan dari SOP ini: kenaikan jabatan (SNX-HR-SOP-10); rotasi (SNX-HR-SOP-12); mutasi (SNX-HR-SOP-13); pengakhiran hubungan kerja (SOP Employee Offboarding, dalam peninjauan); sanksi disiplin selain penurunan jabatan (USULAN); penetapan besarnya gaji dan tunjangan di posisi tujuan (USULAN); penurunan jabatan Direktur Utama (JA-01), karena SNX-HR-JA-01 menaruh atasan jabatan itu pada organ perusahaan menurut anggaran dasar (USULAN).</w:t>
+      </w:r>
+    </w:p>
+    <w:p>
+      <w:pPr>
+        <w:pBdr>
+          <w:top w:val="nil"/>
+          <w:left w:val="nil"/>
+          <w:bottom w:val="nil"/>
+          <w:right w:val="nil"/>
+          <w:between w:val="nil"/>
+        </w:pBdr>
+        <w:spacing w:after="120" w:line="252" w:lineRule="auto"/>
+        <w:jc w:val="both"/>
+        <w:rPr>
+          <w:sz w:val="24"/>
+          <w:szCs w:val="24"/>
+        </w:rPr>
+      </w:pPr>
+      <w:r>
+        <w:rPr>
+          <w:sz w:val="24"/>
+          <w:szCs w:val="24"/>
+        </w:rPr>
+        <w:t xml:space="preserve">Batas rotasi dan mutasi: perpindahan sementara untuk penyegaran atau pengembangan keterampilan, dalam unit kerja dan tingkatan jabatan yang sama, dengan karyawan kembali ke tugas semula sesudah masa rotasi, adalah rotasi (SNX-HR-SOP-12). Perpindahan menetap karena kebutuhan organisasi ke unit kerja, sub divisi Operation (NOC, SOC, serta SD dan PM), atau lokasi operasional lain adalah mutasi (SNX-HR-SOP-13) (USULAN).</w:t>
       </w:r>
     </w:p>
     <w:p>
@@ -3752,7 +3776,7 @@
           <w:sz w:val="24"/>
           <w:szCs w:val="24"/>
         </w:rPr>
-        <w:t xml:space="preserve">4.4 Pemisahan peran (ISO 9001:2015 5.3): Atasan Langsung mengusulkan, HR Manager memeriksa dan merekomendasikan, lalu Direktur Utama menetapkan keputusan (USULAN). HRGA Officer memeriksa kelengkapan usulan dan mengarsipkan rekaman (butir 6.3 dan 6.5). Bila satu peran akan mengusulkan sekaligus memutuskan, atau memeriksa usulannya sendiri, bagian 9 menetapkan peran pengganti (USULAN).</w:t>
+        <w:t xml:space="preserve">4.4 Pemisahan peran (ISO 9001:2015 5.3): Atasan Langsung mengusulkan, HR Manager memeriksa dan merekomendasikan, lalu Direktur Utama menetapkan keputusan (USULAN). HRGA Officer memeriksa kelengkapan usulan, meneruskan berkas ke HR Manager, dan mengarsipkan rekaman (butir 6.3 dan 6.5). Bila satu peran akan mengusulkan sekaligus memutuskan, atau memeriksa usulannya sendiri, bagian 9 menetapkan peran pengganti (USULAN).</w:t>
       </w:r>
     </w:p>
     <w:p>
@@ -4178,7 +4202,7 @@
                 <w:sz w:val="24"/>
                 <w:szCs w:val="24"/>
               </w:rPr>
-              <w:t>Memeriksa kelengkapan usulan, melampirkan bukti dasar, menyerahkan salinan usulan ke karyawan terkait, memberikan uraian posisi tujuan, memperbarui data kepegawaian, mengarsipkan rekaman di personal file, dan memberi tahu Atasan Langsung tentang perubahan posisi (butir 6.3 dan 6.5).</w:t>
+              <w:t>Memeriksa kelengkapan usulan, melampirkan bukti dasar, menyerahkan salinan usulan ke karyawan terkait, meneruskan berkas usulan ke HR Manager, memberikan uraian posisi tujuan, memperbarui data kepegawaian, mengarsipkan rekaman di personal file, dan memberi tahu Atasan Langsung tentang perubahan posisi (butir 6.3 dan 6.5).</w:t>
             </w:r>
           </w:p>
         </w:tc>
@@ -4366,7 +4390,7 @@
                 <w:sz w:val="24"/>
                 <w:szCs w:val="24"/>
               </w:rPr>
-              <w:t>Menjalankan langkah HR Manager di butir 6.1 dan 6.4 bila Atasan Langsung karyawan terkait adalah HR Manager (bagian 9) (USULAN).</w:t>
+              <w:t>Menjalankan langkah HR Manager di butir 6.1 dan 6.4, dan langkah pertama HRGA Officer di butir 6.3, bila Atasan Langsung karyawan terkait adalah HR Manager (bagian 9) (USULAN).</w:t>
             </w:r>
           </w:p>
         </w:tc>
@@ -4648,7 +4672,7 @@
                 <w:sz w:val="24"/>
                 <w:szCs w:val="24"/>
               </w:rPr>
-              <w:t>Mengirim tanggapan karyawan atas usulan, menerima uraian posisi tujuan, dan mengonfirmasi secara tertulis bahwa ia memahaminya (butir 6.3 dan 6.5) (USULAN).</w:t>
+              <w:t>Mengirim tanggapan karyawan atas usulan ke HRGA Officer, menerima uraian posisi tujuan, dan mengonfirmasi secara tertulis bahwa ia memahaminya (butir 6.3 dan 6.5) (USULAN).</w:t>
             </w:r>
           </w:p>
         </w:tc>
@@ -6203,7 +6227,7 @@
                 <w:sz w:val="24"/>
                 <w:szCs w:val="24"/>
               </w:rPr>
-              <w:t>4. Kirim tanggapan karyawan atas usulan.</w:t>
+              <w:t>4. Kirim tanggapan karyawan atas usulan ke HRGA Officer.</w:t>
             </w:r>
           </w:p>
         </w:tc>
@@ -6260,7 +6284,97 @@
                 <w:sz w:val="24"/>
                 <w:szCs w:val="24"/>
               </w:rPr>
-              <w:t>Tanggapan karyawan</w:t>
+              <w:t>Tanggapan karyawan yang diterima HRGA Officer</w:t>
+            </w:r>
+          </w:p>
+        </w:tc>
+      </w:tr>
+      <w:tr>
+        <w:trPr>
+          <w:jc w:val="center"/>
+        </w:trPr>
+        <w:tc>
+          <w:tcPr>
+            <w:tcW w:w="3367" w:type="dxa"/>
+            <w:tcBorders>
+              <w:top w:val="single" w:sz="8" w:space="0" w:color="000000"/>
+              <w:left w:val="single" w:sz="8" w:space="0" w:color="000000"/>
+              <w:bottom w:val="single" w:sz="8" w:space="0" w:color="000000"/>
+              <w:right w:val="single" w:sz="8" w:space="0" w:color="000000"/>
+            </w:tcBorders>
+            <w:vAlign w:val="center"/>
+          </w:tcPr>
+          <w:p>
+            <w:pPr>
+              <w:rPr>
+                <w:sz w:val="24"/>
+                <w:szCs w:val="24"/>
+              </w:rPr>
+            </w:pPr>
+            <w:r>
+              <w:rPr>
+                <w:b w:val="0"/>
+                <w:sz w:val="24"/>
+                <w:szCs w:val="24"/>
+              </w:rPr>
+              <w:t>5. Teruskan usulan, bukti dasar, dan tanggapan karyawan ke HR Manager.</w:t>
+            </w:r>
+          </w:p>
+        </w:tc>
+        <w:tc>
+          <w:tcPr>
+            <w:tcW w:w="2248" w:type="dxa"/>
+            <w:tcBorders>
+              <w:top w:val="single" w:sz="8" w:space="0" w:color="000000"/>
+              <w:left w:val="single" w:sz="8" w:space="0" w:color="000000"/>
+              <w:bottom w:val="single" w:sz="8" w:space="0" w:color="000000"/>
+              <w:right w:val="single" w:sz="8" w:space="0" w:color="000000"/>
+            </w:tcBorders>
+            <w:vAlign w:val="center"/>
+          </w:tcPr>
+          <w:p>
+            <w:pPr>
+              <w:rPr>
+                <w:sz w:val="24"/>
+                <w:szCs w:val="24"/>
+              </w:rPr>
+            </w:pPr>
+            <w:r>
+              <w:rPr>
+                <w:b w:val="0"/>
+                <w:sz w:val="24"/>
+                <w:szCs w:val="24"/>
+              </w:rPr>
+              <w:t>HRGA Officer</w:t>
+            </w:r>
+          </w:p>
+        </w:tc>
+        <w:tc>
+          <w:tcPr>
+            <w:tcW w:w="3913" w:type="dxa"/>
+            <w:tcBorders>
+              <w:top w:val="single" w:sz="8" w:space="0" w:color="000000"/>
+              <w:left w:val="single" w:sz="8" w:space="0" w:color="000000"/>
+              <w:bottom w:val="single" w:sz="8" w:space="0" w:color="000000"/>
+              <w:right w:val="single" w:sz="8" w:space="0" w:color="000000"/>
+            </w:tcBorders>
+            <w:vAlign w:val="center"/>
+          </w:tcPr>
+          <w:p>
+            <w:pPr>
+              <w:jc w:val="both"/>
+              <w:rPr>
+                <w:sz w:val="24"/>
+                <w:szCs w:val="24"/>
+              </w:rPr>
+            </w:pPr>
+            <w:r>
+              <w:rPr>
+                <w:b w:val="0"/>
+                <w:sz w:val="24"/>
+                <w:szCs w:val="24"/>
+              </w:rPr>
+              <w:t>Berkas usulan yang diterima HR Manager</w:t>
             </w:r>
           </w:p>
         </w:tc>
@@ -6440,7 +6554,7 @@
                 <w:sz w:val="24"/>
                 <w:szCs w:val="24"/>
               </w:rPr>
-              <w:t>1. Simpulkan dasar penurunan dari bukti dasar dan tanggapan karyawan.</w:t>
+              <w:t>1. Simpulkan dasar penurunan dari berkas usulan yang diterima dari HRGA Officer.</w:t>
             </w:r>
           </w:p>
         </w:tc>
@@ -6710,7 +6824,7 @@
                 <w:sz w:val="24"/>
                 <w:szCs w:val="24"/>
               </w:rPr>
-              <w:t>4. Sampaikan keputusan kepada Atasan Langsung dan karyawan terkait.</w:t>
+              <w:t>4. Sampaikan keputusan kepada Atasan Langsung, karyawan terkait, dan HRGA Officer.</w:t>
             </w:r>
           </w:p>
         </w:tc>
@@ -6767,7 +6881,7 @@
                 <w:sz w:val="24"/>
                 <w:szCs w:val="24"/>
               </w:rPr>
-              <w:t>Pemberitahuan keputusan</w:t>
+              <w:t>Pemberitahuan keputusan yang diterima Atasan Langsung, karyawan terkait, dan HRGA Officer</w:t>
             </w:r>
           </w:p>
         </w:tc>
@@ -7641,7 +7755,7 @@
       <w:r>
         <w:drawing>
           <wp:inline xmlns:a="http://schemas.openxmlformats.org/drawingml/2006/main" xmlns:pic="http://schemas.openxmlformats.org/drawingml/2006/picture">
-            <wp:extent cx="4373201" cy="6840000"/>
+            <wp:extent cx="4108921" cy="6840000"/>
             <wp:docPr id="1" name="Picture 1"/>
             <wp:cNvGraphicFramePr>
               <a:graphicFrameLocks noChangeAspect="1"/>
@@ -7662,7 +7776,7 @@
                   <pic:spPr>
                     <a:xfrm>
                       <a:off x="0" y="0"/>
-                      <a:ext cx="4373201" cy="6840000"/>
+                      <a:ext cx="4108921" cy="6840000"/>
                     </a:xfrm>
                     <a:prstGeom prst="rect"/>
                   </pic:spPr>
@@ -8148,6 +8262,96 @@
                 <w:sz w:val="24"/>
                 <w:szCs w:val="24"/>
               </w:rPr>
+              <w:t>Penerusan berkas usulan ke HR Manager (butir 6.3)</w:t>
+            </w:r>
+          </w:p>
+        </w:tc>
+        <w:tc>
+          <w:tcPr>
+            <w:tcW w:w="2248" w:type="dxa"/>
+            <w:tcBorders>
+              <w:top w:val="single" w:sz="8" w:space="0" w:color="000000"/>
+              <w:left w:val="single" w:sz="8" w:space="0" w:color="000000"/>
+              <w:bottom w:val="single" w:sz="8" w:space="0" w:color="000000"/>
+              <w:right w:val="single" w:sz="8" w:space="0" w:color="000000"/>
+            </w:tcBorders>
+            <w:vAlign w:val="center"/>
+          </w:tcPr>
+          <w:p>
+            <w:pPr>
+              <w:rPr>
+                <w:sz w:val="24"/>
+                <w:szCs w:val="24"/>
+              </w:rPr>
+            </w:pPr>
+            <w:r>
+              <w:rPr>
+                <w:b w:val="0"/>
+                <w:sz w:val="24"/>
+                <w:szCs w:val="24"/>
+              </w:rPr>
+              <w:t>HRGA Officer</w:t>
+            </w:r>
+          </w:p>
+        </w:tc>
+        <w:tc>
+          <w:tcPr>
+            <w:tcW w:w="3913" w:type="dxa"/>
+            <w:tcBorders>
+              <w:top w:val="single" w:sz="8" w:space="0" w:color="000000"/>
+              <w:left w:val="single" w:sz="8" w:space="0" w:color="000000"/>
+              <w:bottom w:val="single" w:sz="8" w:space="0" w:color="000000"/>
+              <w:right w:val="single" w:sz="8" w:space="0" w:color="000000"/>
+            </w:tcBorders>
+            <w:vAlign w:val="center"/>
+          </w:tcPr>
+          <w:p>
+            <w:pPr>
+              <w:jc w:val="both"/>
+              <w:rPr>
+                <w:sz w:val="24"/>
+                <w:szCs w:val="24"/>
+              </w:rPr>
+            </w:pPr>
+            <w:r>
+              <w:rPr>
+                <w:b w:val="0"/>
+                <w:sz w:val="24"/>
+                <w:szCs w:val="24"/>
+              </w:rPr>
+              <w:t>Pada hari tanggapan diterima atau batas tanggapan lewat (USULAN)</w:t>
+            </w:r>
+          </w:p>
+        </w:tc>
+      </w:tr>
+      <w:tr>
+        <w:trPr>
+          <w:jc w:val="center"/>
+        </w:trPr>
+        <w:tc>
+          <w:tcPr>
+            <w:tcW w:w="3367" w:type="dxa"/>
+            <w:tcBorders>
+              <w:top w:val="single" w:sz="8" w:space="0" w:color="000000"/>
+              <w:left w:val="single" w:sz="8" w:space="0" w:color="000000"/>
+              <w:bottom w:val="single" w:sz="8" w:space="0" w:color="000000"/>
+              <w:right w:val="single" w:sz="8" w:space="0" w:color="000000"/>
+            </w:tcBorders>
+            <w:vAlign w:val="center"/>
+          </w:tcPr>
+          <w:p>
+            <w:pPr>
+              <w:rPr>
+                <w:sz w:val="24"/>
+                <w:szCs w:val="24"/>
+              </w:rPr>
+            </w:pPr>
+            <w:r>
+              <w:rPr>
+                <w:b w:val="0"/>
+                <w:sz w:val="24"/>
+                <w:szCs w:val="24"/>
+              </w:rPr>
               <w:t>Kesimpulan dasar penurunan dan rekomendasi (butir 6.4)</w:t>
             </w:r>
           </w:p>
@@ -8205,7 +8409,7 @@
                 <w:sz w:val="24"/>
                 <w:szCs w:val="24"/>
               </w:rPr>
-              <w:t>5 hari kerja sejak HR Manager menerima tanggapan karyawan atau batas tanggapan lewat (USULAN)</w:t>
+              <w:t>5 hari kerja sejak HR Manager menerima berkas usulan dari HRGA Officer (USULAN)</w:t>
             </w:r>
           </w:p>
         </w:tc>
@@ -8844,7 +9048,7 @@
                 <w:sz w:val="24"/>
                 <w:szCs w:val="24"/>
               </w:rPr>
-              <w:t>HRGA Officer mencatat bahwa tanggapan tidak diterima dan memberi tahu HR Manager. HR Manager melanjutkan penilaian tanpa tanggapan karyawan (USULAN).</w:t>
+              <w:t>HRGA Officer mencatat bahwa tanggapan tidak diterima dan meneruskan berkas usulan ke HR Manager tanpa tanggapan karyawan. HR Manager melanjutkan penilaian (USULAN).</w:t>
             </w:r>
           </w:p>
         </w:tc>
@@ -9139,7 +9343,7 @@
                 <w:sz w:val="24"/>
                 <w:szCs w:val="24"/>
               </w:rPr>
-              <w:t>HR Manager mengajukan usulan dan menjalankan langkah HRGA Officer di butir 6.3 dan 6.5, tanpa pemberitahuan kepada dirinya sendiri. Direktur (JA-02) menjalankan langkah HR Manager di butir 6.1 dan 6.4 (USULAN).</w:t>
+              <w:t>HR Manager mengajukan usulan. Direktur (JA-02) menjalankan langkah HR Manager di butir 6.1 dan 6.4, dan langkah pertama HRGA Officer di butir 6.3 (periksa kelengkapan usulan). HR Manager menjalankan langkah HRGA Officer lainnya di butir 6.3 dan 6.5, dengan berkas usulan diteruskan ke Direktur, kecuali langkah kelima di butir 6.5 (USULAN).</w:t>
             </w:r>
           </w:p>
         </w:tc>
@@ -9857,7 +10061,7 @@
                 <w:sz w:val="24"/>
                 <w:szCs w:val="24"/>
               </w:rPr>
-              <w:t>Rotation: perpindahan tugas atau fungsi dalam tingkatan jabatan yang sama, dikecualikan dari SOP ini (bagian 2).</w:t>
+              <w:t>Rotation: rotasi, dikecualikan dari SOP ini (bagian 2).</w:t>
             </w:r>
           </w:p>
         </w:tc>
@@ -9906,7 +10110,7 @@
                 <w:sz w:val="24"/>
                 <w:szCs w:val="24"/>
               </w:rPr>
-              <w:t>Mutation: pemindahan ke unit kerja, divisi, atau lokasi operasional lain, dikecualikan dari SOP ini (bagian 2).</w:t>
+              <w:t>Mutation: mutasi, dikecualikan dari SOP ini (bagian 2).</w:t>
             </w:r>
           </w:p>
         </w:tc>

--- a/out/02_HR/SNX-HR-SOP-11 Demotion (Rev00 DRAFT).docx
+++ b/out/02_HR/SNX-HR-SOP-11 Demotion (Rev00 DRAFT).docx
@@ -1067,7 +1067,7 @@
           </w:tcPr>
           <w:p>
             <w:r>
-              <w:t>HR Manager</w:t>
+              <w:t>HR Lead</w:t>
             </w:r>
           </w:p>
         </w:tc>
@@ -1903,7 +1903,7 @@
           </w:tcPr>
           <w:p>
             <w:r>
-              <w:t>Aziz Priyo Widakdo / HR Manager</w:t>
+              <w:t>Aziz Priyo Widakdo / HR Lead</w:t>
             </w:r>
           </w:p>
         </w:tc>
@@ -2742,7 +2742,7 @@
                 <w:sz w:val="24"/>
                 <w:szCs w:val="24"/>
               </w:rPr>
-              <w:t>Bukti dasar</w:t>
+              <w:t>Berkas usulan</w:t>
             </w:r>
           </w:p>
         </w:tc>
@@ -2764,7 +2764,7 @@
                 <w:sz w:val="24"/>
                 <w:szCs w:val="24"/>
               </w:rPr>
-              <w:t>Lampiran usulan yang menunjukkan dasar penurunan: hasil penilaian kinerja dan rencana perbaikan kinerja untuk penurunan kinerja, atau kesimpulan pemeriksaan pelanggaran untuk pelanggaran aturan perusahaan.</w:t>
+              <w:t>Usulan penurunan jabatan beserta bukti dasar dan tanggapan karyawan, yang diteruskan HRGA Officer ke HR Lead (butir 6.3).</w:t>
             </w:r>
           </w:p>
         </w:tc>
@@ -2791,7 +2791,7 @@
                 <w:sz w:val="24"/>
                 <w:szCs w:val="24"/>
               </w:rPr>
-              <w:t>Dasar penurunan</w:t>
+              <w:t>Bukti dasar</w:t>
             </w:r>
           </w:p>
         </w:tc>
@@ -2813,7 +2813,7 @@
                 <w:sz w:val="24"/>
                 <w:szCs w:val="24"/>
               </w:rPr>
-              <w:t>Alasan yang ditulis di usulan sebagai sebab penurunan jabatan.</w:t>
+              <w:t>Lampiran usulan yang menunjukkan dasar penurunan: hasil penilaian kinerja dan rencana perbaikan kinerja untuk penurunan kinerja, atau kesimpulan pemeriksaan pelanggaran untuk pelanggaran aturan perusahaan.</w:t>
             </w:r>
           </w:p>
         </w:tc>
@@ -2840,7 +2840,7 @@
                 <w:sz w:val="24"/>
                 <w:szCs w:val="24"/>
               </w:rPr>
-              <w:t>Hari kerja</w:t>
+              <w:t>Dasar penurunan</w:t>
             </w:r>
           </w:p>
         </w:tc>
@@ -2862,7 +2862,7 @@
                 <w:sz w:val="24"/>
                 <w:szCs w:val="24"/>
               </w:rPr>
-              <w:t>Satuan batas waktu di bagian 8, tidak termasuk hari libur resmi (USULAN).</w:t>
+              <w:t>Alasan yang ditulis di usulan sebagai sebab penurunan jabatan.</w:t>
             </w:r>
           </w:p>
         </w:tc>
@@ -2889,7 +2889,7 @@
                 <w:sz w:val="24"/>
                 <w:szCs w:val="24"/>
               </w:rPr>
-              <w:t>Karyawan terkait</w:t>
+              <w:t>Hari kerja</w:t>
             </w:r>
           </w:p>
         </w:tc>
@@ -2911,7 +2911,7 @@
                 <w:sz w:val="24"/>
                 <w:szCs w:val="24"/>
               </w:rPr>
-              <w:t>Karyawan SINUX yang dugaan pelanggarannya diperiksa HR Manager, atau yang namanya tertulis di usulan penurunan jabatan, sampai penurunan berlaku, usulan ditolak, atau pelanggaran dinyatakan tidak terbukti.</w:t>
+              <w:t>Satuan batas waktu di bagian 8, tidak termasuk hari libur resmi (USULAN).</w:t>
             </w:r>
           </w:p>
         </w:tc>
@@ -2938,7 +2938,7 @@
                 <w:sz w:val="24"/>
                 <w:szCs w:val="24"/>
               </w:rPr>
-              <w:t>Keputusan penurunan jabatan</w:t>
+              <w:t>Karyawan terkait</w:t>
             </w:r>
           </w:p>
         </w:tc>
@@ -2960,7 +2960,7 @@
                 <w:sz w:val="24"/>
                 <w:szCs w:val="24"/>
               </w:rPr>
-              <w:t>Persetujuan atau penolakan tertulis atas usulan penurunan jabatan, disingkat keputusan.</w:t>
+              <w:t>Karyawan SINUX yang dugaan pelanggarannya diperiksa HR Lead, atau yang namanya tertulis di usulan penurunan jabatan, sampai penurunan berlaku, usulan ditolak, atau pelanggaran dinyatakan tidak terbukti.</w:t>
             </w:r>
           </w:p>
         </w:tc>
@@ -2987,7 +2987,7 @@
                 <w:sz w:val="24"/>
                 <w:szCs w:val="24"/>
               </w:rPr>
-              <w:t>Pelanggaran aturan perusahaan</w:t>
+              <w:t>Keputusan penurunan jabatan</w:t>
             </w:r>
           </w:p>
         </w:tc>
@@ -3009,7 +3009,7 @@
                 <w:sz w:val="24"/>
                 <w:szCs w:val="24"/>
               </w:rPr>
-              <w:t>Perbuatan atau kelalaian karyawan yang bertentangan dengan ketentuan tertulis SINUX yang berlaku.</w:t>
+              <w:t>Persetujuan atau penolakan tertulis atas usulan penurunan jabatan, disingkat keputusan.</w:t>
             </w:r>
           </w:p>
         </w:tc>
@@ -3036,7 +3036,7 @@
                 <w:sz w:val="24"/>
                 <w:szCs w:val="24"/>
               </w:rPr>
-              <w:t>Pemeriksaan pelanggaran</w:t>
+              <w:t>NOC, SOC, SD dan PM</w:t>
             </w:r>
           </w:p>
         </w:tc>
@@ -3058,7 +3058,7 @@
                 <w:sz w:val="24"/>
                 <w:szCs w:val="24"/>
               </w:rPr>
-              <w:t>Pemeriksaan HR Manager atas dugaan pelanggaran aturan perusahaan oleh seorang karyawan, sampai ada kesimpulan terbukti atau tidak terbukti.</w:t>
+              <w:t>Sub divisi Operation menurut SNX-HR-ORG-01: NOC, SOC, serta SD dan PM. SNX-HR-ORG-01 menyatakan susunan ini berstatus (USULAN).</w:t>
             </w:r>
           </w:p>
         </w:tc>
@@ -3085,7 +3085,7 @@
                 <w:sz w:val="24"/>
                 <w:szCs w:val="24"/>
               </w:rPr>
-              <w:t>Penilaian kinerja</w:t>
+              <w:t>Pelanggaran aturan perusahaan</w:t>
             </w:r>
           </w:p>
         </w:tc>
@@ -3107,7 +3107,7 @@
                 <w:sz w:val="24"/>
                 <w:szCs w:val="24"/>
               </w:rPr>
-              <w:t>Penilaian berkala atas pencapaian target kerja dan kompetensi karyawan, menurut SOP Performance Appraisal.</w:t>
+              <w:t>Perbuatan atau kelalaian karyawan yang bertentangan dengan ketentuan tertulis SINUX yang berlaku.</w:t>
             </w:r>
           </w:p>
         </w:tc>
@@ -3134,7 +3134,7 @@
                 <w:sz w:val="24"/>
                 <w:szCs w:val="24"/>
               </w:rPr>
-              <w:t>Penurunan jabatan</w:t>
+              <w:t>Pemeriksaan pelanggaran</w:t>
             </w:r>
           </w:p>
         </w:tc>
@@ -3156,7 +3156,7 @@
                 <w:sz w:val="24"/>
                 <w:szCs w:val="24"/>
               </w:rPr>
-              <w:t>Perpindahan karyawan ke posisi tujuan yang kedudukannya lebih rendah daripada posisi sekarang, baik ke jabatan yang lebih rendah maupun ke tingkat posisi yang lebih rendah, beserta penyesuaian tanggung jawab dan wewenang.</w:t>
+              <w:t>Pemeriksaan HR Lead atas dugaan pelanggaran aturan perusahaan oleh seorang karyawan, sampai ada kesimpulan terbukti atau tidak terbukti.</w:t>
             </w:r>
           </w:p>
         </w:tc>
@@ -3183,7 +3183,7 @@
                 <w:sz w:val="24"/>
                 <w:szCs w:val="24"/>
               </w:rPr>
-              <w:t>Penurunan kinerja</w:t>
+              <w:t>Penilaian kinerja</w:t>
             </w:r>
           </w:p>
         </w:tc>
@@ -3205,7 +3205,7 @@
                 <w:sz w:val="24"/>
                 <w:szCs w:val="24"/>
               </w:rPr>
-              <w:t>Hasil penilaian kinerja karyawan yang berada di bawah ambang pada butir 4.2.</w:t>
+              <w:t>Penilaian berkala atas pencapaian target kerja dan kompetensi karyawan, menurut SOP Performance Appraisal.</w:t>
             </w:r>
           </w:p>
         </w:tc>
@@ -3232,7 +3232,7 @@
                 <w:sz w:val="24"/>
                 <w:szCs w:val="24"/>
               </w:rPr>
-              <w:t>Personal file</w:t>
+              <w:t>Penurunan jabatan</w:t>
             </w:r>
           </w:p>
         </w:tc>
@@ -3254,7 +3254,7 @@
                 <w:sz w:val="24"/>
                 <w:szCs w:val="24"/>
               </w:rPr>
-              <w:t>Berkas kepegawaian setiap karyawan yang dipelihara HRGA Officer.</w:t>
+              <w:t>Perpindahan karyawan ke posisi tujuan yang kedudukannya lebih rendah daripada posisi sekarang, baik ke jabatan yang lebih rendah maupun ke tingkat posisi yang lebih rendah, beserta penyesuaian tanggung jawab dan wewenang.</w:t>
             </w:r>
           </w:p>
         </w:tc>
@@ -3281,7 +3281,7 @@
                 <w:sz w:val="24"/>
                 <w:szCs w:val="24"/>
               </w:rPr>
-              <w:t>Posisi</w:t>
+              <w:t>Penurunan kinerja</w:t>
             </w:r>
           </w:p>
         </w:tc>
@@ -3303,7 +3303,7 @@
                 <w:sz w:val="24"/>
                 <w:szCs w:val="24"/>
               </w:rPr>
-              <w:t>Kedudukan karyawan dalam susunan SNX-HR-ORG-01: jabatan, dan tingkat posisi di dalam jabatan itu.</w:t>
+              <w:t>Hasil penilaian kinerja karyawan yang berada di bawah ambang pada butir 4.2.</w:t>
             </w:r>
           </w:p>
         </w:tc>
@@ -3330,7 +3330,7 @@
                 <w:sz w:val="24"/>
                 <w:szCs w:val="24"/>
               </w:rPr>
-              <w:t>Posisi tujuan</w:t>
+              <w:t>Personal file</w:t>
             </w:r>
           </w:p>
         </w:tc>
@@ -3352,7 +3352,7 @@
                 <w:sz w:val="24"/>
                 <w:szCs w:val="24"/>
               </w:rPr>
-              <w:t>Posisi yang akan dipegang karyawan terkait sesudah penurunan jabatan.</w:t>
+              <w:t>Berkas kepegawaian setiap karyawan yang dipelihara HRGA Officer.</w:t>
             </w:r>
           </w:p>
         </w:tc>
@@ -3379,6 +3379,104 @@
                 <w:sz w:val="24"/>
                 <w:szCs w:val="24"/>
               </w:rPr>
+              <w:t>Posisi</w:t>
+            </w:r>
+          </w:p>
+        </w:tc>
+        <w:tc>
+          <w:tcPr>
+            <w:tcW w:w="6803" w:type="dxa"/>
+            <w:vAlign w:val="center"/>
+          </w:tcPr>
+          <w:p>
+            <w:pPr>
+              <w:rPr>
+                <w:sz w:val="24"/>
+                <w:szCs w:val="24"/>
+              </w:rPr>
+            </w:pPr>
+            <w:r>
+              <w:rPr>
+                <w:b w:val="0"/>
+                <w:sz w:val="24"/>
+                <w:szCs w:val="24"/>
+              </w:rPr>
+              <w:t>Kedudukan karyawan dalam susunan SNX-HR-ORG-01: jabatan, dan tingkat posisi di dalam jabatan itu.</w:t>
+            </w:r>
+          </w:p>
+        </w:tc>
+      </w:tr>
+      <w:tr>
+        <w:trPr>
+          <w:jc w:val="center"/>
+        </w:trPr>
+        <w:tc>
+          <w:tcPr>
+            <w:tcW w:w="2268" w:type="dxa"/>
+            <w:vAlign w:val="center"/>
+          </w:tcPr>
+          <w:p>
+            <w:pPr>
+              <w:rPr>
+                <w:sz w:val="24"/>
+                <w:szCs w:val="24"/>
+              </w:rPr>
+            </w:pPr>
+            <w:r>
+              <w:rPr>
+                <w:b w:val="0"/>
+                <w:sz w:val="24"/>
+                <w:szCs w:val="24"/>
+              </w:rPr>
+              <w:t>Posisi tujuan</w:t>
+            </w:r>
+          </w:p>
+        </w:tc>
+        <w:tc>
+          <w:tcPr>
+            <w:tcW w:w="6803" w:type="dxa"/>
+            <w:vAlign w:val="center"/>
+          </w:tcPr>
+          <w:p>
+            <w:pPr>
+              <w:rPr>
+                <w:sz w:val="24"/>
+                <w:szCs w:val="24"/>
+              </w:rPr>
+            </w:pPr>
+            <w:r>
+              <w:rPr>
+                <w:b w:val="0"/>
+                <w:sz w:val="24"/>
+                <w:szCs w:val="24"/>
+              </w:rPr>
+              <w:t>Posisi yang akan dipegang karyawan terkait sesudah penurunan jabatan.</w:t>
+            </w:r>
+          </w:p>
+        </w:tc>
+      </w:tr>
+      <w:tr>
+        <w:trPr>
+          <w:jc w:val="center"/>
+        </w:trPr>
+        <w:tc>
+          <w:tcPr>
+            <w:tcW w:w="2268" w:type="dxa"/>
+            <w:vAlign w:val="center"/>
+          </w:tcPr>
+          <w:p>
+            <w:pPr>
+              <w:rPr>
+                <w:sz w:val="24"/>
+                <w:szCs w:val="24"/>
+              </w:rPr>
+            </w:pPr>
+            <w:r>
+              <w:rPr>
+                <w:b w:val="0"/>
+                <w:sz w:val="24"/>
+                <w:szCs w:val="24"/>
+              </w:rPr>
               <w:t>Rencana perbaikan kinerja</w:t>
             </w:r>
           </w:p>
@@ -3401,7 +3499,7 @@
                 <w:sz w:val="24"/>
                 <w:szCs w:val="24"/>
               </w:rPr>
-              <w:t>Rencana langkah perbaikan kinerja seorang karyawan, bagian dari manajemen kinerja yang dikendalikan HR Manager.</w:t>
+              <w:t>Rencana langkah perbaikan kinerja seorang karyawan, bagian dari manajemen kinerja yang dikendalikan HR Lead.</w:t>
             </w:r>
           </w:p>
         </w:tc>
@@ -3728,7 +3826,7 @@
           <w:sz w:val="24"/>
           <w:szCs w:val="24"/>
         </w:rPr>
-        <w:t xml:space="preserve">4.2 Penurunan kinerja (ISO 9001:2015 7.2): HR Manager menilai penurunan kinerja dari hasil penilaian kinerja karyawan terkait dan dari rencana perbaikan kinerja yang sudah berjalan. KPI Matrix memuat target numerik dan bobot indikator kinerja (SNX-HR-JA-01 butir 4.6). Ambang hasil penilaian kinerja dan lama pelaksanaan rencana perbaikan kinerja belum ditetapkan. Direktur Utama menetapkannya atas usulan HR Manager, lalu HR Manager merevisi SOP ini (USULAN).</w:t>
+        <w:t xml:space="preserve">4.2 Penurunan kinerja (ISO 9001:2015 7.2): HR Lead menilai penurunan kinerja dari hasil penilaian kinerja karyawan terkait dan dari rencana perbaikan kinerja yang sudah berjalan. KPI Matrix memuat target numerik dan bobot indikator kinerja (SNX-HR-JA-01 butir 4.6). Ambang hasil penilaian kinerja dan lama pelaksanaan rencana perbaikan kinerja belum ditetapkan. Direktur Utama menetapkannya atas usulan HR Lead, lalu HR Lead merevisi SOP ini (USULAN).</w:t>
       </w:r>
     </w:p>
     <w:p>
@@ -3752,7 +3850,7 @@
           <w:sz w:val="24"/>
           <w:szCs w:val="24"/>
         </w:rPr>
-        <w:t xml:space="preserve">4.3 Pelanggaran aturan perusahaan (ISO/IEC 27001:2022 Annex A 6.4): HR Manager memeriksa dugaan pelanggaran secara objektif, sesuai uraian jabatan JA-14 di SNX-HR-JA-01 (butir 7). Atasan Langsung hanya mengajukan usulan atas dasar pelanggaran bila pemeriksaan menyimpulkan pelanggaran terbukti (USULAN).</w:t>
+        <w:t xml:space="preserve">4.3 Pelanggaran aturan perusahaan (ISO/IEC 27001:2022 Annex A 6.4): HR Lead memeriksa dugaan pelanggaran secara objektif, sesuai uraian jabatan JA-14 di SNX-HR-JA-01 (butir 7). Atasan Langsung hanya mengajukan usulan atas dasar pelanggaran bila pemeriksaan menyimpulkan pelanggaran terbukti (USULAN).</w:t>
       </w:r>
     </w:p>
     <w:p>
@@ -3776,7 +3874,7 @@
           <w:sz w:val="24"/>
           <w:szCs w:val="24"/>
         </w:rPr>
-        <w:t xml:space="preserve">4.4 Pemisahan peran (ISO 9001:2015 5.3): Atasan Langsung mengusulkan, HR Manager memeriksa dan merekomendasikan, lalu Direktur Utama menetapkan keputusan (USULAN). HRGA Officer memeriksa kelengkapan usulan, meneruskan berkas ke HR Manager, dan mengarsipkan rekaman (butir 6.3 dan 6.5). Bila satu peran akan mengusulkan sekaligus memutuskan, atau memeriksa usulannya sendiri, bagian 9 menetapkan peran pengganti (USULAN).</w:t>
+        <w:t xml:space="preserve">4.4 Pemisahan peran (ISO 9001:2015 5.3): Atasan Langsung mengusulkan, HR Lead memeriksa dan merekomendasikan, lalu Direktur Utama menetapkan keputusan (USULAN). HRGA Officer memeriksa kelengkapan usulan, meneruskan berkas usulan ke HR Lead, dan mengarsipkan rekaman (butir 6.3 dan 6.5). Bila satu peran akan mengusulkan sekaligus memutuskan, atau memeriksa usulannya sendiri, bagian 9 menetapkan peran pengganti (USULAN).</w:t>
       </w:r>
     </w:p>
     <w:p>
@@ -3800,7 +3898,7 @@
           <w:sz w:val="24"/>
           <w:szCs w:val="24"/>
         </w:rPr>
-        <w:t xml:space="preserve">4.5 Hak menanggapi (ISO/IEC 27001:2022 Annex A 6.4): karyawan terkait menerima salinan usulan beserta bukti dasar dan boleh mengirim tanggapan karyawan sebelum HR Manager menyimpulkan dasar penurunan. HR Manager melampirkan tanggapan itu pada rekomendasi (butir 6.3 dan 6.4) (USULAN).</w:t>
+        <w:t xml:space="preserve">4.5 Hak menanggapi (ISO/IEC 27001:2022 Annex A 6.4): karyawan terkait menerima salinan usulan beserta bukti dasar dan boleh mengirim tanggapan karyawan sebelum HR Lead menyimpulkan dasar penurunan. HR Lead melampirkan tanggapan itu pada rekomendasi (butir 6.3 dan 6.4) (USULAN).</w:t>
       </w:r>
     </w:p>
     <w:p>
@@ -3896,7 +3994,7 @@
           <w:sz w:val="24"/>
           <w:szCs w:val="24"/>
         </w:rPr>
-        <w:t xml:space="preserve">4.9 Hak akses (ISO/IEC 27001:2022 Annex A 5.18 dan 6.5): penurunan jabatan termasuk mutasi menurut SNX-ISMS-SOP-02. Atasan Langsung mengajukan perubahan hak akses lewat prosedur itu, yang juga mengatur pencabutan hak akses lama yang tidak relevan (butir 6.5).</w:t>
+        <w:t xml:space="preserve">4.9 Hak akses (ISO/IEC 27001:2022 Annex A 5.18 dan 6.5): SNX-ISMS-SOP-02 memakai kata mutasi untuk perpindahan peran seseorang, berbeda dari arti mutasi pada kalimat batas di bagian 2. Penurunan jabatan termasuk perpindahan peran itu. Atasan Langsung mengajukan perubahan hak akses lewat prosedur itu, yang juga mengatur pencabutan hak akses lama yang tidak relevan (butir 6.5).</w:t>
       </w:r>
     </w:p>
     <w:p>
@@ -3920,7 +4018,7 @@
           <w:sz w:val="24"/>
           <w:szCs w:val="24"/>
         </w:rPr>
-        <w:t xml:space="preserve">4.10 Rekaman dan klasifikasi (ISO 9001:2015 7.5.3; ISO/IEC 27001:2022 Annex A 5.33 dan 5.34): HRGA Officer mengarsipkan rekaman penurunan jabatan di personal file (butir 6.5). Rekaman itu memuat data karyawan dan berklasifikasi RESTRICTED (Internal) menurut SNX-ISMS-PRO-01 (USULAN). HR Manager mengendalikan akses ke informasi personal (SNX-HR-JA-01, JA-14, wewenang butir 6). Lokasi, pemilik, dan retensi ada di tabel bagian 11.</w:t>
+        <w:t xml:space="preserve">4.10 Rekaman dan klasifikasi (ISO 9001:2015 7.5.3; ISO/IEC 27001:2022 Annex A 5.33 dan 5.34): HRGA Officer mengarsipkan rekaman penurunan jabatan di personal file (butir 6.5). Rekaman itu memuat data karyawan dan berklasifikasi RESTRICTED (Internal) menurut SNX-ISMS-PRO-01 (USULAN). HR Lead mengendalikan akses ke informasi personal (SNX-HR-JA-01, JA-14, wewenang butir 6). Lokasi, pemilik, dan retensi ada di tabel bagian 11.</w:t>
       </w:r>
     </w:p>
     <w:p>
@@ -4078,7 +4176,7 @@
                 <w:sz w:val="24"/>
                 <w:szCs w:val="24"/>
               </w:rPr>
-              <w:t>HR Manager</w:t>
+              <w:t>HR Lead</w:t>
             </w:r>
           </w:p>
         </w:tc>
@@ -4202,7 +4300,7 @@
                 <w:sz w:val="24"/>
                 <w:szCs w:val="24"/>
               </w:rPr>
-              <w:t>Memeriksa kelengkapan usulan, melampirkan bukti dasar, menyerahkan salinan usulan ke karyawan terkait, meneruskan berkas usulan ke HR Manager, memberikan uraian posisi tujuan, memperbarui data kepegawaian, mengarsipkan rekaman di personal file, dan memberi tahu Atasan Langsung tentang perubahan posisi (butir 6.3 dan 6.5).</w:t>
+              <w:t>Memeriksa kelengkapan usulan, melampirkan bukti dasar, menyerahkan salinan usulan ke karyawan terkait, meneruskan berkas usulan ke HR Lead, memberikan uraian posisi tujuan, memperbarui data kepegawaian, mengarsipkan rekaman di personal file, dan memberi tahu Atasan Langsung tentang perubahan posisi (butir 6.3 dan 6.5).</w:t>
             </w:r>
           </w:p>
         </w:tc>
@@ -4232,7 +4330,7 @@
                 <w:sz w:val="24"/>
                 <w:szCs w:val="24"/>
               </w:rPr>
-              <w:t>Meminta kelengkapan data atau dokumen, memproses administrasi dalam SOP, dan mengeskalasi keputusan HR ke HR Manager (JA-12 di SNX-HR-JA-01).</w:t>
+              <w:t>Meminta kelengkapan data atau dokumen, memproses administrasi dalam SOP, dan mengeskalasi keputusan HR ke HR Lead (JA-12 di SNX-HR-JA-01).</w:t>
             </w:r>
           </w:p>
         </w:tc>
@@ -4390,7 +4488,7 @@
                 <w:sz w:val="24"/>
                 <w:szCs w:val="24"/>
               </w:rPr>
-              <w:t>Menjalankan langkah HR Manager di butir 6.1 dan 6.4, dan langkah pertama HRGA Officer di butir 6.3, bila Atasan Langsung karyawan terkait adalah HR Manager (bagian 9) (USULAN).</w:t>
+              <w:t>Menjalankan langkah HR Lead di butir 6.1 dan 6.4, dan langkah pertama HRGA Officer di butir 6.3, bila Atasan Langsung karyawan terkait adalah HR Lead (bagian 9) (USULAN).</w:t>
             </w:r>
           </w:p>
         </w:tc>
@@ -4766,7 +4864,7 @@
                 <w:sz w:val="24"/>
                 <w:szCs w:val="24"/>
               </w:rPr>
-              <w:t>Meninjau perubahan perjanjian kerja bila HR Manager memintanya (bagian 9) (USULAN).</w:t>
+              <w:t>Meninjau perubahan perjanjian kerja bila HR Lead memintanya (bagian 9) (USULAN).</w:t>
             </w:r>
           </w:p>
         </w:tc>
@@ -5127,7 +5225,7 @@
                 <w:sz w:val="24"/>
                 <w:szCs w:val="24"/>
               </w:rPr>
-              <w:t>HR Manager</w:t>
+              <w:t>HR Lead</w:t>
             </w:r>
           </w:p>
         </w:tc>
@@ -5217,7 +5315,7 @@
                 <w:sz w:val="24"/>
                 <w:szCs w:val="24"/>
               </w:rPr>
-              <w:t>HR Manager</w:t>
+              <w:t>HR Lead</w:t>
             </w:r>
           </w:p>
         </w:tc>
@@ -5307,7 +5405,7 @@
                 <w:sz w:val="24"/>
                 <w:szCs w:val="24"/>
               </w:rPr>
-              <w:t>HR Manager</w:t>
+              <w:t>HR Lead</w:t>
             </w:r>
           </w:p>
         </w:tc>
@@ -6317,7 +6415,7 @@
                 <w:sz w:val="24"/>
                 <w:szCs w:val="24"/>
               </w:rPr>
-              <w:t>5. Teruskan usulan, bukti dasar, dan tanggapan karyawan ke HR Manager.</w:t>
+              <w:t>5. Teruskan usulan, bukti dasar, dan tanggapan karyawan ke HR Lead.</w:t>
             </w:r>
           </w:p>
         </w:tc>
@@ -6374,7 +6472,7 @@
                 <w:sz w:val="24"/>
                 <w:szCs w:val="24"/>
               </w:rPr>
-              <w:t>Berkas usulan yang diterima HR Manager</w:t>
+              <w:t>Berkas usulan yang diterima HR Lead</w:t>
             </w:r>
           </w:p>
         </w:tc>
@@ -6582,7 +6680,7 @@
                 <w:sz w:val="24"/>
                 <w:szCs w:val="24"/>
               </w:rPr>
-              <w:t>HR Manager</w:t>
+              <w:t>HR Lead</w:t>
             </w:r>
           </w:p>
         </w:tc>
@@ -6672,7 +6770,7 @@
                 <w:sz w:val="24"/>
                 <w:szCs w:val="24"/>
               </w:rPr>
-              <w:t>HR Manager</w:t>
+              <w:t>HR Lead</w:t>
             </w:r>
           </w:p>
         </w:tc>
@@ -6852,7 +6950,7 @@
                 <w:sz w:val="24"/>
                 <w:szCs w:val="24"/>
               </w:rPr>
-              <w:t>HR Manager</w:t>
+              <w:t>HR Lead</w:t>
             </w:r>
           </w:p>
         </w:tc>
@@ -7653,7 +7751,7 @@
                 <w:sz w:val="24"/>
                 <w:szCs w:val="24"/>
               </w:rPr>
-              <w:t>HR Manager</w:t>
+              <w:t>HR Lead</w:t>
             </w:r>
           </w:p>
         </w:tc>
@@ -8020,7 +8118,7 @@
                 <w:sz w:val="24"/>
                 <w:szCs w:val="24"/>
               </w:rPr>
-              <w:t>HR Manager</w:t>
+              <w:t>HR Lead</w:t>
             </w:r>
           </w:p>
         </w:tc>
@@ -8049,7 +8147,7 @@
                 <w:sz w:val="24"/>
                 <w:szCs w:val="24"/>
               </w:rPr>
-              <w:t>10 hari kerja sejak HR Manager menerima laporan (USULAN)</w:t>
+              <w:t>10 hari kerja sejak HR Lead menerima laporan (USULAN)</w:t>
             </w:r>
           </w:p>
         </w:tc>
@@ -8262,7 +8360,7 @@
                 <w:sz w:val="24"/>
                 <w:szCs w:val="24"/>
               </w:rPr>
-              <w:t>Penerusan berkas usulan ke HR Manager (butir 6.3)</w:t>
+              <w:t>Penerusan berkas usulan ke HR Lead (butir 6.3)</w:t>
             </w:r>
           </w:p>
         </w:tc>
@@ -8319,7 +8417,7 @@
                 <w:sz w:val="24"/>
                 <w:szCs w:val="24"/>
               </w:rPr>
-              <w:t>Pada hari tanggapan diterima atau batas tanggapan lewat (USULAN)</w:t>
+              <w:t>Pada hari HRGA Officer menerima tanggapan atau batas tanggapan lewat (USULAN)</w:t>
             </w:r>
           </w:p>
         </w:tc>
@@ -8380,7 +8478,7 @@
                 <w:sz w:val="24"/>
                 <w:szCs w:val="24"/>
               </w:rPr>
-              <w:t>HR Manager</w:t>
+              <w:t>HR Lead</w:t>
             </w:r>
           </w:p>
         </w:tc>
@@ -8409,7 +8507,7 @@
                 <w:sz w:val="24"/>
                 <w:szCs w:val="24"/>
               </w:rPr>
-              <w:t>5 hari kerja sejak HR Manager menerima berkas usulan dari HRGA Officer (USULAN)</w:t>
+              <w:t>5 hari kerja sejak HR Lead menerima berkas usulan dari HRGA Officer (USULAN)</w:t>
             </w:r>
           </w:p>
         </w:tc>
@@ -8560,7 +8658,7 @@
                 <w:sz w:val="24"/>
                 <w:szCs w:val="24"/>
               </w:rPr>
-              <w:t>HR Manager</w:t>
+              <w:t>HR Lead</w:t>
             </w:r>
           </w:p>
         </w:tc>
@@ -8589,7 +8687,7 @@
                 <w:sz w:val="24"/>
                 <w:szCs w:val="24"/>
               </w:rPr>
-              <w:t>2 hari kerja sejak HR Manager menerima keputusan (USULAN)</w:t>
+              <w:t>2 hari kerja sejak HR Lead menerima keputusan (USULAN)</w:t>
             </w:r>
           </w:p>
         </w:tc>
@@ -8930,7 +9028,7 @@
                 <w:sz w:val="24"/>
                 <w:szCs w:val="24"/>
               </w:rPr>
-              <w:t>HR Manager menyampaikan kesimpulan itu ke Atasan Langsung. HRGA Officer mengarsipkan laporan, catatan pemeriksaan, dan kesimpulan di personal file. Atasan Langsung tidak mengajukan usulan atas dasar pelanggaran itu.</w:t>
+              <w:t>HR Lead menyampaikan kesimpulan itu ke Atasan Langsung. HRGA Officer mengarsipkan laporan, catatan pemeriksaan, dan kesimpulan di personal file. Atasan Langsung tidak mengajukan usulan atas dasar pelanggaran itu.</w:t>
             </w:r>
           </w:p>
         </w:tc>
@@ -9048,7 +9146,7 @@
                 <w:sz w:val="24"/>
                 <w:szCs w:val="24"/>
               </w:rPr>
-              <w:t>HRGA Officer mencatat bahwa tanggapan tidak diterima dan meneruskan berkas usulan ke HR Manager tanpa tanggapan karyawan. HR Manager melanjutkan penilaian (USULAN).</w:t>
+              <w:t>HRGA Officer mencatat bahwa tanggapan tidak diterima dan meneruskan berkas usulan ke HR Lead tanpa tanggapan karyawan. HR Lead melanjutkan penilaian (USULAN).</w:t>
             </w:r>
           </w:p>
         </w:tc>
@@ -9107,7 +9205,7 @@
                 <w:sz w:val="24"/>
                 <w:szCs w:val="24"/>
               </w:rPr>
-              <w:t>HR Manager menambahkan posisi itu lewat revisi kedua dokumen. HRGA Officer melanjutkan pemeriksaan usulan setelah Direktur Utama mengesahkan revisi itu (USULAN).</w:t>
+              <w:t>HR Lead menambahkan posisi itu lewat revisi kedua dokumen. HRGA Officer melanjutkan pemeriksaan usulan setelah Direktur Utama mengesahkan revisi itu (USULAN).</w:t>
             </w:r>
           </w:p>
         </w:tc>
@@ -9196,7 +9294,7 @@
                 <w:sz w:val="24"/>
                 <w:szCs w:val="24"/>
               </w:rPr>
-              <w:t>Karyawan terkait adalah HR Manager (JA-14)</w:t>
+              <w:t>Karyawan terkait adalah HR Lead (JA-14)</w:t>
             </w:r>
           </w:p>
         </w:tc>
@@ -9225,7 +9323,7 @@
                 <w:sz w:val="24"/>
                 <w:szCs w:val="24"/>
               </w:rPr>
-              <w:t>Direktur Utama menunjuk karyawan lain untuk menjalankan langkah HR Manager (USULAN).</w:t>
+              <w:t>Direktur Utama menunjuk karyawan lain untuk menjalankan langkah HR Lead (USULAN).</w:t>
             </w:r>
           </w:p>
         </w:tc>
@@ -9284,7 +9382,7 @@
                 <w:sz w:val="24"/>
                 <w:szCs w:val="24"/>
               </w:rPr>
-              <w:t>Direktur Utama mengajukan usulan. HR Manager mengirim rekomendasi ke Organ perusahaan, dan Organ perusahaan memutuskan sebagai pengganti Direktur Utama (USULAN).</w:t>
+              <w:t>Direktur Utama mengajukan usulan. HR Lead mengirim rekomendasi ke Organ perusahaan, dan Organ perusahaan memutuskan sebagai pengganti Direktur Utama (USULAN).</w:t>
             </w:r>
           </w:p>
         </w:tc>
@@ -9314,7 +9412,7 @@
                 <w:sz w:val="24"/>
                 <w:szCs w:val="24"/>
               </w:rPr>
-              <w:t>Karyawan terkait adalah HRGA Officer (JA-12), sehingga Atasan Langsungnya, HR Manager, mengusulkan sekaligus memeriksa</w:t>
+              <w:t>Karyawan terkait adalah HRGA Officer (JA-12), sehingga Atasan Langsungnya, HR Lead, mengusulkan sekaligus memeriksa</w:t>
             </w:r>
           </w:p>
         </w:tc>
@@ -9343,7 +9441,7 @@
                 <w:sz w:val="24"/>
                 <w:szCs w:val="24"/>
               </w:rPr>
-              <w:t>HR Manager mengajukan usulan. Direktur (JA-02) menjalankan langkah HR Manager di butir 6.1 dan 6.4, dan langkah pertama HRGA Officer di butir 6.3 (periksa kelengkapan usulan). HR Manager menjalankan langkah HRGA Officer lainnya di butir 6.3 dan 6.5, dengan berkas usulan diteruskan ke Direktur, kecuali langkah kelima di butir 6.5 (USULAN).</w:t>
+              <w:t>HR Lead mengajukan usulan. Direktur (JA-02) menjalankan langkah HR Lead di butir 6.1 dan 6.4, dan langkah pertama HRGA Officer di butir 6.3 (periksa kelengkapan usulan). Karyawan terkait mengirim tanggapan ke HR Lead, pengganti HRGA Officer di butir 6.3 nomor 4. HR Lead menjalankan langkah HRGA Officer lainnya di butir 6.3 dan 6.5 dan meneruskan berkas usulan ke Direktur, kecuali langkah kelima di butir 6.5 (USULAN).</w:t>
             </w:r>
           </w:p>
         </w:tc>
@@ -9402,7 +9500,7 @@
                 <w:sz w:val="24"/>
                 <w:szCs w:val="24"/>
               </w:rPr>
-              <w:t>HR Manager menjalankan langkah HRGA Officer di butir 6.3 dan 6.5 (USULAN).</w:t>
+              <w:t>HR Lead menjalankan langkah HRGA Officer di butir 6.3 dan 6.5. Karyawan terkait mengirim tanggapan ke HR Lead, dan langkah kelima di butir 6.3 tidak berlaku karena HR Lead sudah memegang berkas usulan (USULAN).</w:t>
             </w:r>
           </w:p>
         </w:tc>
@@ -9461,7 +9559,7 @@
                 <w:sz w:val="24"/>
                 <w:szCs w:val="24"/>
               </w:rPr>
-              <w:t>HR Manager meminta Legal &amp; Compliance (JA-08) meninjau perubahan itu sebelum HR Manager mengirim rekomendasi ke Direktur Utama (USULAN).</w:t>
+              <w:t>HR Lead meminta Legal &amp; Compliance (JA-08) meninjau perubahan itu sebelum HR Lead mengirim rekomendasi ke Direktur Utama (USULAN).</w:t>
             </w:r>
           </w:p>
         </w:tc>
@@ -9520,7 +9618,7 @@
                 <w:sz w:val="24"/>
                 <w:szCs w:val="24"/>
               </w:rPr>
-              <w:t>HR Manager menyertakan usulan penyesuaian kompensasi pada rekomendasi ke Direktur Utama. Penetapan besarnya di luar SOP ini (USULAN).</w:t>
+              <w:t>HR Lead menyertakan usulan penyesuaian kompensasi pada rekomendasi ke Direktur Utama. Penetapan besarnya di luar SOP ini (USULAN).</w:t>
             </w:r>
           </w:p>
         </w:tc>
@@ -9638,7 +9736,7 @@
                 <w:sz w:val="24"/>
                 <w:szCs w:val="24"/>
               </w:rPr>
-              <w:t>HRGA Officer melapor ke HR Manager, lalu HR Manager meminta Direktur Utama memutuskan penundaan tanggal berlaku (USULAN).</w:t>
+              <w:t>HRGA Officer melapor ke HR Lead, lalu HR Lead meminta Direktur Utama memutuskan penundaan tanggal berlaku (USULAN).</w:t>
             </w:r>
           </w:p>
         </w:tc>
@@ -9697,7 +9795,7 @@
           <w:sz w:val="24"/>
           <w:szCs w:val="24"/>
         </w:rPr>
-        <w:t xml:space="preserve">HR Manager selaku pemilik SOP memeriksa kepatuhan terhadap SOP ini dengan membandingkan rekaman di bagian 11 dengan langkah di bagian 6 dan batas waktu di bagian 8 (USULAN).</w:t>
+        <w:t xml:space="preserve">HR Lead selaku pemilik SOP memeriksa kepatuhan terhadap SOP ini dengan membandingkan rekaman di bagian 11 dengan langkah di bagian 6 dan batas waktu di bagian 8 (USULAN).</w:t>
       </w:r>
     </w:p>
     <w:p>
@@ -9721,7 +9819,7 @@
           <w:sz w:val="24"/>
           <w:szCs w:val="24"/>
         </w:rPr>
-        <w:t xml:space="preserve">HR Manager meninjau SOP ini setiap tahun, dan lebih awal bila Direktur Utama menetapkan ambang hasil penilaian kinerja di butir 4.2.</w:t>
+        <w:t xml:space="preserve">HR Lead meninjau SOP ini setiap tahun, dan lebih awal bila Direktur Utama menetapkan ambang hasil penilaian kinerja di butir 4.2.</w:t>
       </w:r>
     </w:p>
     <w:p>
@@ -10257,7 +10355,7 @@
                 <w:sz w:val="24"/>
                 <w:szCs w:val="24"/>
               </w:rPr>
-              <w:t>User Access Control &amp; Authorization: perubahan akses saat mutasi (butir 4.9 dan 6.5).</w:t>
+              <w:t>User Access Control &amp; Authorization: perubahan akses saat perpindahan peran (butir 4.9 dan 6.5).</w:t>
             </w:r>
           </w:p>
         </w:tc>

--- a/out/02_HR/SNX-HR-SOP-11 Demotion (Rev00 DRAFT).docx
+++ b/out/02_HR/SNX-HR-SOP-11 Demotion (Rev00 DRAFT).docx
@@ -2764,7 +2764,7 @@
                 <w:sz w:val="24"/>
                 <w:szCs w:val="24"/>
               </w:rPr>
-              <w:t>Usulan penurunan jabatan beserta bukti dasar dan tanggapan karyawan, yang diteruskan HRGA Officer ke HR Lead (butir 6.3).</w:t>
+              <w:t>Usulan penurunan jabatan beserta bukti dasar dan tanggapan karyawan bila ada, yang diteruskan HRGA Officer ke HR Lead (butir 6.3), atau oleh HR Lead ke Direktur menurut bagian 9.</w:t>
             </w:r>
           </w:p>
         </w:tc>
@@ -3058,7 +3058,7 @@
                 <w:sz w:val="24"/>
                 <w:szCs w:val="24"/>
               </w:rPr>
-              <w:t>Sub divisi Operation menurut SNX-HR-ORG-01: NOC, SOC, serta SD dan PM. SNX-HR-ORG-01 menyatakan susunan ini berstatus (USULAN).</w:t>
+              <w:t>Sub divisi Operation menurut SNX-HR-ORG-01: NOC, SOC, serta SD dan PM. SNX-HR-ORG-01 menyatakan nama jabatan, jenjang, headcount, dan garis lapor ke COO di Divisi Operation berstatus (USULAN).</w:t>
             </w:r>
           </w:p>
         </w:tc>

--- a/out/02_HR/SNX-HR-SOP-11 Demotion (Rev00 DRAFT).docx
+++ b/out/02_HR/SNX-HR-SOP-11 Demotion (Rev00 DRAFT).docx
@@ -217,6 +217,7 @@
     <w:p>
       <w:pPr>
         <w:pStyle w:val="Heading1"/>
+        <w:keepNext/>
         <w:widowControl w:val="0"/>
         <w:spacing w:line="240" w:lineRule="auto"/>
         <w:ind w:right="407" w:firstLine="0"/>
@@ -511,6 +512,10 @@
         <w:gridCol w:w="5850"/>
       </w:tblGrid>
       <w:tr>
+        <w:trPr>
+          <w:cantSplit/>
+          <w:tblHeader/>
+        </w:trPr>
         <w:tc>
           <w:tcPr>
             <w:tcW w:w="3150" w:type="dxa"/>
@@ -523,6 +528,7 @@
           </w:tcPr>
           <w:p>
             <w:pPr>
+              <w:keepNext/>
               <w:widowControl w:val="0"/>
               <w:pBdr>
                 <w:top w:val="nil"/>
@@ -563,6 +569,7 @@
           </w:tcPr>
           <w:p>
             <w:pPr>
+              <w:keepNext/>
               <w:widowControl w:val="0"/>
               <w:pBdr>
                 <w:top w:val="nil"/>
@@ -593,6 +600,9 @@
         </w:tc>
       </w:tr>
       <w:tr>
+        <w:trPr>
+          <w:cantSplit/>
+        </w:trPr>
         <w:tc>
           <w:tcPr>
             <w:tcW w:w="3150" w:type="dxa"/>
@@ -646,6 +656,9 @@
         </w:tc>
       </w:tr>
       <w:tr>
+        <w:trPr>
+          <w:cantSplit/>
+        </w:trPr>
         <w:tc>
           <w:tcPr>
             <w:tcW w:w="3150" w:type="dxa"/>
@@ -699,6 +712,9 @@
         </w:tc>
       </w:tr>
       <w:tr>
+        <w:trPr>
+          <w:cantSplit/>
+        </w:trPr>
         <w:tc>
           <w:tcPr>
             <w:tcW w:w="3150" w:type="dxa"/>
@@ -750,6 +766,9 @@
         </w:tc>
       </w:tr>
       <w:tr>
+        <w:trPr>
+          <w:cantSplit/>
+        </w:trPr>
         <w:tc>
           <w:tcPr>
             <w:tcW w:w="3150" w:type="dxa"/>
@@ -810,6 +829,9 @@
         </w:tc>
       </w:tr>
       <w:tr>
+        <w:trPr>
+          <w:cantSplit/>
+        </w:trPr>
         <w:tc>
           <w:tcPr>
             <w:tcW w:w="3150" w:type="dxa"/>
@@ -861,6 +883,9 @@
         </w:tc>
       </w:tr>
       <w:tr>
+        <w:trPr>
+          <w:cantSplit/>
+        </w:trPr>
         <w:tc>
           <w:tcPr>
             <w:tcW w:w="3150" w:type="dxa"/>
@@ -914,6 +939,9 @@
         </w:tc>
       </w:tr>
       <w:tr>
+        <w:trPr>
+          <w:cantSplit/>
+        </w:trPr>
         <w:tc>
           <w:tcPr>
             <w:tcW w:w="3150" w:type="dxa"/>
@@ -967,6 +995,9 @@
         </w:tc>
       </w:tr>
       <w:tr>
+        <w:trPr>
+          <w:cantSplit/>
+        </w:trPr>
         <w:tc>
           <w:tcPr>
             <w:tcW w:w="3150" w:type="dxa"/>
@@ -1020,6 +1051,9 @@
         </w:tc>
       </w:tr>
       <w:tr>
+        <w:trPr>
+          <w:cantSplit/>
+        </w:trPr>
         <w:tc>
           <w:tcPr>
             <w:tcW w:w="3150" w:type="dxa"/>
@@ -1073,6 +1107,9 @@
         </w:tc>
       </w:tr>
       <w:tr>
+        <w:trPr>
+          <w:cantSplit/>
+        </w:trPr>
         <w:tc>
           <w:tcPr>
             <w:tcW w:w="3150" w:type="dxa"/>
@@ -1126,6 +1163,9 @@
         </w:tc>
       </w:tr>
       <w:tr>
+        <w:trPr>
+          <w:cantSplit/>
+        </w:trPr>
         <w:tc>
           <w:tcPr>
             <w:tcW w:w="3150" w:type="dxa"/>
@@ -1207,6 +1247,7 @@
     <w:p>
       <w:pPr>
         <w:pStyle w:val="Heading1"/>
+        <w:keepNext/>
         <w:widowControl w:val="0"/>
         <w:spacing w:before="816" w:line="240" w:lineRule="auto"/>
         <w:ind w:right="407"/>
@@ -1243,6 +1284,10 @@
         <w:gridCol w:w="3010"/>
       </w:tblGrid>
       <w:tr>
+        <w:trPr>
+          <w:cantSplit/>
+          <w:tblHeader/>
+        </w:trPr>
         <w:tc>
           <w:tcPr>
             <w:tcW w:w="3009" w:type="dxa"/>
@@ -1255,6 +1300,7 @@
           </w:tcPr>
           <w:p>
             <w:pPr>
+              <w:keepNext/>
               <w:widowControl w:val="0"/>
               <w:spacing w:line="240" w:lineRule="auto"/>
               <w:jc w:val="center"/>
@@ -1288,6 +1334,7 @@
           </w:tcPr>
           <w:p>
             <w:pPr>
+              <w:keepNext/>
               <w:widowControl w:val="0"/>
               <w:spacing w:line="240" w:lineRule="auto"/>
               <w:jc w:val="center"/>
@@ -1321,6 +1368,7 @@
           </w:tcPr>
           <w:p>
             <w:pPr>
+              <w:keepNext/>
               <w:widowControl w:val="0"/>
               <w:spacing w:line="240" w:lineRule="auto"/>
               <w:jc w:val="center"/>
@@ -1344,6 +1392,9 @@
         </w:tc>
       </w:tr>
       <w:tr>
+        <w:trPr>
+          <w:cantSplit/>
+        </w:trPr>
         <w:tc>
           <w:tcPr>
             <w:tcW w:w="3009" w:type="dxa"/>
@@ -1392,6 +1443,9 @@
         </w:tc>
       </w:tr>
       <w:tr>
+        <w:trPr>
+          <w:cantSplit/>
+        </w:trPr>
         <w:tc>
           <w:tcPr>
             <w:tcW w:w="3009" w:type="dxa"/>
@@ -1463,6 +1517,9 @@
         </w:tc>
       </w:tr>
       <w:tr>
+        <w:trPr>
+          <w:cantSplit/>
+        </w:trPr>
         <w:tc>
           <w:tcPr>
             <w:tcW w:w="3009" w:type="dxa"/>
@@ -1537,6 +1594,7 @@
     <w:p>
       <w:pPr>
         <w:pStyle w:val="Heading1"/>
+        <w:keepNext/>
         <w:widowControl w:val="0"/>
         <w:spacing w:before="816" w:line="240" w:lineRule="auto"/>
         <w:ind w:right="407"/>
@@ -1578,6 +1636,10 @@
         <w:gridCol w:w="2235"/>
       </w:tblGrid>
       <w:tr>
+        <w:trPr>
+          <w:cantSplit/>
+          <w:tblHeader/>
+        </w:trPr>
         <w:tc>
           <w:tcPr>
             <w:tcW w:w="810" w:type="dxa"/>
@@ -1590,6 +1652,7 @@
           </w:tcPr>
           <w:p>
             <w:pPr>
+              <w:keepNext/>
               <w:widowControl w:val="0"/>
               <w:pBdr>
                 <w:top w:val="nil"/>
@@ -1630,6 +1693,7 @@
           </w:tcPr>
           <w:p>
             <w:pPr>
+              <w:keepNext/>
               <w:widowControl w:val="0"/>
               <w:spacing w:line="240" w:lineRule="auto"/>
               <w:jc w:val="center"/>
@@ -1663,6 +1727,7 @@
           </w:tcPr>
           <w:p>
             <w:pPr>
+              <w:keepNext/>
               <w:widowControl w:val="0"/>
               <w:pBdr>
                 <w:top w:val="nil"/>
@@ -1703,6 +1768,7 @@
           </w:tcPr>
           <w:p>
             <w:pPr>
+              <w:keepNext/>
               <w:widowControl w:val="0"/>
               <w:pBdr>
                 <w:top w:val="nil"/>
@@ -1733,6 +1799,9 @@
         </w:tc>
       </w:tr>
       <w:tr>
+        <w:trPr>
+          <w:cantSplit/>
+        </w:trPr>
         <w:tc>
           <w:tcPr>
             <w:tcW w:w="810" w:type="dxa"/>
@@ -1835,6 +1904,9 @@
         </w:tc>
       </w:tr>
       <w:tr>
+        <w:trPr>
+          <w:cantSplit/>
+        </w:trPr>
         <w:tc>
           <w:tcPr>
             <w:tcW w:w="810" w:type="dxa"/>
@@ -1937,6 +2009,9 @@
         </w:tc>
       </w:tr>
       <w:tr>
+        <w:trPr>
+          <w:cantSplit/>
+        </w:trPr>
         <w:tc>
           <w:tcPr>
             <w:tcW w:w="810" w:type="dxa"/>
@@ -2420,7 +2495,7 @@
           <w:sz w:val="24"/>
           <w:szCs w:val="24"/>
         </w:rPr>
-        <w:t xml:space="preserve">Hasil yang dijaga: setiap penurunan punya dasar yang tercatat, karyawan menerima salinan usulan dan boleh menanggapinya, dan penurunan baru berlaku sesudah keputusan tertulis Direktur Utama.</w:t>
+        <w:t xml:space="preserve">SOP ini memastikan setiap penurunan punya dasar yang tercatat, karyawan menerima salinan usulan dan boleh menanggapinya, serta penurunan baru berlaku setelah ada keputusan tertulis Direktur Utama.</w:t>
       </w:r>
     </w:p>
     <w:p>
@@ -2483,7 +2558,7 @@
           <w:sz w:val="24"/>
           <w:szCs w:val="24"/>
         </w:rPr>
-        <w:t xml:space="preserve">SOP ini berlaku untuk karyawan SINUX yang sedang menjabat dan diusulkan turun ke jabatan atau tingkat posisi yang lebih rendah di SNX-HR-ORG-01, karena penurunan kinerja atau pelanggaran aturan perusahaan. Prosesnya mulai dari laporan atau usulan Atasan Langsung sampai pembaruan data kepegawaian, termasuk penyerahan uraian posisi tujuan. Penurunan tingkat posisi di dalam jabatan yang sama baru bisa berjalan sesudah SINUX menetapkan grading, karena SNX-HR-JA-01 tidak mencantumkan grading (USULAN).</w:t>
+        <w:t xml:space="preserve">SOP ini berlaku untuk karyawan SINUX yang sedang menjabat dan diusulkan turun ke jabatan atau tingkat posisi yang lebih rendah di SNX-HR-ORG-01, karena penurunan kinerja atau pelanggaran aturan perusahaan. Cakupannya mulai dari laporan atau usulan Atasan Langsung sampai pembaruan data kepegawaian, termasuk penyerahan uraian posisi tujuan. Penurunan tingkat posisi di dalam jabatan yang sama baru bisa berjalan setelah SINUX menetapkan grading, karena SNX-HR-JA-01 tidak mencantumkan grading (USULAN).</w:t>
       </w:r>
     </w:p>
     <w:p>
@@ -2507,7 +2582,7 @@
           <w:sz w:val="24"/>
           <w:szCs w:val="24"/>
         </w:rPr>
-        <w:t xml:space="preserve">Dikecualikan dari SOP ini: kenaikan jabatan (SNX-HR-SOP-10); rotasi (SNX-HR-SOP-12); mutasi (SNX-HR-SOP-13); pengakhiran hubungan kerja (SOP Employee Offboarding, dalam peninjauan); sanksi disiplin selain penurunan jabatan (USULAN); penetapan besarnya gaji dan tunjangan di posisi tujuan (USULAN); penurunan jabatan Direktur Utama (JA-01), karena SNX-HR-JA-01 menaruh atasan jabatan itu pada organ perusahaan menurut anggaran dasar (USULAN).</w:t>
+        <w:t xml:space="preserve">Dikecualikan dari SOP ini: kenaikan jabatan (SNX-HR-SOP-10), rotasi (SNX-HR-SOP-12), mutasi (SNX-HR-SOP-13), dan pengakhiran hubungan kerja (SOP Employee Offboarding, dalam review). Juga dikecualikan: sanksi disiplin selain penurunan jabatan (USULAN); penetapan besarnya gaji dan tunjangan di posisi tujuan (USULAN); serta penurunan jabatan Direktur Utama (JA-01), karena menurut SNX-HR-JA-01 atasan jabatan itu adalah organ perusahaan sesuai anggaran dasar (USULAN).</w:t>
       </w:r>
     </w:p>
     <w:p>
@@ -2531,12 +2606,13 @@
           <w:sz w:val="24"/>
           <w:szCs w:val="24"/>
         </w:rPr>
-        <w:t xml:space="preserve">Batas rotasi dan mutasi: perpindahan sementara untuk penyegaran atau pengembangan keterampilan, dalam unit kerja dan tingkatan jabatan yang sama, dengan karyawan kembali ke tugas semula sesudah masa rotasi, adalah rotasi (SNX-HR-SOP-12). Perpindahan menetap karena kebutuhan organisasi ke unit kerja, sub divisi Operation (NOC, SOC, serta SD dan PM), atau lokasi operasional lain adalah mutasi (SNX-HR-SOP-13) (USULAN).</w:t>
+        <w:t xml:space="preserve">Batas rotasi dan mutasi: rotasi (SNX-HR-SOP-12) adalah perpindahan sementara dalam unit kerja dan tingkatan jabatan yang sama untuk penyegaran atau pengembangan keterampilan, dan karyawan kembali ke tugas semula setelah masa rotasi. Mutasi (SNX-HR-SOP-13) adalah perpindahan menetap karena kebutuhan organisasi ke unit kerja, sub divisi Operation (NOC, SOC, serta SD dan PM), atau lokasi operasional lain (USULAN).</w:t>
       </w:r>
     </w:p>
     <w:p>
       <w:pPr>
         <w:pStyle w:val="Heading1"/>
+        <w:keepNext/>
         <w:numPr>
           <w:ilvl w:val="0"/>
           <w:numId w:val="7"/>
@@ -2571,6 +2647,8 @@
       </w:tblGrid>
       <w:tr>
         <w:trPr>
+          <w:cantSplit/>
+          <w:tblHeader/>
           <w:jc w:val="center"/>
         </w:trPr>
         <w:tc>
@@ -2580,6 +2658,7 @@
           </w:tcPr>
           <w:p>
             <w:pPr>
+              <w:keepNext/>
               <w:jc w:val="center"/>
               <w:rPr>
                 <w:sz w:val="24"/>
@@ -2604,6 +2683,7 @@
           </w:tcPr>
           <w:p>
             <w:pPr>
+              <w:keepNext/>
               <w:jc w:val="center"/>
               <w:rPr>
                 <w:sz w:val="24"/>
@@ -2624,6 +2704,7 @@
       </w:tr>
       <w:tr>
         <w:trPr>
+          <w:cantSplit/>
           <w:jc w:val="center"/>
         </w:trPr>
         <w:tc>
@@ -2673,6 +2754,7 @@
       </w:tr>
       <w:tr>
         <w:trPr>
+          <w:cantSplit/>
           <w:jc w:val="center"/>
         </w:trPr>
         <w:tc>
@@ -2722,6 +2804,7 @@
       </w:tr>
       <w:tr>
         <w:trPr>
+          <w:cantSplit/>
           <w:jc w:val="center"/>
         </w:trPr>
         <w:tc>
@@ -2764,13 +2847,14 @@
                 <w:sz w:val="24"/>
                 <w:szCs w:val="24"/>
               </w:rPr>
-              <w:t>Usulan penurunan jabatan beserta bukti dasar dan tanggapan karyawan bila ada, yang diteruskan HRGA Officer ke HR Lead (butir 6.3), atau oleh HR Lead ke Direktur menurut bagian 9.</w:t>
+              <w:t>Usulan penurunan jabatan beserta bukti dasar dan tanggapan karyawan jika ada, yang diteruskan HRGA Officer ke HR Lead, atau diteruskan HR Lead ke Direktur menurut bagian 9.</w:t>
             </w:r>
           </w:p>
         </w:tc>
       </w:tr>
       <w:tr>
         <w:trPr>
+          <w:cantSplit/>
           <w:jc w:val="center"/>
         </w:trPr>
         <w:tc>
@@ -2820,6 +2904,7 @@
       </w:tr>
       <w:tr>
         <w:trPr>
+          <w:cantSplit/>
           <w:jc w:val="center"/>
         </w:trPr>
         <w:tc>
@@ -2869,6 +2954,7 @@
       </w:tr>
       <w:tr>
         <w:trPr>
+          <w:cantSplit/>
           <w:jc w:val="center"/>
         </w:trPr>
         <w:tc>
@@ -2911,13 +2997,14 @@
                 <w:sz w:val="24"/>
                 <w:szCs w:val="24"/>
               </w:rPr>
-              <w:t>Satuan batas waktu di bagian 8, tidak termasuk hari libur resmi (USULAN).</w:t>
+              <w:t>Satuan batas waktu dalam SOP ini; hari libur resmi tidak dihitung (USULAN).</w:t>
             </w:r>
           </w:p>
         </w:tc>
       </w:tr>
       <w:tr>
         <w:trPr>
+          <w:cantSplit/>
           <w:jc w:val="center"/>
         </w:trPr>
         <w:tc>
@@ -2967,6 +3054,7 @@
       </w:tr>
       <w:tr>
         <w:trPr>
+          <w:cantSplit/>
           <w:jc w:val="center"/>
         </w:trPr>
         <w:tc>
@@ -3016,6 +3104,7 @@
       </w:tr>
       <w:tr>
         <w:trPr>
+          <w:cantSplit/>
           <w:jc w:val="center"/>
         </w:trPr>
         <w:tc>
@@ -3065,6 +3154,7 @@
       </w:tr>
       <w:tr>
         <w:trPr>
+          <w:cantSplit/>
           <w:jc w:val="center"/>
         </w:trPr>
         <w:tc>
@@ -3114,6 +3204,7 @@
       </w:tr>
       <w:tr>
         <w:trPr>
+          <w:cantSplit/>
           <w:jc w:val="center"/>
         </w:trPr>
         <w:tc>
@@ -3163,6 +3254,7 @@
       </w:tr>
       <w:tr>
         <w:trPr>
+          <w:cantSplit/>
           <w:jc w:val="center"/>
         </w:trPr>
         <w:tc>
@@ -3212,6 +3304,7 @@
       </w:tr>
       <w:tr>
         <w:trPr>
+          <w:cantSplit/>
           <w:jc w:val="center"/>
         </w:trPr>
         <w:tc>
@@ -3261,6 +3354,7 @@
       </w:tr>
       <w:tr>
         <w:trPr>
+          <w:cantSplit/>
           <w:jc w:val="center"/>
         </w:trPr>
         <w:tc>
@@ -3310,6 +3404,7 @@
       </w:tr>
       <w:tr>
         <w:trPr>
+          <w:cantSplit/>
           <w:jc w:val="center"/>
         </w:trPr>
         <w:tc>
@@ -3359,6 +3454,7 @@
       </w:tr>
       <w:tr>
         <w:trPr>
+          <w:cantSplit/>
           <w:jc w:val="center"/>
         </w:trPr>
         <w:tc>
@@ -3408,6 +3504,7 @@
       </w:tr>
       <w:tr>
         <w:trPr>
+          <w:cantSplit/>
           <w:jc w:val="center"/>
         </w:trPr>
         <w:tc>
@@ -3450,13 +3547,14 @@
                 <w:sz w:val="24"/>
                 <w:szCs w:val="24"/>
               </w:rPr>
-              <w:t>Posisi yang akan dipegang karyawan terkait sesudah penurunan jabatan.</w:t>
+              <w:t>Posisi yang akan dipegang karyawan terkait setelah penurunan jabatan.</w:t>
             </w:r>
           </w:p>
         </w:tc>
       </w:tr>
       <w:tr>
         <w:trPr>
+          <w:cantSplit/>
           <w:jc w:val="center"/>
         </w:trPr>
         <w:tc>
@@ -3506,6 +3604,7 @@
       </w:tr>
       <w:tr>
         <w:trPr>
+          <w:cantSplit/>
           <w:jc w:val="center"/>
         </w:trPr>
         <w:tc>
@@ -3555,6 +3654,7 @@
       </w:tr>
       <w:tr>
         <w:trPr>
+          <w:cantSplit/>
           <w:jc w:val="center"/>
         </w:trPr>
         <w:tc>
@@ -3604,6 +3704,7 @@
       </w:tr>
       <w:tr>
         <w:trPr>
+          <w:cantSplit/>
           <w:jc w:val="center"/>
         </w:trPr>
         <w:tc>
@@ -3653,6 +3754,7 @@
       </w:tr>
       <w:tr>
         <w:trPr>
+          <w:cantSplit/>
           <w:jc w:val="center"/>
         </w:trPr>
         <w:tc>
@@ -3702,6 +3804,7 @@
       </w:tr>
       <w:tr>
         <w:trPr>
+          <w:cantSplit/>
           <w:jc w:val="center"/>
         </w:trPr>
         <w:tc>
@@ -3802,7 +3905,7 @@
           <w:sz w:val="24"/>
           <w:szCs w:val="24"/>
         </w:rPr>
-        <w:t xml:space="preserve">4.1 Dasar penurunan (ISO 9001:2015 7.2; ISO/IEC 27001:2022 Annex A 6.4): penurunan jabatan hanya didasarkan pada penurunan kinerja atau pelanggaran aturan perusahaan. HRGA Officer tidak menerima usulan atas dasar lain lewat SOP ini (USULAN). Setiap usulan melampirkan bukti dasar (butir 6.3).</w:t>
+        <w:t xml:space="preserve">4.1 Dasar penurunan (ISO 9001:2015 7.2; ISO/IEC 27001:2022 Annex A 6.4): penurunan jabatan hanya didasarkan pada penurunan kinerja atau pelanggaran aturan perusahaan. Setiap usulan melampirkan bukti dasar. HRGA Officer tidak menerima usulan atas dasar lain melalui SOP ini (USULAN).</w:t>
       </w:r>
     </w:p>
     <w:p>
@@ -3850,7 +3953,7 @@
           <w:sz w:val="24"/>
           <w:szCs w:val="24"/>
         </w:rPr>
-        <w:t xml:space="preserve">4.3 Pelanggaran aturan perusahaan (ISO/IEC 27001:2022 Annex A 6.4): HR Lead memeriksa dugaan pelanggaran secara objektif, sesuai uraian jabatan JA-14 di SNX-HR-JA-01 (butir 7). Atasan Langsung hanya mengajukan usulan atas dasar pelanggaran bila pemeriksaan menyimpulkan pelanggaran terbukti (USULAN).</w:t>
+        <w:t xml:space="preserve">4.3 Pelanggaran aturan perusahaan (ISO/IEC 27001:2022 Annex A 6.4): HR Lead memeriksa dugaan pelanggaran secara objektif, sesuai uraian jabatan JA-14 di SNX-HR-JA-01 (butir 7). Atasan Langsung hanya mengajukan usulan atas dasar pelanggaran jika pemeriksaan menyimpulkan pelanggaran terbukti (USULAN).</w:t>
       </w:r>
     </w:p>
     <w:p>
@@ -3874,7 +3977,7 @@
           <w:sz w:val="24"/>
           <w:szCs w:val="24"/>
         </w:rPr>
-        <w:t xml:space="preserve">4.4 Pemisahan peran (ISO 9001:2015 5.3): Atasan Langsung mengusulkan, HR Lead memeriksa dan merekomendasikan, lalu Direktur Utama menetapkan keputusan (USULAN). HRGA Officer memeriksa kelengkapan usulan, meneruskan berkas usulan ke HR Lead, dan mengarsipkan rekaman (butir 6.3 dan 6.5). Bila satu peran akan mengusulkan sekaligus memutuskan, atau memeriksa usulannya sendiri, bagian 9 menetapkan peran pengganti (USULAN).</w:t>
+        <w:t xml:space="preserve">4.4 Pemisahan peran (ISO 9001:2015 5.3): Atasan Langsung mengusulkan, HR Lead memeriksa dan merekomendasikan, lalu Direktur Utama menetapkan keputusan (USULAN). HRGA Officer memeriksa kelengkapan usulan, meneruskan berkas usulan ke HR Lead, dan mengarsipkan record. Jika satu peran akan mengusulkan sekaligus memutuskan, atau memeriksa usulannya sendiri, peran penggantinya ditetapkan di bagian 9 (USULAN).</w:t>
       </w:r>
     </w:p>
     <w:p>
@@ -3898,7 +4001,7 @@
           <w:sz w:val="24"/>
           <w:szCs w:val="24"/>
         </w:rPr>
-        <w:t xml:space="preserve">4.5 Hak menanggapi (ISO/IEC 27001:2022 Annex A 6.4): karyawan terkait menerima salinan usulan beserta bukti dasar dan boleh mengirim tanggapan karyawan sebelum HR Lead menyimpulkan dasar penurunan. HR Lead melampirkan tanggapan itu pada rekomendasi (butir 6.3 dan 6.4) (USULAN).</w:t>
+        <w:t xml:space="preserve">4.5 Hak menanggapi (ISO/IEC 27001:2022 Annex A 6.4): karyawan terkait menerima salinan usulan beserta bukti dasar dan boleh mengirim tanggapan karyawan sebelum HR Lead menyimpulkan dasar penurunan. HR Lead melampirkan tanggapan itu pada rekomendasi (USULAN).</w:t>
       </w:r>
     </w:p>
     <w:p>
@@ -3922,7 +4025,7 @@
           <w:sz w:val="24"/>
           <w:szCs w:val="24"/>
         </w:rPr>
-        <w:t xml:space="preserve">4.6 Persetujuan tertulis (ISO 9001:2015 5.3): SNX-HR-JA-01 butir 4.5 menyatakan perubahan kontrak serta pengangkatan atau pemutusan hubungan kerja mengikuti delegasi dan persetujuan tertulis yang berlaku. SOP ini memperlakukan penurunan jabatan sama: penurunan berlaku hanya sesudah keputusan tertulis Direktur Utama, dan tanggal berlaku tidak mendahului tanggal keputusan (USULAN).</w:t>
+        <w:t xml:space="preserve">4.6 Persetujuan tertulis (ISO 9001:2015 5.3): menurut SNX-HR-JA-01 butir 4.5, perubahan kontrak serta pengangkatan atau pemutusan hubungan kerja mengikuti delegasi dan persetujuan tertulis yang berlaku. Penurunan jabatan mengikuti ketentuan yang sama dan baru berlaku setelah ada keputusan tertulis Direktur Utama; tanggal berlaku tidak mendahului tanggal keputusan (USULAN).</w:t>
       </w:r>
     </w:p>
     <w:p>
@@ -3946,7 +4049,7 @@
           <w:sz w:val="24"/>
           <w:szCs w:val="24"/>
         </w:rPr>
-        <w:t xml:space="preserve">4.7 Wewenang di posisi tujuan (ISO 9001:2015 5.3; ISO/IEC 27001:2022 Annex A 5.2): sejak tanggal berlaku, karyawan terkait menjalankan tugas dan wewenang posisi tujuan menurut SNX-HR-JA-01. Wewenang posisi sekarang yang tidak ada di posisi tujuan berhenti pada tanggal berlaku (USULAN). Hak tanda tangan kontrak dan otorisasi keuangan mengikuti Authority Matrix (SNX-HR-JA-01 butir 4.4).</w:t>
+        <w:t xml:space="preserve">4.7 Wewenang di posisi tujuan (ISO 9001:2015 5.3; ISO/IEC 27001:2022 Annex A 5.2): hak tanda tangan kontrak dan otorisasi keuangan mengikuti Authority Matrix (SNX-HR-JA-01 butir 4.4). Sejak tanggal berlaku, karyawan terkait menjalankan tugas dan wewenang posisi tujuan menurut SNX-HR-JA-01. Wewenang posisi sekarang yang tidak ada di posisi tujuan berhenti pada tanggal itu (USULAN).</w:t>
       </w:r>
     </w:p>
     <w:p>
@@ -3970,7 +4073,7 @@
           <w:sz w:val="24"/>
           <w:szCs w:val="24"/>
         </w:rPr>
-        <w:t xml:space="preserve">4.8 Komunikasi tanggung jawab (ISO 9001:2015 5.3): karyawan terkait menerima uraian posisi tujuan dan mengonfirmasi secara tertulis bahwa ia memahaminya sebelum tanggal berlaku (butir 6.5) (USULAN).</w:t>
+        <w:t xml:space="preserve">4.8 Komunikasi tanggung jawab (ISO 9001:2015 5.3): sebelum tanggal berlaku, karyawan terkait menerima uraian posisi tujuan dan mengonfirmasi secara tertulis bahwa ia sudah memahaminya (USULAN).</w:t>
       </w:r>
     </w:p>
     <w:p>
@@ -3994,7 +4097,7 @@
           <w:sz w:val="24"/>
           <w:szCs w:val="24"/>
         </w:rPr>
-        <w:t xml:space="preserve">4.9 Hak akses (ISO/IEC 27001:2022 Annex A 5.18 dan 6.5): SNX-ISMS-SOP-02 memakai kata mutasi untuk perpindahan peran seseorang, berbeda dari arti mutasi pada kalimat batas di bagian 2. Penurunan jabatan termasuk perpindahan peran itu. Atasan Langsung mengajukan perubahan hak akses lewat prosedur itu, yang juga mengatur pencabutan hak akses lama yang tidak relevan (butir 6.5).</w:t>
+        <w:t xml:space="preserve">4.9 Hak akses (ISO/IEC 27001:2022 Annex A 5.18 dan 6.5): SNX-ISMS-SOP-02 memakai kata mutasi untuk perpindahan peran seseorang, berbeda dari arti mutasi pada kalimat batas di bagian 2. Penurunan jabatan termasuk perpindahan peran itu. Atasan Langsung mengajukan perubahan hak akses melalui prosedur itu, yang juga mengatur pencabutan hak akses lama yang tidak relevan (butir 6.5).</w:t>
       </w:r>
     </w:p>
     <w:p>
@@ -4018,12 +4121,13 @@
           <w:sz w:val="24"/>
           <w:szCs w:val="24"/>
         </w:rPr>
-        <w:t xml:space="preserve">4.10 Rekaman dan klasifikasi (ISO 9001:2015 7.5.3; ISO/IEC 27001:2022 Annex A 5.33 dan 5.34): HRGA Officer mengarsipkan rekaman penurunan jabatan di personal file (butir 6.5). Rekaman itu memuat data karyawan dan berklasifikasi RESTRICTED (Internal) menurut SNX-ISMS-PRO-01 (USULAN). HR Lead mengendalikan akses ke informasi personal (SNX-HR-JA-01, JA-14, wewenang butir 6). Lokasi, pemilik, dan retensi ada di tabel bagian 11.</w:t>
+        <w:t xml:space="preserve">4.10 Record (rekaman) dan klasifikasi (ISO 9001:2015 7.5.3; ISO/IEC 27001:2022 Annex A 5.33 dan 5.34): HRGA Officer mengarsipkan record penurunan jabatan di personal file. HR Lead mengendalikan akses ke informasi personal (SNX-HR-JA-01, JA-14, wewenang butir 6). Karena memuat data karyawan, record itu berklasifikasi RESTRICTED (Internal) menurut SNX-ISMS-PRO-01 (USULAN).</w:t>
       </w:r>
     </w:p>
     <w:p>
       <w:pPr>
         <w:pStyle w:val="Heading1"/>
+        <w:keepNext/>
         <w:numPr>
           <w:ilvl w:val="0"/>
           <w:numId w:val="7"/>
@@ -4051,6 +4155,8 @@
       </w:tblGrid>
       <w:tr>
         <w:trPr>
+          <w:cantSplit/>
+          <w:tblHeader/>
           <w:jc w:val="center"/>
         </w:trPr>
         <w:tc>
@@ -4067,6 +4173,7 @@
           </w:tcPr>
           <w:p>
             <w:pPr>
+              <w:keepNext/>
               <w:jc w:val="center"/>
               <w:rPr>
                 <w:sz w:val="24"/>
@@ -4098,6 +4205,7 @@
           </w:tcPr>
           <w:p>
             <w:pPr>
+              <w:keepNext/>
               <w:jc w:val="center"/>
               <w:rPr>
                 <w:sz w:val="24"/>
@@ -4129,6 +4237,7 @@
           </w:tcPr>
           <w:p>
             <w:pPr>
+              <w:keepNext/>
               <w:jc w:val="center"/>
               <w:rPr>
                 <w:sz w:val="24"/>
@@ -4149,6 +4258,7 @@
       </w:tr>
       <w:tr>
         <w:trPr>
+          <w:cantSplit/>
           <w:jc w:val="center"/>
         </w:trPr>
         <w:tc>
@@ -4194,19 +4304,19 @@
           </w:tcPr>
           <w:p>
             <w:pPr>
-              <w:jc w:val="both"/>
-              <w:rPr>
-                <w:sz w:val="24"/>
-                <w:szCs w:val="24"/>
-              </w:rPr>
-            </w:pPr>
-            <w:r>
-              <w:rPr>
-                <w:b w:val="0"/>
-                <w:sz w:val="24"/>
-                <w:szCs w:val="24"/>
-              </w:rPr>
-              <w:t>Pemilik SOP. Memeriksa dugaan pelanggaran, menyimpulkan dasar penurunan, merekomendasikan keputusan ke Direktur Utama, menyampaikan keputusan, dan memperbarui SNX-HR-ORG-01 serta SNX-HR-JA-01 (butir 6.1, 6.4, dan 6.5).</w:t>
+              <w:jc w:val="left"/>
+              <w:rPr>
+                <w:sz w:val="24"/>
+                <w:szCs w:val="24"/>
+              </w:rPr>
+            </w:pPr>
+            <w:r>
+              <w:rPr>
+                <w:b w:val="0"/>
+                <w:sz w:val="24"/>
+                <w:szCs w:val="24"/>
+              </w:rPr>
+              <w:t>Pemilik SOP. Memeriksa dugaan pelanggaran, menyimpulkan dasar penurunan, merekomendasikan keputusan ke Direktur Utama, menyampaikan keputusan, dan memperbarui SNX-HR-ORG-01 serta SNX-HR-JA-01.</w:t>
             </w:r>
           </w:p>
         </w:tc>
@@ -4224,25 +4334,26 @@
           </w:tcPr>
           <w:p>
             <w:pPr>
-              <w:jc w:val="both"/>
-              <w:rPr>
-                <w:sz w:val="24"/>
-                <w:szCs w:val="24"/>
-              </w:rPr>
-            </w:pPr>
-            <w:r>
-              <w:rPr>
-                <w:b w:val="0"/>
-                <w:sz w:val="24"/>
-                <w:szCs w:val="24"/>
-              </w:rPr>
-              <w:t>Merekomendasikan keputusan kepada Direktur Utama dan tidak memutuskan penurunan jabatan, mengikuti wewenang JA-14 di SNX-HR-JA-01 untuk salary action dan disciplinary action (USULAN).</w:t>
+              <w:jc w:val="left"/>
+              <w:rPr>
+                <w:sz w:val="24"/>
+                <w:szCs w:val="24"/>
+              </w:rPr>
+            </w:pPr>
+            <w:r>
+              <w:rPr>
+                <w:b w:val="0"/>
+                <w:sz w:val="24"/>
+                <w:szCs w:val="24"/>
+              </w:rPr>
+              <w:t>Merekomendasikan keputusan kepada Direktur Utama dan tidak memutuskan penurunan jabatan, sesuai wewenang JA-14 di SNX-HR-JA-01 untuk salary action dan disciplinary action (USULAN).</w:t>
             </w:r>
           </w:p>
         </w:tc>
       </w:tr>
       <w:tr>
         <w:trPr>
+          <w:cantSplit/>
           <w:jc w:val="center"/>
         </w:trPr>
         <w:tc>
@@ -4288,19 +4399,19 @@
           </w:tcPr>
           <w:p>
             <w:pPr>
-              <w:jc w:val="both"/>
-              <w:rPr>
-                <w:sz w:val="24"/>
-                <w:szCs w:val="24"/>
-              </w:rPr>
-            </w:pPr>
-            <w:r>
-              <w:rPr>
-                <w:b w:val="0"/>
-                <w:sz w:val="24"/>
-                <w:szCs w:val="24"/>
-              </w:rPr>
-              <w:t>Memeriksa kelengkapan usulan, melampirkan bukti dasar, menyerahkan salinan usulan ke karyawan terkait, meneruskan berkas usulan ke HR Lead, memberikan uraian posisi tujuan, memperbarui data kepegawaian, mengarsipkan rekaman di personal file, dan memberi tahu Atasan Langsung tentang perubahan posisi (butir 6.3 dan 6.5).</w:t>
+              <w:jc w:val="left"/>
+              <w:rPr>
+                <w:sz w:val="24"/>
+                <w:szCs w:val="24"/>
+              </w:rPr>
+            </w:pPr>
+            <w:r>
+              <w:rPr>
+                <w:b w:val="0"/>
+                <w:sz w:val="24"/>
+                <w:szCs w:val="24"/>
+              </w:rPr>
+              <w:t>Memeriksa kelengkapan usulan, melampirkan bukti dasar, menyerahkan salinan usulan ke karyawan terkait, meneruskan berkas usulan ke HR Lead, memberikan uraian posisi tujuan, memperbarui data kepegawaian, mengarsipkan record di personal file, dan memberi tahu Atasan Langsung tentang perubahan posisi.</w:t>
             </w:r>
           </w:p>
         </w:tc>
@@ -4318,7 +4429,7 @@
           </w:tcPr>
           <w:p>
             <w:pPr>
-              <w:jc w:val="both"/>
+              <w:jc w:val="left"/>
               <w:rPr>
                 <w:sz w:val="24"/>
                 <w:szCs w:val="24"/>
@@ -4337,6 +4448,7 @@
       </w:tr>
       <w:tr>
         <w:trPr>
+          <w:cantSplit/>
           <w:jc w:val="center"/>
         </w:trPr>
         <w:tc>
@@ -4382,19 +4494,19 @@
           </w:tcPr>
           <w:p>
             <w:pPr>
-              <w:jc w:val="both"/>
-              <w:rPr>
-                <w:sz w:val="24"/>
-                <w:szCs w:val="24"/>
-              </w:rPr>
-            </w:pPr>
-            <w:r>
-              <w:rPr>
-                <w:b w:val="0"/>
-                <w:sz w:val="24"/>
-                <w:szCs w:val="24"/>
-              </w:rPr>
-              <w:t>Memutuskan usulan penurunan jabatan: setujui atau tolak, dan menetapkan tanggal berlaku (butir 6.4). Menetapkan ambang hasil penilaian kinerja di butir 4.2 (USULAN).</w:t>
+              <w:jc w:val="left"/>
+              <w:rPr>
+                <w:sz w:val="24"/>
+                <w:szCs w:val="24"/>
+              </w:rPr>
+            </w:pPr>
+            <w:r>
+              <w:rPr>
+                <w:b w:val="0"/>
+                <w:sz w:val="24"/>
+                <w:szCs w:val="24"/>
+              </w:rPr>
+              <w:t>Memutuskan usulan penurunan jabatan (setujui atau tolak) dan menetapkan tanggal berlaku. Menetapkan ambang hasil penilaian kinerja di butir 4.2 (USULAN).</w:t>
             </w:r>
           </w:p>
         </w:tc>
@@ -4412,7 +4524,7 @@
           </w:tcPr>
           <w:p>
             <w:pPr>
-              <w:jc w:val="both"/>
+              <w:jc w:val="left"/>
               <w:rPr>
                 <w:sz w:val="24"/>
                 <w:szCs w:val="24"/>
@@ -4431,6 +4543,7 @@
       </w:tr>
       <w:tr>
         <w:trPr>
+          <w:cantSplit/>
           <w:jc w:val="center"/>
         </w:trPr>
         <w:tc>
@@ -4476,19 +4589,19 @@
           </w:tcPr>
           <w:p>
             <w:pPr>
-              <w:jc w:val="both"/>
-              <w:rPr>
-                <w:sz w:val="24"/>
-                <w:szCs w:val="24"/>
-              </w:rPr>
-            </w:pPr>
-            <w:r>
-              <w:rPr>
-                <w:b w:val="0"/>
-                <w:sz w:val="24"/>
-                <w:szCs w:val="24"/>
-              </w:rPr>
-              <w:t>Menjalankan langkah HR Lead di butir 6.1 dan 6.4, dan langkah pertama HRGA Officer di butir 6.3, bila Atasan Langsung karyawan terkait adalah HR Lead (bagian 9) (USULAN).</w:t>
+              <w:jc w:val="left"/>
+              <w:rPr>
+                <w:sz w:val="24"/>
+                <w:szCs w:val="24"/>
+              </w:rPr>
+            </w:pPr>
+            <w:r>
+              <w:rPr>
+                <w:b w:val="0"/>
+                <w:sz w:val="24"/>
+                <w:szCs w:val="24"/>
+              </w:rPr>
+              <w:t>Jika Atasan Langsung karyawan terkait adalah HR Lead, menjalankan langkah HR Lead di butir 6.1 dan 6.4 serta langkah pertama HRGA Officer di butir 6.3 (USULAN).</w:t>
             </w:r>
           </w:p>
         </w:tc>
@@ -4506,7 +4619,7 @@
           </w:tcPr>
           <w:p>
             <w:pPr>
-              <w:jc w:val="both"/>
+              <w:jc w:val="left"/>
               <w:rPr>
                 <w:sz w:val="24"/>
                 <w:szCs w:val="24"/>
@@ -4525,6 +4638,7 @@
       </w:tr>
       <w:tr>
         <w:trPr>
+          <w:cantSplit/>
           <w:jc w:val="center"/>
         </w:trPr>
         <w:tc>
@@ -4570,19 +4684,19 @@
           </w:tcPr>
           <w:p>
             <w:pPr>
-              <w:jc w:val="both"/>
-              <w:rPr>
-                <w:sz w:val="24"/>
-                <w:szCs w:val="24"/>
-              </w:rPr>
-            </w:pPr>
-            <w:r>
-              <w:rPr>
-                <w:b w:val="0"/>
-                <w:sz w:val="24"/>
-                <w:szCs w:val="24"/>
-              </w:rPr>
-              <w:t>Memutuskan usulan penurunan jabatan Direktur (JA-02) sebagai pengganti Direktur Utama (bagian 9) (USULAN).</w:t>
+              <w:jc w:val="left"/>
+              <w:rPr>
+                <w:sz w:val="24"/>
+                <w:szCs w:val="24"/>
+              </w:rPr>
+            </w:pPr>
+            <w:r>
+              <w:rPr>
+                <w:b w:val="0"/>
+                <w:sz w:val="24"/>
+                <w:szCs w:val="24"/>
+              </w:rPr>
+              <w:t>Memutuskan usulan penurunan jabatan Direktur (JA-02) sebagai pengganti Direktur Utama (USULAN).</w:t>
             </w:r>
           </w:p>
         </w:tc>
@@ -4600,7 +4714,7 @@
           </w:tcPr>
           <w:p>
             <w:pPr>
-              <w:jc w:val="both"/>
+              <w:jc w:val="left"/>
               <w:rPr>
                 <w:sz w:val="24"/>
                 <w:szCs w:val="24"/>
@@ -4619,6 +4733,7 @@
       </w:tr>
       <w:tr>
         <w:trPr>
+          <w:cantSplit/>
           <w:jc w:val="center"/>
         </w:trPr>
         <w:tc>
@@ -4664,19 +4779,19 @@
           </w:tcPr>
           <w:p>
             <w:pPr>
-              <w:jc w:val="both"/>
-              <w:rPr>
-                <w:sz w:val="24"/>
-                <w:szCs w:val="24"/>
-              </w:rPr>
-            </w:pPr>
-            <w:r>
-              <w:rPr>
-                <w:b w:val="0"/>
-                <w:sz w:val="24"/>
-                <w:szCs w:val="24"/>
-              </w:rPr>
-              <w:t>Melaporkan dugaan pelanggaran, memilih posisi tujuan, mengisi dan mengirim usulan penurunan jabatan, menerima pemberitahuan keputusan, dan mengajukan perubahan hak akses menurut SNX-ISMS-SOP-02 (butir 6.1, 6.2, dan 6.5).</w:t>
+              <w:jc w:val="left"/>
+              <w:rPr>
+                <w:sz w:val="24"/>
+                <w:szCs w:val="24"/>
+              </w:rPr>
+            </w:pPr>
+            <w:r>
+              <w:rPr>
+                <w:b w:val="0"/>
+                <w:sz w:val="24"/>
+                <w:szCs w:val="24"/>
+              </w:rPr>
+              <w:t>Melaporkan dugaan pelanggaran, memilih posisi tujuan, mengisi dan mengirim usulan penurunan jabatan, menerima pemberitahuan keputusan, dan mengajukan perubahan hak akses menurut SNX-ISMS-SOP-02.</w:t>
             </w:r>
           </w:p>
         </w:tc>
@@ -4694,7 +4809,7 @@
           </w:tcPr>
           <w:p>
             <w:pPr>
-              <w:jc w:val="both"/>
+              <w:jc w:val="left"/>
               <w:rPr>
                 <w:sz w:val="24"/>
                 <w:szCs w:val="24"/>
@@ -4713,6 +4828,7 @@
       </w:tr>
       <w:tr>
         <w:trPr>
+          <w:cantSplit/>
           <w:jc w:val="center"/>
         </w:trPr>
         <w:tc>
@@ -4758,19 +4874,19 @@
           </w:tcPr>
           <w:p>
             <w:pPr>
-              <w:jc w:val="both"/>
-              <w:rPr>
-                <w:sz w:val="24"/>
-                <w:szCs w:val="24"/>
-              </w:rPr>
-            </w:pPr>
-            <w:r>
-              <w:rPr>
-                <w:b w:val="0"/>
-                <w:sz w:val="24"/>
-                <w:szCs w:val="24"/>
-              </w:rPr>
-              <w:t>Mengirim tanggapan karyawan atas usulan ke HRGA Officer, menerima uraian posisi tujuan, dan mengonfirmasi secara tertulis bahwa ia memahaminya (butir 6.3 dan 6.5) (USULAN).</w:t>
+              <w:jc w:val="left"/>
+              <w:rPr>
+                <w:sz w:val="24"/>
+                <w:szCs w:val="24"/>
+              </w:rPr>
+            </w:pPr>
+            <w:r>
+              <w:rPr>
+                <w:b w:val="0"/>
+                <w:sz w:val="24"/>
+                <w:szCs w:val="24"/>
+              </w:rPr>
+              <w:t>Mengirim tanggapan karyawan atas usulan ke HRGA Officer, menerima uraian posisi tujuan, lalu mengonfirmasi secara tertulis bahwa ia memahaminya (USULAN).</w:t>
             </w:r>
           </w:p>
         </w:tc>
@@ -4788,7 +4904,7 @@
           </w:tcPr>
           <w:p>
             <w:pPr>
-              <w:jc w:val="both"/>
+              <w:jc w:val="left"/>
               <w:rPr>
                 <w:sz w:val="24"/>
                 <w:szCs w:val="24"/>
@@ -4807,6 +4923,7 @@
       </w:tr>
       <w:tr>
         <w:trPr>
+          <w:cantSplit/>
           <w:jc w:val="center"/>
         </w:trPr>
         <w:tc>
@@ -4852,19 +4969,19 @@
           </w:tcPr>
           <w:p>
             <w:pPr>
-              <w:jc w:val="both"/>
-              <w:rPr>
-                <w:sz w:val="24"/>
-                <w:szCs w:val="24"/>
-              </w:rPr>
-            </w:pPr>
-            <w:r>
-              <w:rPr>
-                <w:b w:val="0"/>
-                <w:sz w:val="24"/>
-                <w:szCs w:val="24"/>
-              </w:rPr>
-              <w:t>Meninjau perubahan perjanjian kerja bila HR Lead memintanya (bagian 9) (USULAN).</w:t>
+              <w:jc w:val="left"/>
+              <w:rPr>
+                <w:sz w:val="24"/>
+                <w:szCs w:val="24"/>
+              </w:rPr>
+            </w:pPr>
+            <w:r>
+              <w:rPr>
+                <w:b w:val="0"/>
+                <w:sz w:val="24"/>
+                <w:szCs w:val="24"/>
+              </w:rPr>
+              <w:t>Meninjau perubahan perjanjian kerja atas permintaan HR Lead (USULAN).</w:t>
             </w:r>
           </w:p>
         </w:tc>
@@ -4882,7 +4999,7 @@
           </w:tcPr>
           <w:p>
             <w:pPr>
-              <w:jc w:val="both"/>
+              <w:jc w:val="left"/>
               <w:rPr>
                 <w:sz w:val="24"/>
                 <w:szCs w:val="24"/>
@@ -4948,6 +5065,7 @@
     </w:p>
     <w:p>
       <w:pPr>
+        <w:keepNext/>
         <w:pBdr>
           <w:top w:val="nil"/>
           <w:left w:val="nil"/>
@@ -4967,7 +5085,7 @@
           <w:sz w:val="24"/>
           <w:szCs w:val="24"/>
         </w:rPr>
-        <w:t xml:space="preserve">Butir 6.1 hanya berlaku bila dasar penurunan adalah pelanggaran aturan perusahaan. Untuk penurunan kinerja, proses mulai dari butir 6.2. Langkah di butir 6.1 sampai 6.5 adalah (USULAN) sampai Direktur Utama mengesahkan SOP ini.</w:t>
+        <w:t xml:space="preserve">Butir 6.1 hanya berlaku jika dasar penurunan adalah pelanggaran aturan perusahaan. Untuk penurunan kinerja, proses dimulai dari butir 6.2. Seluruh langkah di butir 6.1 sampai 6.5 berstatus (USULAN) sampai SOP ini disahkan Direktur Utama.</w:t>
       </w:r>
     </w:p>
     <w:tbl>
@@ -4980,27 +5098,30 @@
         <w:tblLook w:val="0400" w:firstRow="0" w:lastRow="0" w:firstColumn="0" w:lastColumn="0" w:noHBand="0" w:noVBand="1"/>
       </w:tblPr>
       <w:tblGrid>
-        <w:gridCol w:w="3367"/>
-        <w:gridCol w:w="2248"/>
-        <w:gridCol w:w="3913"/>
+        <w:gridCol w:w="4309"/>
+        <w:gridCol w:w="1927"/>
+        <w:gridCol w:w="2835"/>
       </w:tblGrid>
       <w:tr>
         <w:trPr>
+          <w:cantSplit/>
+          <w:tblHeader/>
           <w:jc w:val="center"/>
         </w:trPr>
         <w:tc>
           <w:tcPr>
-            <w:tcW w:w="3367" w:type="dxa"/>
-            <w:tcBorders>
-              <w:top w:val="single" w:sz="8" w:space="0" w:color="000000"/>
-              <w:left w:val="single" w:sz="8" w:space="0" w:color="000000"/>
-              <w:bottom w:val="single" w:sz="8" w:space="0" w:color="000000"/>
-              <w:right w:val="single" w:sz="8" w:space="0" w:color="000000"/>
-            </w:tcBorders>
-            <w:vAlign w:val="center"/>
-          </w:tcPr>
-          <w:p>
-            <w:pPr>
+            <w:tcW w:w="4309" w:type="dxa"/>
+            <w:tcBorders>
+              <w:top w:val="single" w:sz="8" w:space="0" w:color="000000"/>
+              <w:left w:val="single" w:sz="8" w:space="0" w:color="000000"/>
+              <w:bottom w:val="single" w:sz="8" w:space="0" w:color="000000"/>
+              <w:right w:val="single" w:sz="8" w:space="0" w:color="000000"/>
+            </w:tcBorders>
+            <w:vAlign w:val="center"/>
+          </w:tcPr>
+          <w:p>
+            <w:pPr>
+              <w:keepNext/>
               <w:jc w:val="center"/>
               <w:rPr>
                 <w:sz w:val="24"/>
@@ -5020,17 +5141,18 @@
         </w:tc>
         <w:tc>
           <w:tcPr>
-            <w:tcW w:w="2248" w:type="dxa"/>
-            <w:tcBorders>
-              <w:top w:val="single" w:sz="8" w:space="0" w:color="000000"/>
-              <w:left w:val="single" w:sz="8" w:space="0" w:color="000000"/>
-              <w:bottom w:val="single" w:sz="8" w:space="0" w:color="000000"/>
-              <w:right w:val="single" w:sz="8" w:space="0" w:color="000000"/>
-            </w:tcBorders>
-            <w:vAlign w:val="center"/>
-          </w:tcPr>
-          <w:p>
-            <w:pPr>
+            <w:tcW w:w="1927" w:type="dxa"/>
+            <w:tcBorders>
+              <w:top w:val="single" w:sz="8" w:space="0" w:color="000000"/>
+              <w:left w:val="single" w:sz="8" w:space="0" w:color="000000"/>
+              <w:bottom w:val="single" w:sz="8" w:space="0" w:color="000000"/>
+              <w:right w:val="single" w:sz="8" w:space="0" w:color="000000"/>
+            </w:tcBorders>
+            <w:vAlign w:val="center"/>
+          </w:tcPr>
+          <w:p>
+            <w:pPr>
+              <w:keepNext/>
               <w:jc w:val="center"/>
               <w:rPr>
                 <w:sz w:val="24"/>
@@ -5050,17 +5172,18 @@
         </w:tc>
         <w:tc>
           <w:tcPr>
-            <w:tcW w:w="3913" w:type="dxa"/>
-            <w:tcBorders>
-              <w:top w:val="single" w:sz="8" w:space="0" w:color="000000"/>
-              <w:left w:val="single" w:sz="8" w:space="0" w:color="000000"/>
-              <w:bottom w:val="single" w:sz="8" w:space="0" w:color="000000"/>
-              <w:right w:val="single" w:sz="8" w:space="0" w:color="000000"/>
-            </w:tcBorders>
-            <w:vAlign w:val="center"/>
-          </w:tcPr>
-          <w:p>
-            <w:pPr>
+            <w:tcW w:w="2835" w:type="dxa"/>
+            <w:tcBorders>
+              <w:top w:val="single" w:sz="8" w:space="0" w:color="000000"/>
+              <w:left w:val="single" w:sz="8" w:space="0" w:color="000000"/>
+              <w:bottom w:val="single" w:sz="8" w:space="0" w:color="000000"/>
+              <w:right w:val="single" w:sz="8" w:space="0" w:color="000000"/>
+            </w:tcBorders>
+            <w:vAlign w:val="center"/>
+          </w:tcPr>
+          <w:p>
+            <w:pPr>
+              <w:keepNext/>
               <w:jc w:val="center"/>
               <w:rPr>
                 <w:sz w:val="24"/>
@@ -5081,11 +5204,12 @@
       </w:tr>
       <w:tr>
         <w:trPr>
+          <w:cantSplit/>
           <w:jc w:val="center"/>
         </w:trPr>
         <w:tc>
           <w:tcPr>
-            <w:tcW w:w="3367" w:type="dxa"/>
+            <w:tcW w:w="4309" w:type="dxa"/>
             <w:tcBorders>
               <w:top w:val="single" w:sz="8" w:space="0" w:color="000000"/>
               <w:left w:val="single" w:sz="8" w:space="0" w:color="000000"/>
@@ -5113,7 +5237,7 @@
         </w:tc>
         <w:tc>
           <w:tcPr>
-            <w:tcW w:w="2248" w:type="dxa"/>
+            <w:tcW w:w="1927" w:type="dxa"/>
             <w:tcBorders>
               <w:top w:val="single" w:sz="8" w:space="0" w:color="000000"/>
               <w:left w:val="single" w:sz="8" w:space="0" w:color="000000"/>
@@ -5141,18 +5265,18 @@
         </w:tc>
         <w:tc>
           <w:tcPr>
-            <w:tcW w:w="3913" w:type="dxa"/>
-            <w:tcBorders>
-              <w:top w:val="single" w:sz="8" w:space="0" w:color="000000"/>
-              <w:left w:val="single" w:sz="8" w:space="0" w:color="000000"/>
-              <w:bottom w:val="single" w:sz="8" w:space="0" w:color="000000"/>
-              <w:right w:val="single" w:sz="8" w:space="0" w:color="000000"/>
-            </w:tcBorders>
-            <w:vAlign w:val="center"/>
-          </w:tcPr>
-          <w:p>
-            <w:pPr>
-              <w:jc w:val="both"/>
+            <w:tcW w:w="2835" w:type="dxa"/>
+            <w:tcBorders>
+              <w:top w:val="single" w:sz="8" w:space="0" w:color="000000"/>
+              <w:left w:val="single" w:sz="8" w:space="0" w:color="000000"/>
+              <w:bottom w:val="single" w:sz="8" w:space="0" w:color="000000"/>
+              <w:right w:val="single" w:sz="8" w:space="0" w:color="000000"/>
+            </w:tcBorders>
+            <w:vAlign w:val="center"/>
+          </w:tcPr>
+          <w:p>
+            <w:pPr>
+              <w:jc w:val="left"/>
               <w:rPr>
                 <w:sz w:val="24"/>
                 <w:szCs w:val="24"/>
@@ -5171,11 +5295,12 @@
       </w:tr>
       <w:tr>
         <w:trPr>
+          <w:cantSplit/>
           <w:jc w:val="center"/>
         </w:trPr>
         <w:tc>
           <w:tcPr>
-            <w:tcW w:w="3367" w:type="dxa"/>
+            <w:tcW w:w="4309" w:type="dxa"/>
             <w:tcBorders>
               <w:top w:val="single" w:sz="8" w:space="0" w:color="000000"/>
               <w:left w:val="single" w:sz="8" w:space="0" w:color="000000"/>
@@ -5203,7 +5328,7 @@
         </w:tc>
         <w:tc>
           <w:tcPr>
-            <w:tcW w:w="2248" w:type="dxa"/>
+            <w:tcW w:w="1927" w:type="dxa"/>
             <w:tcBorders>
               <w:top w:val="single" w:sz="8" w:space="0" w:color="000000"/>
               <w:left w:val="single" w:sz="8" w:space="0" w:color="000000"/>
@@ -5231,18 +5356,18 @@
         </w:tc>
         <w:tc>
           <w:tcPr>
-            <w:tcW w:w="3913" w:type="dxa"/>
-            <w:tcBorders>
-              <w:top w:val="single" w:sz="8" w:space="0" w:color="000000"/>
-              <w:left w:val="single" w:sz="8" w:space="0" w:color="000000"/>
-              <w:bottom w:val="single" w:sz="8" w:space="0" w:color="000000"/>
-              <w:right w:val="single" w:sz="8" w:space="0" w:color="000000"/>
-            </w:tcBorders>
-            <w:vAlign w:val="center"/>
-          </w:tcPr>
-          <w:p>
-            <w:pPr>
-              <w:jc w:val="both"/>
+            <w:tcW w:w="2835" w:type="dxa"/>
+            <w:tcBorders>
+              <w:top w:val="single" w:sz="8" w:space="0" w:color="000000"/>
+              <w:left w:val="single" w:sz="8" w:space="0" w:color="000000"/>
+              <w:bottom w:val="single" w:sz="8" w:space="0" w:color="000000"/>
+              <w:right w:val="single" w:sz="8" w:space="0" w:color="000000"/>
+            </w:tcBorders>
+            <w:vAlign w:val="center"/>
+          </w:tcPr>
+          <w:p>
+            <w:pPr>
+              <w:jc w:val="left"/>
               <w:rPr>
                 <w:sz w:val="24"/>
                 <w:szCs w:val="24"/>
@@ -5261,11 +5386,12 @@
       </w:tr>
       <w:tr>
         <w:trPr>
+          <w:cantSplit/>
           <w:jc w:val="center"/>
         </w:trPr>
         <w:tc>
           <w:tcPr>
-            <w:tcW w:w="3367" w:type="dxa"/>
+            <w:tcW w:w="4309" w:type="dxa"/>
             <w:tcBorders>
               <w:top w:val="single" w:sz="8" w:space="0" w:color="000000"/>
               <w:left w:val="single" w:sz="8" w:space="0" w:color="000000"/>
@@ -5293,7 +5419,7 @@
         </w:tc>
         <w:tc>
           <w:tcPr>
-            <w:tcW w:w="2248" w:type="dxa"/>
+            <w:tcW w:w="1927" w:type="dxa"/>
             <w:tcBorders>
               <w:top w:val="single" w:sz="8" w:space="0" w:color="000000"/>
               <w:left w:val="single" w:sz="8" w:space="0" w:color="000000"/>
@@ -5321,18 +5447,18 @@
         </w:tc>
         <w:tc>
           <w:tcPr>
-            <w:tcW w:w="3913" w:type="dxa"/>
-            <w:tcBorders>
-              <w:top w:val="single" w:sz="8" w:space="0" w:color="000000"/>
-              <w:left w:val="single" w:sz="8" w:space="0" w:color="000000"/>
-              <w:bottom w:val="single" w:sz="8" w:space="0" w:color="000000"/>
-              <w:right w:val="single" w:sz="8" w:space="0" w:color="000000"/>
-            </w:tcBorders>
-            <w:vAlign w:val="center"/>
-          </w:tcPr>
-          <w:p>
-            <w:pPr>
-              <w:jc w:val="both"/>
+            <w:tcW w:w="2835" w:type="dxa"/>
+            <w:tcBorders>
+              <w:top w:val="single" w:sz="8" w:space="0" w:color="000000"/>
+              <w:left w:val="single" w:sz="8" w:space="0" w:color="000000"/>
+              <w:bottom w:val="single" w:sz="8" w:space="0" w:color="000000"/>
+              <w:right w:val="single" w:sz="8" w:space="0" w:color="000000"/>
+            </w:tcBorders>
+            <w:vAlign w:val="center"/>
+          </w:tcPr>
+          <w:p>
+            <w:pPr>
+              <w:jc w:val="left"/>
               <w:rPr>
                 <w:sz w:val="24"/>
                 <w:szCs w:val="24"/>
@@ -5351,11 +5477,12 @@
       </w:tr>
       <w:tr>
         <w:trPr>
+          <w:cantSplit/>
           <w:jc w:val="center"/>
         </w:trPr>
         <w:tc>
           <w:tcPr>
-            <w:tcW w:w="3367" w:type="dxa"/>
+            <w:tcW w:w="4309" w:type="dxa"/>
             <w:tcBorders>
               <w:top w:val="single" w:sz="8" w:space="0" w:color="000000"/>
               <w:left w:val="single" w:sz="8" w:space="0" w:color="000000"/>
@@ -5383,7 +5510,7 @@
         </w:tc>
         <w:tc>
           <w:tcPr>
-            <w:tcW w:w="2248" w:type="dxa"/>
+            <w:tcW w:w="1927" w:type="dxa"/>
             <w:tcBorders>
               <w:top w:val="single" w:sz="8" w:space="0" w:color="000000"/>
               <w:left w:val="single" w:sz="8" w:space="0" w:color="000000"/>
@@ -5411,18 +5538,18 @@
         </w:tc>
         <w:tc>
           <w:tcPr>
-            <w:tcW w:w="3913" w:type="dxa"/>
-            <w:tcBorders>
-              <w:top w:val="single" w:sz="8" w:space="0" w:color="000000"/>
-              <w:left w:val="single" w:sz="8" w:space="0" w:color="000000"/>
-              <w:bottom w:val="single" w:sz="8" w:space="0" w:color="000000"/>
-              <w:right w:val="single" w:sz="8" w:space="0" w:color="000000"/>
-            </w:tcBorders>
-            <w:vAlign w:val="center"/>
-          </w:tcPr>
-          <w:p>
-            <w:pPr>
-              <w:jc w:val="both"/>
+            <w:tcW w:w="2835" w:type="dxa"/>
+            <w:tcBorders>
+              <w:top w:val="single" w:sz="8" w:space="0" w:color="000000"/>
+              <w:left w:val="single" w:sz="8" w:space="0" w:color="000000"/>
+              <w:bottom w:val="single" w:sz="8" w:space="0" w:color="000000"/>
+              <w:right w:val="single" w:sz="8" w:space="0" w:color="000000"/>
+            </w:tcBorders>
+            <w:vAlign w:val="center"/>
+          </w:tcPr>
+          <w:p>
+            <w:pPr>
+              <w:jc w:val="left"/>
               <w:rPr>
                 <w:sz w:val="24"/>
                 <w:szCs w:val="24"/>
@@ -5479,6 +5606,7 @@
     </w:p>
     <w:p>
       <w:pPr>
+        <w:keepNext/>
         <w:pBdr>
           <w:top w:val="nil"/>
           <w:left w:val="nil"/>
@@ -5498,7 +5626,7 @@
           <w:sz w:val="24"/>
           <w:szCs w:val="24"/>
         </w:rPr>
-        <w:t xml:space="preserve">Atasan Langsung mengajukan usulan atas dasar penurunan kinerja, atau atas dasar pelanggaran bila kesimpulan di butir 6.1 menyatakan terbukti.</w:t>
+        <w:t xml:space="preserve">Atasan Langsung mengajukan usulan atas dasar penurunan kinerja, atau atas dasar pelanggaran jika kesimpulan di butir 6.1 menyatakan terbukti.</w:t>
       </w:r>
     </w:p>
     <w:tbl>
@@ -5511,27 +5639,30 @@
         <w:tblLook w:val="0400" w:firstRow="0" w:lastRow="0" w:firstColumn="0" w:lastColumn="0" w:noHBand="0" w:noVBand="1"/>
       </w:tblPr>
       <w:tblGrid>
-        <w:gridCol w:w="3367"/>
-        <w:gridCol w:w="2248"/>
-        <w:gridCol w:w="3913"/>
+        <w:gridCol w:w="4309"/>
+        <w:gridCol w:w="1927"/>
+        <w:gridCol w:w="2835"/>
       </w:tblGrid>
       <w:tr>
         <w:trPr>
+          <w:cantSplit/>
+          <w:tblHeader/>
           <w:jc w:val="center"/>
         </w:trPr>
         <w:tc>
           <w:tcPr>
-            <w:tcW w:w="3367" w:type="dxa"/>
-            <w:tcBorders>
-              <w:top w:val="single" w:sz="8" w:space="0" w:color="000000"/>
-              <w:left w:val="single" w:sz="8" w:space="0" w:color="000000"/>
-              <w:bottom w:val="single" w:sz="8" w:space="0" w:color="000000"/>
-              <w:right w:val="single" w:sz="8" w:space="0" w:color="000000"/>
-            </w:tcBorders>
-            <w:vAlign w:val="center"/>
-          </w:tcPr>
-          <w:p>
-            <w:pPr>
+            <w:tcW w:w="4309" w:type="dxa"/>
+            <w:tcBorders>
+              <w:top w:val="single" w:sz="8" w:space="0" w:color="000000"/>
+              <w:left w:val="single" w:sz="8" w:space="0" w:color="000000"/>
+              <w:bottom w:val="single" w:sz="8" w:space="0" w:color="000000"/>
+              <w:right w:val="single" w:sz="8" w:space="0" w:color="000000"/>
+            </w:tcBorders>
+            <w:vAlign w:val="center"/>
+          </w:tcPr>
+          <w:p>
+            <w:pPr>
+              <w:keepNext/>
               <w:jc w:val="center"/>
               <w:rPr>
                 <w:sz w:val="24"/>
@@ -5551,17 +5682,18 @@
         </w:tc>
         <w:tc>
           <w:tcPr>
-            <w:tcW w:w="2248" w:type="dxa"/>
-            <w:tcBorders>
-              <w:top w:val="single" w:sz="8" w:space="0" w:color="000000"/>
-              <w:left w:val="single" w:sz="8" w:space="0" w:color="000000"/>
-              <w:bottom w:val="single" w:sz="8" w:space="0" w:color="000000"/>
-              <w:right w:val="single" w:sz="8" w:space="0" w:color="000000"/>
-            </w:tcBorders>
-            <w:vAlign w:val="center"/>
-          </w:tcPr>
-          <w:p>
-            <w:pPr>
+            <w:tcW w:w="1927" w:type="dxa"/>
+            <w:tcBorders>
+              <w:top w:val="single" w:sz="8" w:space="0" w:color="000000"/>
+              <w:left w:val="single" w:sz="8" w:space="0" w:color="000000"/>
+              <w:bottom w:val="single" w:sz="8" w:space="0" w:color="000000"/>
+              <w:right w:val="single" w:sz="8" w:space="0" w:color="000000"/>
+            </w:tcBorders>
+            <w:vAlign w:val="center"/>
+          </w:tcPr>
+          <w:p>
+            <w:pPr>
+              <w:keepNext/>
               <w:jc w:val="center"/>
               <w:rPr>
                 <w:sz w:val="24"/>
@@ -5581,17 +5713,18 @@
         </w:tc>
         <w:tc>
           <w:tcPr>
-            <w:tcW w:w="3913" w:type="dxa"/>
-            <w:tcBorders>
-              <w:top w:val="single" w:sz="8" w:space="0" w:color="000000"/>
-              <w:left w:val="single" w:sz="8" w:space="0" w:color="000000"/>
-              <w:bottom w:val="single" w:sz="8" w:space="0" w:color="000000"/>
-              <w:right w:val="single" w:sz="8" w:space="0" w:color="000000"/>
-            </w:tcBorders>
-            <w:vAlign w:val="center"/>
-          </w:tcPr>
-          <w:p>
-            <w:pPr>
+            <w:tcW w:w="2835" w:type="dxa"/>
+            <w:tcBorders>
+              <w:top w:val="single" w:sz="8" w:space="0" w:color="000000"/>
+              <w:left w:val="single" w:sz="8" w:space="0" w:color="000000"/>
+              <w:bottom w:val="single" w:sz="8" w:space="0" w:color="000000"/>
+              <w:right w:val="single" w:sz="8" w:space="0" w:color="000000"/>
+            </w:tcBorders>
+            <w:vAlign w:val="center"/>
+          </w:tcPr>
+          <w:p>
+            <w:pPr>
+              <w:keepNext/>
               <w:jc w:val="center"/>
               <w:rPr>
                 <w:sz w:val="24"/>
@@ -5612,11 +5745,12 @@
       </w:tr>
       <w:tr>
         <w:trPr>
+          <w:cantSplit/>
           <w:jc w:val="center"/>
         </w:trPr>
         <w:tc>
           <w:tcPr>
-            <w:tcW w:w="3367" w:type="dxa"/>
+            <w:tcW w:w="4309" w:type="dxa"/>
             <w:tcBorders>
               <w:top w:val="single" w:sz="8" w:space="0" w:color="000000"/>
               <w:left w:val="single" w:sz="8" w:space="0" w:color="000000"/>
@@ -5644,7 +5778,7 @@
         </w:tc>
         <w:tc>
           <w:tcPr>
-            <w:tcW w:w="2248" w:type="dxa"/>
+            <w:tcW w:w="1927" w:type="dxa"/>
             <w:tcBorders>
               <w:top w:val="single" w:sz="8" w:space="0" w:color="000000"/>
               <w:left w:val="single" w:sz="8" w:space="0" w:color="000000"/>
@@ -5672,18 +5806,18 @@
         </w:tc>
         <w:tc>
           <w:tcPr>
-            <w:tcW w:w="3913" w:type="dxa"/>
-            <w:tcBorders>
-              <w:top w:val="single" w:sz="8" w:space="0" w:color="000000"/>
-              <w:left w:val="single" w:sz="8" w:space="0" w:color="000000"/>
-              <w:bottom w:val="single" w:sz="8" w:space="0" w:color="000000"/>
-              <w:right w:val="single" w:sz="8" w:space="0" w:color="000000"/>
-            </w:tcBorders>
-            <w:vAlign w:val="center"/>
-          </w:tcPr>
-          <w:p>
-            <w:pPr>
-              <w:jc w:val="both"/>
+            <w:tcW w:w="2835" w:type="dxa"/>
+            <w:tcBorders>
+              <w:top w:val="single" w:sz="8" w:space="0" w:color="000000"/>
+              <w:left w:val="single" w:sz="8" w:space="0" w:color="000000"/>
+              <w:bottom w:val="single" w:sz="8" w:space="0" w:color="000000"/>
+              <w:right w:val="single" w:sz="8" w:space="0" w:color="000000"/>
+            </w:tcBorders>
+            <w:vAlign w:val="center"/>
+          </w:tcPr>
+          <w:p>
+            <w:pPr>
+              <w:jc w:val="left"/>
               <w:rPr>
                 <w:sz w:val="24"/>
                 <w:szCs w:val="24"/>
@@ -5702,11 +5836,12 @@
       </w:tr>
       <w:tr>
         <w:trPr>
+          <w:cantSplit/>
           <w:jc w:val="center"/>
         </w:trPr>
         <w:tc>
           <w:tcPr>
-            <w:tcW w:w="3367" w:type="dxa"/>
+            <w:tcW w:w="4309" w:type="dxa"/>
             <w:tcBorders>
               <w:top w:val="single" w:sz="8" w:space="0" w:color="000000"/>
               <w:left w:val="single" w:sz="8" w:space="0" w:color="000000"/>
@@ -5734,7 +5869,7 @@
         </w:tc>
         <w:tc>
           <w:tcPr>
-            <w:tcW w:w="2248" w:type="dxa"/>
+            <w:tcW w:w="1927" w:type="dxa"/>
             <w:tcBorders>
               <w:top w:val="single" w:sz="8" w:space="0" w:color="000000"/>
               <w:left w:val="single" w:sz="8" w:space="0" w:color="000000"/>
@@ -5762,18 +5897,18 @@
         </w:tc>
         <w:tc>
           <w:tcPr>
-            <w:tcW w:w="3913" w:type="dxa"/>
-            <w:tcBorders>
-              <w:top w:val="single" w:sz="8" w:space="0" w:color="000000"/>
-              <w:left w:val="single" w:sz="8" w:space="0" w:color="000000"/>
-              <w:bottom w:val="single" w:sz="8" w:space="0" w:color="000000"/>
-              <w:right w:val="single" w:sz="8" w:space="0" w:color="000000"/>
-            </w:tcBorders>
-            <w:vAlign w:val="center"/>
-          </w:tcPr>
-          <w:p>
-            <w:pPr>
-              <w:jc w:val="both"/>
+            <w:tcW w:w="2835" w:type="dxa"/>
+            <w:tcBorders>
+              <w:top w:val="single" w:sz="8" w:space="0" w:color="000000"/>
+              <w:left w:val="single" w:sz="8" w:space="0" w:color="000000"/>
+              <w:bottom w:val="single" w:sz="8" w:space="0" w:color="000000"/>
+              <w:right w:val="single" w:sz="8" w:space="0" w:color="000000"/>
+            </w:tcBorders>
+            <w:vAlign w:val="center"/>
+          </w:tcPr>
+          <w:p>
+            <w:pPr>
+              <w:jc w:val="left"/>
               <w:rPr>
                 <w:sz w:val="24"/>
                 <w:szCs w:val="24"/>
@@ -5792,11 +5927,12 @@
       </w:tr>
       <w:tr>
         <w:trPr>
+          <w:cantSplit/>
           <w:jc w:val="center"/>
         </w:trPr>
         <w:tc>
           <w:tcPr>
-            <w:tcW w:w="3367" w:type="dxa"/>
+            <w:tcW w:w="4309" w:type="dxa"/>
             <w:tcBorders>
               <w:top w:val="single" w:sz="8" w:space="0" w:color="000000"/>
               <w:left w:val="single" w:sz="8" w:space="0" w:color="000000"/>
@@ -5824,7 +5960,7 @@
         </w:tc>
         <w:tc>
           <w:tcPr>
-            <w:tcW w:w="2248" w:type="dxa"/>
+            <w:tcW w:w="1927" w:type="dxa"/>
             <w:tcBorders>
               <w:top w:val="single" w:sz="8" w:space="0" w:color="000000"/>
               <w:left w:val="single" w:sz="8" w:space="0" w:color="000000"/>
@@ -5852,18 +5988,18 @@
         </w:tc>
         <w:tc>
           <w:tcPr>
-            <w:tcW w:w="3913" w:type="dxa"/>
-            <w:tcBorders>
-              <w:top w:val="single" w:sz="8" w:space="0" w:color="000000"/>
-              <w:left w:val="single" w:sz="8" w:space="0" w:color="000000"/>
-              <w:bottom w:val="single" w:sz="8" w:space="0" w:color="000000"/>
-              <w:right w:val="single" w:sz="8" w:space="0" w:color="000000"/>
-            </w:tcBorders>
-            <w:vAlign w:val="center"/>
-          </w:tcPr>
-          <w:p>
-            <w:pPr>
-              <w:jc w:val="both"/>
+            <w:tcW w:w="2835" w:type="dxa"/>
+            <w:tcBorders>
+              <w:top w:val="single" w:sz="8" w:space="0" w:color="000000"/>
+              <w:left w:val="single" w:sz="8" w:space="0" w:color="000000"/>
+              <w:bottom w:val="single" w:sz="8" w:space="0" w:color="000000"/>
+              <w:right w:val="single" w:sz="8" w:space="0" w:color="000000"/>
+            </w:tcBorders>
+            <w:vAlign w:val="center"/>
+          </w:tcPr>
+          <w:p>
+            <w:pPr>
+              <w:jc w:val="left"/>
               <w:rPr>
                 <w:sz w:val="24"/>
                 <w:szCs w:val="24"/>
@@ -5908,6 +6044,7 @@
     <w:p>
       <w:pPr>
         <w:pStyle w:val="Heading2"/>
+        <w:keepNext/>
         <w:numPr>
           <w:ilvl w:val="1"/>
           <w:numId w:val="7"/>
@@ -5928,27 +6065,30 @@
         <w:tblLook w:val="0400" w:firstRow="0" w:lastRow="0" w:firstColumn="0" w:lastColumn="0" w:noHBand="0" w:noVBand="1"/>
       </w:tblPr>
       <w:tblGrid>
-        <w:gridCol w:w="3367"/>
-        <w:gridCol w:w="2248"/>
-        <w:gridCol w:w="3913"/>
+        <w:gridCol w:w="4309"/>
+        <w:gridCol w:w="1927"/>
+        <w:gridCol w:w="2835"/>
       </w:tblGrid>
       <w:tr>
         <w:trPr>
+          <w:cantSplit/>
+          <w:tblHeader/>
           <w:jc w:val="center"/>
         </w:trPr>
         <w:tc>
           <w:tcPr>
-            <w:tcW w:w="3367" w:type="dxa"/>
-            <w:tcBorders>
-              <w:top w:val="single" w:sz="8" w:space="0" w:color="000000"/>
-              <w:left w:val="single" w:sz="8" w:space="0" w:color="000000"/>
-              <w:bottom w:val="single" w:sz="8" w:space="0" w:color="000000"/>
-              <w:right w:val="single" w:sz="8" w:space="0" w:color="000000"/>
-            </w:tcBorders>
-            <w:vAlign w:val="center"/>
-          </w:tcPr>
-          <w:p>
-            <w:pPr>
+            <w:tcW w:w="4309" w:type="dxa"/>
+            <w:tcBorders>
+              <w:top w:val="single" w:sz="8" w:space="0" w:color="000000"/>
+              <w:left w:val="single" w:sz="8" w:space="0" w:color="000000"/>
+              <w:bottom w:val="single" w:sz="8" w:space="0" w:color="000000"/>
+              <w:right w:val="single" w:sz="8" w:space="0" w:color="000000"/>
+            </w:tcBorders>
+            <w:vAlign w:val="center"/>
+          </w:tcPr>
+          <w:p>
+            <w:pPr>
+              <w:keepNext/>
               <w:jc w:val="center"/>
               <w:rPr>
                 <w:sz w:val="24"/>
@@ -5968,17 +6108,18 @@
         </w:tc>
         <w:tc>
           <w:tcPr>
-            <w:tcW w:w="2248" w:type="dxa"/>
-            <w:tcBorders>
-              <w:top w:val="single" w:sz="8" w:space="0" w:color="000000"/>
-              <w:left w:val="single" w:sz="8" w:space="0" w:color="000000"/>
-              <w:bottom w:val="single" w:sz="8" w:space="0" w:color="000000"/>
-              <w:right w:val="single" w:sz="8" w:space="0" w:color="000000"/>
-            </w:tcBorders>
-            <w:vAlign w:val="center"/>
-          </w:tcPr>
-          <w:p>
-            <w:pPr>
+            <w:tcW w:w="1927" w:type="dxa"/>
+            <w:tcBorders>
+              <w:top w:val="single" w:sz="8" w:space="0" w:color="000000"/>
+              <w:left w:val="single" w:sz="8" w:space="0" w:color="000000"/>
+              <w:bottom w:val="single" w:sz="8" w:space="0" w:color="000000"/>
+              <w:right w:val="single" w:sz="8" w:space="0" w:color="000000"/>
+            </w:tcBorders>
+            <w:vAlign w:val="center"/>
+          </w:tcPr>
+          <w:p>
+            <w:pPr>
+              <w:keepNext/>
               <w:jc w:val="center"/>
               <w:rPr>
                 <w:sz w:val="24"/>
@@ -5998,17 +6139,18 @@
         </w:tc>
         <w:tc>
           <w:tcPr>
-            <w:tcW w:w="3913" w:type="dxa"/>
-            <w:tcBorders>
-              <w:top w:val="single" w:sz="8" w:space="0" w:color="000000"/>
-              <w:left w:val="single" w:sz="8" w:space="0" w:color="000000"/>
-              <w:bottom w:val="single" w:sz="8" w:space="0" w:color="000000"/>
-              <w:right w:val="single" w:sz="8" w:space="0" w:color="000000"/>
-            </w:tcBorders>
-            <w:vAlign w:val="center"/>
-          </w:tcPr>
-          <w:p>
-            <w:pPr>
+            <w:tcW w:w="2835" w:type="dxa"/>
+            <w:tcBorders>
+              <w:top w:val="single" w:sz="8" w:space="0" w:color="000000"/>
+              <w:left w:val="single" w:sz="8" w:space="0" w:color="000000"/>
+              <w:bottom w:val="single" w:sz="8" w:space="0" w:color="000000"/>
+              <w:right w:val="single" w:sz="8" w:space="0" w:color="000000"/>
+            </w:tcBorders>
+            <w:vAlign w:val="center"/>
+          </w:tcPr>
+          <w:p>
+            <w:pPr>
+              <w:keepNext/>
               <w:jc w:val="center"/>
               <w:rPr>
                 <w:sz w:val="24"/>
@@ -6029,11 +6171,12 @@
       </w:tr>
       <w:tr>
         <w:trPr>
+          <w:cantSplit/>
           <w:jc w:val="center"/>
         </w:trPr>
         <w:tc>
           <w:tcPr>
-            <w:tcW w:w="3367" w:type="dxa"/>
+            <w:tcW w:w="4309" w:type="dxa"/>
             <w:tcBorders>
               <w:top w:val="single" w:sz="8" w:space="0" w:color="000000"/>
               <w:left w:val="single" w:sz="8" w:space="0" w:color="000000"/>
@@ -6061,7 +6204,7 @@
         </w:tc>
         <w:tc>
           <w:tcPr>
-            <w:tcW w:w="2248" w:type="dxa"/>
+            <w:tcW w:w="1927" w:type="dxa"/>
             <w:tcBorders>
               <w:top w:val="single" w:sz="8" w:space="0" w:color="000000"/>
               <w:left w:val="single" w:sz="8" w:space="0" w:color="000000"/>
@@ -6089,18 +6232,18 @@
         </w:tc>
         <w:tc>
           <w:tcPr>
-            <w:tcW w:w="3913" w:type="dxa"/>
-            <w:tcBorders>
-              <w:top w:val="single" w:sz="8" w:space="0" w:color="000000"/>
-              <w:left w:val="single" w:sz="8" w:space="0" w:color="000000"/>
-              <w:bottom w:val="single" w:sz="8" w:space="0" w:color="000000"/>
-              <w:right w:val="single" w:sz="8" w:space="0" w:color="000000"/>
-            </w:tcBorders>
-            <w:vAlign w:val="center"/>
-          </w:tcPr>
-          <w:p>
-            <w:pPr>
-              <w:jc w:val="both"/>
+            <w:tcW w:w="2835" w:type="dxa"/>
+            <w:tcBorders>
+              <w:top w:val="single" w:sz="8" w:space="0" w:color="000000"/>
+              <w:left w:val="single" w:sz="8" w:space="0" w:color="000000"/>
+              <w:bottom w:val="single" w:sz="8" w:space="0" w:color="000000"/>
+              <w:right w:val="single" w:sz="8" w:space="0" w:color="000000"/>
+            </w:tcBorders>
+            <w:vAlign w:val="center"/>
+          </w:tcPr>
+          <w:p>
+            <w:pPr>
+              <w:jc w:val="left"/>
               <w:rPr>
                 <w:sz w:val="24"/>
                 <w:szCs w:val="24"/>
@@ -6119,11 +6262,12 @@
       </w:tr>
       <w:tr>
         <w:trPr>
+          <w:cantSplit/>
           <w:jc w:val="center"/>
         </w:trPr>
         <w:tc>
           <w:tcPr>
-            <w:tcW w:w="3367" w:type="dxa"/>
+            <w:tcW w:w="4309" w:type="dxa"/>
             <w:tcBorders>
               <w:top w:val="single" w:sz="8" w:space="0" w:color="000000"/>
               <w:left w:val="single" w:sz="8" w:space="0" w:color="000000"/>
@@ -6151,7 +6295,7 @@
         </w:tc>
         <w:tc>
           <w:tcPr>
-            <w:tcW w:w="2248" w:type="dxa"/>
+            <w:tcW w:w="1927" w:type="dxa"/>
             <w:tcBorders>
               <w:top w:val="single" w:sz="8" w:space="0" w:color="000000"/>
               <w:left w:val="single" w:sz="8" w:space="0" w:color="000000"/>
@@ -6179,18 +6323,18 @@
         </w:tc>
         <w:tc>
           <w:tcPr>
-            <w:tcW w:w="3913" w:type="dxa"/>
-            <w:tcBorders>
-              <w:top w:val="single" w:sz="8" w:space="0" w:color="000000"/>
-              <w:left w:val="single" w:sz="8" w:space="0" w:color="000000"/>
-              <w:bottom w:val="single" w:sz="8" w:space="0" w:color="000000"/>
-              <w:right w:val="single" w:sz="8" w:space="0" w:color="000000"/>
-            </w:tcBorders>
-            <w:vAlign w:val="center"/>
-          </w:tcPr>
-          <w:p>
-            <w:pPr>
-              <w:jc w:val="both"/>
+            <w:tcW w:w="2835" w:type="dxa"/>
+            <w:tcBorders>
+              <w:top w:val="single" w:sz="8" w:space="0" w:color="000000"/>
+              <w:left w:val="single" w:sz="8" w:space="0" w:color="000000"/>
+              <w:bottom w:val="single" w:sz="8" w:space="0" w:color="000000"/>
+              <w:right w:val="single" w:sz="8" w:space="0" w:color="000000"/>
+            </w:tcBorders>
+            <w:vAlign w:val="center"/>
+          </w:tcPr>
+          <w:p>
+            <w:pPr>
+              <w:jc w:val="left"/>
               <w:rPr>
                 <w:sz w:val="24"/>
                 <w:szCs w:val="24"/>
@@ -6209,11 +6353,12 @@
       </w:tr>
       <w:tr>
         <w:trPr>
+          <w:cantSplit/>
           <w:jc w:val="center"/>
         </w:trPr>
         <w:tc>
           <w:tcPr>
-            <w:tcW w:w="3367" w:type="dxa"/>
+            <w:tcW w:w="4309" w:type="dxa"/>
             <w:tcBorders>
               <w:top w:val="single" w:sz="8" w:space="0" w:color="000000"/>
               <w:left w:val="single" w:sz="8" w:space="0" w:color="000000"/>
@@ -6241,7 +6386,7 @@
         </w:tc>
         <w:tc>
           <w:tcPr>
-            <w:tcW w:w="2248" w:type="dxa"/>
+            <w:tcW w:w="1927" w:type="dxa"/>
             <w:tcBorders>
               <w:top w:val="single" w:sz="8" w:space="0" w:color="000000"/>
               <w:left w:val="single" w:sz="8" w:space="0" w:color="000000"/>
@@ -6269,18 +6414,18 @@
         </w:tc>
         <w:tc>
           <w:tcPr>
-            <w:tcW w:w="3913" w:type="dxa"/>
-            <w:tcBorders>
-              <w:top w:val="single" w:sz="8" w:space="0" w:color="000000"/>
-              <w:left w:val="single" w:sz="8" w:space="0" w:color="000000"/>
-              <w:bottom w:val="single" w:sz="8" w:space="0" w:color="000000"/>
-              <w:right w:val="single" w:sz="8" w:space="0" w:color="000000"/>
-            </w:tcBorders>
-            <w:vAlign w:val="center"/>
-          </w:tcPr>
-          <w:p>
-            <w:pPr>
-              <w:jc w:val="both"/>
+            <w:tcW w:w="2835" w:type="dxa"/>
+            <w:tcBorders>
+              <w:top w:val="single" w:sz="8" w:space="0" w:color="000000"/>
+              <w:left w:val="single" w:sz="8" w:space="0" w:color="000000"/>
+              <w:bottom w:val="single" w:sz="8" w:space="0" w:color="000000"/>
+              <w:right w:val="single" w:sz="8" w:space="0" w:color="000000"/>
+            </w:tcBorders>
+            <w:vAlign w:val="center"/>
+          </w:tcPr>
+          <w:p>
+            <w:pPr>
+              <w:jc w:val="left"/>
               <w:rPr>
                 <w:sz w:val="24"/>
                 <w:szCs w:val="24"/>
@@ -6299,11 +6444,12 @@
       </w:tr>
       <w:tr>
         <w:trPr>
+          <w:cantSplit/>
           <w:jc w:val="center"/>
         </w:trPr>
         <w:tc>
           <w:tcPr>
-            <w:tcW w:w="3367" w:type="dxa"/>
+            <w:tcW w:w="4309" w:type="dxa"/>
             <w:tcBorders>
               <w:top w:val="single" w:sz="8" w:space="0" w:color="000000"/>
               <w:left w:val="single" w:sz="8" w:space="0" w:color="000000"/>
@@ -6331,7 +6477,7 @@
         </w:tc>
         <w:tc>
           <w:tcPr>
-            <w:tcW w:w="2248" w:type="dxa"/>
+            <w:tcW w:w="1927" w:type="dxa"/>
             <w:tcBorders>
               <w:top w:val="single" w:sz="8" w:space="0" w:color="000000"/>
               <w:left w:val="single" w:sz="8" w:space="0" w:color="000000"/>
@@ -6359,18 +6505,18 @@
         </w:tc>
         <w:tc>
           <w:tcPr>
-            <w:tcW w:w="3913" w:type="dxa"/>
-            <w:tcBorders>
-              <w:top w:val="single" w:sz="8" w:space="0" w:color="000000"/>
-              <w:left w:val="single" w:sz="8" w:space="0" w:color="000000"/>
-              <w:bottom w:val="single" w:sz="8" w:space="0" w:color="000000"/>
-              <w:right w:val="single" w:sz="8" w:space="0" w:color="000000"/>
-            </w:tcBorders>
-            <w:vAlign w:val="center"/>
-          </w:tcPr>
-          <w:p>
-            <w:pPr>
-              <w:jc w:val="both"/>
+            <w:tcW w:w="2835" w:type="dxa"/>
+            <w:tcBorders>
+              <w:top w:val="single" w:sz="8" w:space="0" w:color="000000"/>
+              <w:left w:val="single" w:sz="8" w:space="0" w:color="000000"/>
+              <w:bottom w:val="single" w:sz="8" w:space="0" w:color="000000"/>
+              <w:right w:val="single" w:sz="8" w:space="0" w:color="000000"/>
+            </w:tcBorders>
+            <w:vAlign w:val="center"/>
+          </w:tcPr>
+          <w:p>
+            <w:pPr>
+              <w:jc w:val="left"/>
               <w:rPr>
                 <w:sz w:val="24"/>
                 <w:szCs w:val="24"/>
@@ -6389,11 +6535,12 @@
       </w:tr>
       <w:tr>
         <w:trPr>
+          <w:cantSplit/>
           <w:jc w:val="center"/>
         </w:trPr>
         <w:tc>
           <w:tcPr>
-            <w:tcW w:w="3367" w:type="dxa"/>
+            <w:tcW w:w="4309" w:type="dxa"/>
             <w:tcBorders>
               <w:top w:val="single" w:sz="8" w:space="0" w:color="000000"/>
               <w:left w:val="single" w:sz="8" w:space="0" w:color="000000"/>
@@ -6421,7 +6568,7 @@
         </w:tc>
         <w:tc>
           <w:tcPr>
-            <w:tcW w:w="2248" w:type="dxa"/>
+            <w:tcW w:w="1927" w:type="dxa"/>
             <w:tcBorders>
               <w:top w:val="single" w:sz="8" w:space="0" w:color="000000"/>
               <w:left w:val="single" w:sz="8" w:space="0" w:color="000000"/>
@@ -6449,18 +6596,18 @@
         </w:tc>
         <w:tc>
           <w:tcPr>
-            <w:tcW w:w="3913" w:type="dxa"/>
-            <w:tcBorders>
-              <w:top w:val="single" w:sz="8" w:space="0" w:color="000000"/>
-              <w:left w:val="single" w:sz="8" w:space="0" w:color="000000"/>
-              <w:bottom w:val="single" w:sz="8" w:space="0" w:color="000000"/>
-              <w:right w:val="single" w:sz="8" w:space="0" w:color="000000"/>
-            </w:tcBorders>
-            <w:vAlign w:val="center"/>
-          </w:tcPr>
-          <w:p>
-            <w:pPr>
-              <w:jc w:val="both"/>
+            <w:tcW w:w="2835" w:type="dxa"/>
+            <w:tcBorders>
+              <w:top w:val="single" w:sz="8" w:space="0" w:color="000000"/>
+              <w:left w:val="single" w:sz="8" w:space="0" w:color="000000"/>
+              <w:bottom w:val="single" w:sz="8" w:space="0" w:color="000000"/>
+              <w:right w:val="single" w:sz="8" w:space="0" w:color="000000"/>
+            </w:tcBorders>
+            <w:vAlign w:val="center"/>
+          </w:tcPr>
+          <w:p>
+            <w:pPr>
+              <w:jc w:val="left"/>
               <w:rPr>
                 <w:sz w:val="24"/>
                 <w:szCs w:val="24"/>
@@ -6505,6 +6652,7 @@
     <w:p>
       <w:pPr>
         <w:pStyle w:val="Heading2"/>
+        <w:keepNext/>
         <w:numPr>
           <w:ilvl w:val="1"/>
           <w:numId w:val="7"/>
@@ -6525,27 +6673,30 @@
         <w:tblLook w:val="0400" w:firstRow="0" w:lastRow="0" w:firstColumn="0" w:lastColumn="0" w:noHBand="0" w:noVBand="1"/>
       </w:tblPr>
       <w:tblGrid>
-        <w:gridCol w:w="3367"/>
-        <w:gridCol w:w="2248"/>
-        <w:gridCol w:w="3913"/>
+        <w:gridCol w:w="4309"/>
+        <w:gridCol w:w="1927"/>
+        <w:gridCol w:w="2835"/>
       </w:tblGrid>
       <w:tr>
         <w:trPr>
+          <w:cantSplit/>
+          <w:tblHeader/>
           <w:jc w:val="center"/>
         </w:trPr>
         <w:tc>
           <w:tcPr>
-            <w:tcW w:w="3367" w:type="dxa"/>
-            <w:tcBorders>
-              <w:top w:val="single" w:sz="8" w:space="0" w:color="000000"/>
-              <w:left w:val="single" w:sz="8" w:space="0" w:color="000000"/>
-              <w:bottom w:val="single" w:sz="8" w:space="0" w:color="000000"/>
-              <w:right w:val="single" w:sz="8" w:space="0" w:color="000000"/>
-            </w:tcBorders>
-            <w:vAlign w:val="center"/>
-          </w:tcPr>
-          <w:p>
-            <w:pPr>
+            <w:tcW w:w="4309" w:type="dxa"/>
+            <w:tcBorders>
+              <w:top w:val="single" w:sz="8" w:space="0" w:color="000000"/>
+              <w:left w:val="single" w:sz="8" w:space="0" w:color="000000"/>
+              <w:bottom w:val="single" w:sz="8" w:space="0" w:color="000000"/>
+              <w:right w:val="single" w:sz="8" w:space="0" w:color="000000"/>
+            </w:tcBorders>
+            <w:vAlign w:val="center"/>
+          </w:tcPr>
+          <w:p>
+            <w:pPr>
+              <w:keepNext/>
               <w:jc w:val="center"/>
               <w:rPr>
                 <w:sz w:val="24"/>
@@ -6565,17 +6716,18 @@
         </w:tc>
         <w:tc>
           <w:tcPr>
-            <w:tcW w:w="2248" w:type="dxa"/>
-            <w:tcBorders>
-              <w:top w:val="single" w:sz="8" w:space="0" w:color="000000"/>
-              <w:left w:val="single" w:sz="8" w:space="0" w:color="000000"/>
-              <w:bottom w:val="single" w:sz="8" w:space="0" w:color="000000"/>
-              <w:right w:val="single" w:sz="8" w:space="0" w:color="000000"/>
-            </w:tcBorders>
-            <w:vAlign w:val="center"/>
-          </w:tcPr>
-          <w:p>
-            <w:pPr>
+            <w:tcW w:w="1927" w:type="dxa"/>
+            <w:tcBorders>
+              <w:top w:val="single" w:sz="8" w:space="0" w:color="000000"/>
+              <w:left w:val="single" w:sz="8" w:space="0" w:color="000000"/>
+              <w:bottom w:val="single" w:sz="8" w:space="0" w:color="000000"/>
+              <w:right w:val="single" w:sz="8" w:space="0" w:color="000000"/>
+            </w:tcBorders>
+            <w:vAlign w:val="center"/>
+          </w:tcPr>
+          <w:p>
+            <w:pPr>
+              <w:keepNext/>
               <w:jc w:val="center"/>
               <w:rPr>
                 <w:sz w:val="24"/>
@@ -6595,17 +6747,18 @@
         </w:tc>
         <w:tc>
           <w:tcPr>
-            <w:tcW w:w="3913" w:type="dxa"/>
-            <w:tcBorders>
-              <w:top w:val="single" w:sz="8" w:space="0" w:color="000000"/>
-              <w:left w:val="single" w:sz="8" w:space="0" w:color="000000"/>
-              <w:bottom w:val="single" w:sz="8" w:space="0" w:color="000000"/>
-              <w:right w:val="single" w:sz="8" w:space="0" w:color="000000"/>
-            </w:tcBorders>
-            <w:vAlign w:val="center"/>
-          </w:tcPr>
-          <w:p>
-            <w:pPr>
+            <w:tcW w:w="2835" w:type="dxa"/>
+            <w:tcBorders>
+              <w:top w:val="single" w:sz="8" w:space="0" w:color="000000"/>
+              <w:left w:val="single" w:sz="8" w:space="0" w:color="000000"/>
+              <w:bottom w:val="single" w:sz="8" w:space="0" w:color="000000"/>
+              <w:right w:val="single" w:sz="8" w:space="0" w:color="000000"/>
+            </w:tcBorders>
+            <w:vAlign w:val="center"/>
+          </w:tcPr>
+          <w:p>
+            <w:pPr>
+              <w:keepNext/>
               <w:jc w:val="center"/>
               <w:rPr>
                 <w:sz w:val="24"/>
@@ -6626,11 +6779,12 @@
       </w:tr>
       <w:tr>
         <w:trPr>
+          <w:cantSplit/>
           <w:jc w:val="center"/>
         </w:trPr>
         <w:tc>
           <w:tcPr>
-            <w:tcW w:w="3367" w:type="dxa"/>
+            <w:tcW w:w="4309" w:type="dxa"/>
             <w:tcBorders>
               <w:top w:val="single" w:sz="8" w:space="0" w:color="000000"/>
               <w:left w:val="single" w:sz="8" w:space="0" w:color="000000"/>
@@ -6658,7 +6812,7 @@
         </w:tc>
         <w:tc>
           <w:tcPr>
-            <w:tcW w:w="2248" w:type="dxa"/>
+            <w:tcW w:w="1927" w:type="dxa"/>
             <w:tcBorders>
               <w:top w:val="single" w:sz="8" w:space="0" w:color="000000"/>
               <w:left w:val="single" w:sz="8" w:space="0" w:color="000000"/>
@@ -6686,18 +6840,18 @@
         </w:tc>
         <w:tc>
           <w:tcPr>
-            <w:tcW w:w="3913" w:type="dxa"/>
-            <w:tcBorders>
-              <w:top w:val="single" w:sz="8" w:space="0" w:color="000000"/>
-              <w:left w:val="single" w:sz="8" w:space="0" w:color="000000"/>
-              <w:bottom w:val="single" w:sz="8" w:space="0" w:color="000000"/>
-              <w:right w:val="single" w:sz="8" w:space="0" w:color="000000"/>
-            </w:tcBorders>
-            <w:vAlign w:val="center"/>
-          </w:tcPr>
-          <w:p>
-            <w:pPr>
-              <w:jc w:val="both"/>
+            <w:tcW w:w="2835" w:type="dxa"/>
+            <w:tcBorders>
+              <w:top w:val="single" w:sz="8" w:space="0" w:color="000000"/>
+              <w:left w:val="single" w:sz="8" w:space="0" w:color="000000"/>
+              <w:bottom w:val="single" w:sz="8" w:space="0" w:color="000000"/>
+              <w:right w:val="single" w:sz="8" w:space="0" w:color="000000"/>
+            </w:tcBorders>
+            <w:vAlign w:val="center"/>
+          </w:tcPr>
+          <w:p>
+            <w:pPr>
+              <w:jc w:val="left"/>
               <w:rPr>
                 <w:sz w:val="24"/>
                 <w:szCs w:val="24"/>
@@ -6716,11 +6870,12 @@
       </w:tr>
       <w:tr>
         <w:trPr>
+          <w:cantSplit/>
           <w:jc w:val="center"/>
         </w:trPr>
         <w:tc>
           <w:tcPr>
-            <w:tcW w:w="3367" w:type="dxa"/>
+            <w:tcW w:w="4309" w:type="dxa"/>
             <w:tcBorders>
               <w:top w:val="single" w:sz="8" w:space="0" w:color="000000"/>
               <w:left w:val="single" w:sz="8" w:space="0" w:color="000000"/>
@@ -6748,7 +6903,7 @@
         </w:tc>
         <w:tc>
           <w:tcPr>
-            <w:tcW w:w="2248" w:type="dxa"/>
+            <w:tcW w:w="1927" w:type="dxa"/>
             <w:tcBorders>
               <w:top w:val="single" w:sz="8" w:space="0" w:color="000000"/>
               <w:left w:val="single" w:sz="8" w:space="0" w:color="000000"/>
@@ -6776,18 +6931,18 @@
         </w:tc>
         <w:tc>
           <w:tcPr>
-            <w:tcW w:w="3913" w:type="dxa"/>
-            <w:tcBorders>
-              <w:top w:val="single" w:sz="8" w:space="0" w:color="000000"/>
-              <w:left w:val="single" w:sz="8" w:space="0" w:color="000000"/>
-              <w:bottom w:val="single" w:sz="8" w:space="0" w:color="000000"/>
-              <w:right w:val="single" w:sz="8" w:space="0" w:color="000000"/>
-            </w:tcBorders>
-            <w:vAlign w:val="center"/>
-          </w:tcPr>
-          <w:p>
-            <w:pPr>
-              <w:jc w:val="both"/>
+            <w:tcW w:w="2835" w:type="dxa"/>
+            <w:tcBorders>
+              <w:top w:val="single" w:sz="8" w:space="0" w:color="000000"/>
+              <w:left w:val="single" w:sz="8" w:space="0" w:color="000000"/>
+              <w:bottom w:val="single" w:sz="8" w:space="0" w:color="000000"/>
+              <w:right w:val="single" w:sz="8" w:space="0" w:color="000000"/>
+            </w:tcBorders>
+            <w:vAlign w:val="center"/>
+          </w:tcPr>
+          <w:p>
+            <w:pPr>
+              <w:jc w:val="left"/>
               <w:rPr>
                 <w:sz w:val="24"/>
                 <w:szCs w:val="24"/>
@@ -6806,11 +6961,12 @@
       </w:tr>
       <w:tr>
         <w:trPr>
+          <w:cantSplit/>
           <w:jc w:val="center"/>
         </w:trPr>
         <w:tc>
           <w:tcPr>
-            <w:tcW w:w="3367" w:type="dxa"/>
+            <w:tcW w:w="4309" w:type="dxa"/>
             <w:tcBorders>
               <w:top w:val="single" w:sz="8" w:space="0" w:color="000000"/>
               <w:left w:val="single" w:sz="8" w:space="0" w:color="000000"/>
@@ -6838,7 +6994,7 @@
         </w:tc>
         <w:tc>
           <w:tcPr>
-            <w:tcW w:w="2248" w:type="dxa"/>
+            <w:tcW w:w="1927" w:type="dxa"/>
             <w:tcBorders>
               <w:top w:val="single" w:sz="8" w:space="0" w:color="000000"/>
               <w:left w:val="single" w:sz="8" w:space="0" w:color="000000"/>
@@ -6866,41 +7022,42 @@
         </w:tc>
         <w:tc>
           <w:tcPr>
-            <w:tcW w:w="3913" w:type="dxa"/>
-            <w:tcBorders>
-              <w:top w:val="single" w:sz="8" w:space="0" w:color="000000"/>
-              <w:left w:val="single" w:sz="8" w:space="0" w:color="000000"/>
-              <w:bottom w:val="single" w:sz="8" w:space="0" w:color="000000"/>
-              <w:right w:val="single" w:sz="8" w:space="0" w:color="000000"/>
-            </w:tcBorders>
-            <w:vAlign w:val="center"/>
-          </w:tcPr>
-          <w:p>
-            <w:pPr>
-              <w:jc w:val="both"/>
-              <w:rPr>
-                <w:sz w:val="24"/>
-                <w:szCs w:val="24"/>
-              </w:rPr>
-            </w:pPr>
-            <w:r>
-              <w:rPr>
-                <w:b w:val="0"/>
-                <w:sz w:val="24"/>
-                <w:szCs w:val="24"/>
-              </w:rPr>
-              <w:t>Keputusan tertulis, memuat posisi tujuan dan tanggal berlaku bila disetujui, atau alasan penolakan bila ditolak</w:t>
+            <w:tcW w:w="2835" w:type="dxa"/>
+            <w:tcBorders>
+              <w:top w:val="single" w:sz="8" w:space="0" w:color="000000"/>
+              <w:left w:val="single" w:sz="8" w:space="0" w:color="000000"/>
+              <w:bottom w:val="single" w:sz="8" w:space="0" w:color="000000"/>
+              <w:right w:val="single" w:sz="8" w:space="0" w:color="000000"/>
+            </w:tcBorders>
+            <w:vAlign w:val="center"/>
+          </w:tcPr>
+          <w:p>
+            <w:pPr>
+              <w:jc w:val="left"/>
+              <w:rPr>
+                <w:sz w:val="24"/>
+                <w:szCs w:val="24"/>
+              </w:rPr>
+            </w:pPr>
+            <w:r>
+              <w:rPr>
+                <w:b w:val="0"/>
+                <w:sz w:val="24"/>
+                <w:szCs w:val="24"/>
+              </w:rPr>
+              <w:t>Keputusan tertulis, memuat posisi tujuan dan tanggal berlaku jika disetujui, atau alasan penolakan jika ditolak</w:t>
             </w:r>
           </w:p>
         </w:tc>
       </w:tr>
       <w:tr>
         <w:trPr>
+          <w:cantSplit/>
           <w:jc w:val="center"/>
         </w:trPr>
         <w:tc>
           <w:tcPr>
-            <w:tcW w:w="3367" w:type="dxa"/>
+            <w:tcW w:w="4309" w:type="dxa"/>
             <w:tcBorders>
               <w:top w:val="single" w:sz="8" w:space="0" w:color="000000"/>
               <w:left w:val="single" w:sz="8" w:space="0" w:color="000000"/>
@@ -6928,7 +7085,7 @@
         </w:tc>
         <w:tc>
           <w:tcPr>
-            <w:tcW w:w="2248" w:type="dxa"/>
+            <w:tcW w:w="1927" w:type="dxa"/>
             <w:tcBorders>
               <w:top w:val="single" w:sz="8" w:space="0" w:color="000000"/>
               <w:left w:val="single" w:sz="8" w:space="0" w:color="000000"/>
@@ -6956,18 +7113,18 @@
         </w:tc>
         <w:tc>
           <w:tcPr>
-            <w:tcW w:w="3913" w:type="dxa"/>
-            <w:tcBorders>
-              <w:top w:val="single" w:sz="8" w:space="0" w:color="000000"/>
-              <w:left w:val="single" w:sz="8" w:space="0" w:color="000000"/>
-              <w:bottom w:val="single" w:sz="8" w:space="0" w:color="000000"/>
-              <w:right w:val="single" w:sz="8" w:space="0" w:color="000000"/>
-            </w:tcBorders>
-            <w:vAlign w:val="center"/>
-          </w:tcPr>
-          <w:p>
-            <w:pPr>
-              <w:jc w:val="both"/>
+            <w:tcW w:w="2835" w:type="dxa"/>
+            <w:tcBorders>
+              <w:top w:val="single" w:sz="8" w:space="0" w:color="000000"/>
+              <w:left w:val="single" w:sz="8" w:space="0" w:color="000000"/>
+              <w:bottom w:val="single" w:sz="8" w:space="0" w:color="000000"/>
+              <w:right w:val="single" w:sz="8" w:space="0" w:color="000000"/>
+            </w:tcBorders>
+            <w:vAlign w:val="center"/>
+          </w:tcPr>
+          <w:p>
+            <w:pPr>
+              <w:jc w:val="left"/>
               <w:rPr>
                 <w:sz w:val="24"/>
                 <w:szCs w:val="24"/>
@@ -7024,6 +7181,7 @@
     </w:p>
     <w:p>
       <w:pPr>
+        <w:keepNext/>
         <w:pBdr>
           <w:top w:val="nil"/>
           <w:left w:val="nil"/>
@@ -7043,7 +7201,7 @@
           <w:sz w:val="24"/>
           <w:szCs w:val="24"/>
         </w:rPr>
-        <w:t xml:space="preserve">Langkah berikut berjalan sesudah keputusan menyetujui. Untuk keputusan menolak, lihat bagian 9.</w:t>
+        <w:t xml:space="preserve">Langkah berikut dijalankan setelah keputusan menyetujui usulan. Penanganan keputusan menolak mengikuti bagian 9.</w:t>
       </w:r>
     </w:p>
     <w:tbl>
@@ -7056,27 +7214,30 @@
         <w:tblLook w:val="0400" w:firstRow="0" w:lastRow="0" w:firstColumn="0" w:lastColumn="0" w:noHBand="0" w:noVBand="1"/>
       </w:tblPr>
       <w:tblGrid>
-        <w:gridCol w:w="3367"/>
-        <w:gridCol w:w="2248"/>
-        <w:gridCol w:w="3913"/>
+        <w:gridCol w:w="4309"/>
+        <w:gridCol w:w="1927"/>
+        <w:gridCol w:w="2835"/>
       </w:tblGrid>
       <w:tr>
         <w:trPr>
+          <w:cantSplit/>
+          <w:tblHeader/>
           <w:jc w:val="center"/>
         </w:trPr>
         <w:tc>
           <w:tcPr>
-            <w:tcW w:w="3367" w:type="dxa"/>
-            <w:tcBorders>
-              <w:top w:val="single" w:sz="8" w:space="0" w:color="000000"/>
-              <w:left w:val="single" w:sz="8" w:space="0" w:color="000000"/>
-              <w:bottom w:val="single" w:sz="8" w:space="0" w:color="000000"/>
-              <w:right w:val="single" w:sz="8" w:space="0" w:color="000000"/>
-            </w:tcBorders>
-            <w:vAlign w:val="center"/>
-          </w:tcPr>
-          <w:p>
-            <w:pPr>
+            <w:tcW w:w="4309" w:type="dxa"/>
+            <w:tcBorders>
+              <w:top w:val="single" w:sz="8" w:space="0" w:color="000000"/>
+              <w:left w:val="single" w:sz="8" w:space="0" w:color="000000"/>
+              <w:bottom w:val="single" w:sz="8" w:space="0" w:color="000000"/>
+              <w:right w:val="single" w:sz="8" w:space="0" w:color="000000"/>
+            </w:tcBorders>
+            <w:vAlign w:val="center"/>
+          </w:tcPr>
+          <w:p>
+            <w:pPr>
+              <w:keepNext/>
               <w:jc w:val="center"/>
               <w:rPr>
                 <w:sz w:val="24"/>
@@ -7096,17 +7257,18 @@
         </w:tc>
         <w:tc>
           <w:tcPr>
-            <w:tcW w:w="2248" w:type="dxa"/>
-            <w:tcBorders>
-              <w:top w:val="single" w:sz="8" w:space="0" w:color="000000"/>
-              <w:left w:val="single" w:sz="8" w:space="0" w:color="000000"/>
-              <w:bottom w:val="single" w:sz="8" w:space="0" w:color="000000"/>
-              <w:right w:val="single" w:sz="8" w:space="0" w:color="000000"/>
-            </w:tcBorders>
-            <w:vAlign w:val="center"/>
-          </w:tcPr>
-          <w:p>
-            <w:pPr>
+            <w:tcW w:w="1927" w:type="dxa"/>
+            <w:tcBorders>
+              <w:top w:val="single" w:sz="8" w:space="0" w:color="000000"/>
+              <w:left w:val="single" w:sz="8" w:space="0" w:color="000000"/>
+              <w:bottom w:val="single" w:sz="8" w:space="0" w:color="000000"/>
+              <w:right w:val="single" w:sz="8" w:space="0" w:color="000000"/>
+            </w:tcBorders>
+            <w:vAlign w:val="center"/>
+          </w:tcPr>
+          <w:p>
+            <w:pPr>
+              <w:keepNext/>
               <w:jc w:val="center"/>
               <w:rPr>
                 <w:sz w:val="24"/>
@@ -7126,17 +7288,18 @@
         </w:tc>
         <w:tc>
           <w:tcPr>
-            <w:tcW w:w="3913" w:type="dxa"/>
-            <w:tcBorders>
-              <w:top w:val="single" w:sz="8" w:space="0" w:color="000000"/>
-              <w:left w:val="single" w:sz="8" w:space="0" w:color="000000"/>
-              <w:bottom w:val="single" w:sz="8" w:space="0" w:color="000000"/>
-              <w:right w:val="single" w:sz="8" w:space="0" w:color="000000"/>
-            </w:tcBorders>
-            <w:vAlign w:val="center"/>
-          </w:tcPr>
-          <w:p>
-            <w:pPr>
+            <w:tcW w:w="2835" w:type="dxa"/>
+            <w:tcBorders>
+              <w:top w:val="single" w:sz="8" w:space="0" w:color="000000"/>
+              <w:left w:val="single" w:sz="8" w:space="0" w:color="000000"/>
+              <w:bottom w:val="single" w:sz="8" w:space="0" w:color="000000"/>
+              <w:right w:val="single" w:sz="8" w:space="0" w:color="000000"/>
+            </w:tcBorders>
+            <w:vAlign w:val="center"/>
+          </w:tcPr>
+          <w:p>
+            <w:pPr>
+              <w:keepNext/>
               <w:jc w:val="center"/>
               <w:rPr>
                 <w:sz w:val="24"/>
@@ -7157,11 +7320,12 @@
       </w:tr>
       <w:tr>
         <w:trPr>
+          <w:cantSplit/>
           <w:jc w:val="center"/>
         </w:trPr>
         <w:tc>
           <w:tcPr>
-            <w:tcW w:w="3367" w:type="dxa"/>
+            <w:tcW w:w="4309" w:type="dxa"/>
             <w:tcBorders>
               <w:top w:val="single" w:sz="8" w:space="0" w:color="000000"/>
               <w:left w:val="single" w:sz="8" w:space="0" w:color="000000"/>
@@ -7189,7 +7353,7 @@
         </w:tc>
         <w:tc>
           <w:tcPr>
-            <w:tcW w:w="2248" w:type="dxa"/>
+            <w:tcW w:w="1927" w:type="dxa"/>
             <w:tcBorders>
               <w:top w:val="single" w:sz="8" w:space="0" w:color="000000"/>
               <w:left w:val="single" w:sz="8" w:space="0" w:color="000000"/>
@@ -7217,18 +7381,18 @@
         </w:tc>
         <w:tc>
           <w:tcPr>
-            <w:tcW w:w="3913" w:type="dxa"/>
-            <w:tcBorders>
-              <w:top w:val="single" w:sz="8" w:space="0" w:color="000000"/>
-              <w:left w:val="single" w:sz="8" w:space="0" w:color="000000"/>
-              <w:bottom w:val="single" w:sz="8" w:space="0" w:color="000000"/>
-              <w:right w:val="single" w:sz="8" w:space="0" w:color="000000"/>
-            </w:tcBorders>
-            <w:vAlign w:val="center"/>
-          </w:tcPr>
-          <w:p>
-            <w:pPr>
-              <w:jc w:val="both"/>
+            <w:tcW w:w="2835" w:type="dxa"/>
+            <w:tcBorders>
+              <w:top w:val="single" w:sz="8" w:space="0" w:color="000000"/>
+              <w:left w:val="single" w:sz="8" w:space="0" w:color="000000"/>
+              <w:bottom w:val="single" w:sz="8" w:space="0" w:color="000000"/>
+              <w:right w:val="single" w:sz="8" w:space="0" w:color="000000"/>
+            </w:tcBorders>
+            <w:vAlign w:val="center"/>
+          </w:tcPr>
+          <w:p>
+            <w:pPr>
+              <w:jc w:val="left"/>
               <w:rPr>
                 <w:sz w:val="24"/>
                 <w:szCs w:val="24"/>
@@ -7247,11 +7411,12 @@
       </w:tr>
       <w:tr>
         <w:trPr>
+          <w:cantSplit/>
           <w:jc w:val="center"/>
         </w:trPr>
         <w:tc>
           <w:tcPr>
-            <w:tcW w:w="3367" w:type="dxa"/>
+            <w:tcW w:w="4309" w:type="dxa"/>
             <w:tcBorders>
               <w:top w:val="single" w:sz="8" w:space="0" w:color="000000"/>
               <w:left w:val="single" w:sz="8" w:space="0" w:color="000000"/>
@@ -7279,7 +7444,7 @@
         </w:tc>
         <w:tc>
           <w:tcPr>
-            <w:tcW w:w="2248" w:type="dxa"/>
+            <w:tcW w:w="1927" w:type="dxa"/>
             <w:tcBorders>
               <w:top w:val="single" w:sz="8" w:space="0" w:color="000000"/>
               <w:left w:val="single" w:sz="8" w:space="0" w:color="000000"/>
@@ -7307,18 +7472,18 @@
         </w:tc>
         <w:tc>
           <w:tcPr>
-            <w:tcW w:w="3913" w:type="dxa"/>
-            <w:tcBorders>
-              <w:top w:val="single" w:sz="8" w:space="0" w:color="000000"/>
-              <w:left w:val="single" w:sz="8" w:space="0" w:color="000000"/>
-              <w:bottom w:val="single" w:sz="8" w:space="0" w:color="000000"/>
-              <w:right w:val="single" w:sz="8" w:space="0" w:color="000000"/>
-            </w:tcBorders>
-            <w:vAlign w:val="center"/>
-          </w:tcPr>
-          <w:p>
-            <w:pPr>
-              <w:jc w:val="both"/>
+            <w:tcW w:w="2835" w:type="dxa"/>
+            <w:tcBorders>
+              <w:top w:val="single" w:sz="8" w:space="0" w:color="000000"/>
+              <w:left w:val="single" w:sz="8" w:space="0" w:color="000000"/>
+              <w:bottom w:val="single" w:sz="8" w:space="0" w:color="000000"/>
+              <w:right w:val="single" w:sz="8" w:space="0" w:color="000000"/>
+            </w:tcBorders>
+            <w:vAlign w:val="center"/>
+          </w:tcPr>
+          <w:p>
+            <w:pPr>
+              <w:jc w:val="left"/>
               <w:rPr>
                 <w:sz w:val="24"/>
                 <w:szCs w:val="24"/>
@@ -7337,11 +7502,12 @@
       </w:tr>
       <w:tr>
         <w:trPr>
+          <w:cantSplit/>
           <w:jc w:val="center"/>
         </w:trPr>
         <w:tc>
           <w:tcPr>
-            <w:tcW w:w="3367" w:type="dxa"/>
+            <w:tcW w:w="4309" w:type="dxa"/>
             <w:tcBorders>
               <w:top w:val="single" w:sz="8" w:space="0" w:color="000000"/>
               <w:left w:val="single" w:sz="8" w:space="0" w:color="000000"/>
@@ -7369,7 +7535,7 @@
         </w:tc>
         <w:tc>
           <w:tcPr>
-            <w:tcW w:w="2248" w:type="dxa"/>
+            <w:tcW w:w="1927" w:type="dxa"/>
             <w:tcBorders>
               <w:top w:val="single" w:sz="8" w:space="0" w:color="000000"/>
               <w:left w:val="single" w:sz="8" w:space="0" w:color="000000"/>
@@ -7397,18 +7563,18 @@
         </w:tc>
         <w:tc>
           <w:tcPr>
-            <w:tcW w:w="3913" w:type="dxa"/>
-            <w:tcBorders>
-              <w:top w:val="single" w:sz="8" w:space="0" w:color="000000"/>
-              <w:left w:val="single" w:sz="8" w:space="0" w:color="000000"/>
-              <w:bottom w:val="single" w:sz="8" w:space="0" w:color="000000"/>
-              <w:right w:val="single" w:sz="8" w:space="0" w:color="000000"/>
-            </w:tcBorders>
-            <w:vAlign w:val="center"/>
-          </w:tcPr>
-          <w:p>
-            <w:pPr>
-              <w:jc w:val="both"/>
+            <w:tcW w:w="2835" w:type="dxa"/>
+            <w:tcBorders>
+              <w:top w:val="single" w:sz="8" w:space="0" w:color="000000"/>
+              <w:left w:val="single" w:sz="8" w:space="0" w:color="000000"/>
+              <w:bottom w:val="single" w:sz="8" w:space="0" w:color="000000"/>
+              <w:right w:val="single" w:sz="8" w:space="0" w:color="000000"/>
+            </w:tcBorders>
+            <w:vAlign w:val="center"/>
+          </w:tcPr>
+          <w:p>
+            <w:pPr>
+              <w:jc w:val="left"/>
               <w:rPr>
                 <w:sz w:val="24"/>
                 <w:szCs w:val="24"/>
@@ -7427,11 +7593,12 @@
       </w:tr>
       <w:tr>
         <w:trPr>
+          <w:cantSplit/>
           <w:jc w:val="center"/>
         </w:trPr>
         <w:tc>
           <w:tcPr>
-            <w:tcW w:w="3367" w:type="dxa"/>
+            <w:tcW w:w="4309" w:type="dxa"/>
             <w:tcBorders>
               <w:top w:val="single" w:sz="8" w:space="0" w:color="000000"/>
               <w:left w:val="single" w:sz="8" w:space="0" w:color="000000"/>
@@ -7459,7 +7626,7 @@
         </w:tc>
         <w:tc>
           <w:tcPr>
-            <w:tcW w:w="2248" w:type="dxa"/>
+            <w:tcW w:w="1927" w:type="dxa"/>
             <w:tcBorders>
               <w:top w:val="single" w:sz="8" w:space="0" w:color="000000"/>
               <w:left w:val="single" w:sz="8" w:space="0" w:color="000000"/>
@@ -7487,18 +7654,18 @@
         </w:tc>
         <w:tc>
           <w:tcPr>
-            <w:tcW w:w="3913" w:type="dxa"/>
-            <w:tcBorders>
-              <w:top w:val="single" w:sz="8" w:space="0" w:color="000000"/>
-              <w:left w:val="single" w:sz="8" w:space="0" w:color="000000"/>
-              <w:bottom w:val="single" w:sz="8" w:space="0" w:color="000000"/>
-              <w:right w:val="single" w:sz="8" w:space="0" w:color="000000"/>
-            </w:tcBorders>
-            <w:vAlign w:val="center"/>
-          </w:tcPr>
-          <w:p>
-            <w:pPr>
-              <w:jc w:val="both"/>
+            <w:tcW w:w="2835" w:type="dxa"/>
+            <w:tcBorders>
+              <w:top w:val="single" w:sz="8" w:space="0" w:color="000000"/>
+              <w:left w:val="single" w:sz="8" w:space="0" w:color="000000"/>
+              <w:bottom w:val="single" w:sz="8" w:space="0" w:color="000000"/>
+              <w:right w:val="single" w:sz="8" w:space="0" w:color="000000"/>
+            </w:tcBorders>
+            <w:vAlign w:val="center"/>
+          </w:tcPr>
+          <w:p>
+            <w:pPr>
+              <w:jc w:val="left"/>
               <w:rPr>
                 <w:sz w:val="24"/>
                 <w:szCs w:val="24"/>
@@ -7517,11 +7684,12 @@
       </w:tr>
       <w:tr>
         <w:trPr>
+          <w:cantSplit/>
           <w:jc w:val="center"/>
         </w:trPr>
         <w:tc>
           <w:tcPr>
-            <w:tcW w:w="3367" w:type="dxa"/>
+            <w:tcW w:w="4309" w:type="dxa"/>
             <w:tcBorders>
               <w:top w:val="single" w:sz="8" w:space="0" w:color="000000"/>
               <w:left w:val="single" w:sz="8" w:space="0" w:color="000000"/>
@@ -7549,7 +7717,7 @@
         </w:tc>
         <w:tc>
           <w:tcPr>
-            <w:tcW w:w="2248" w:type="dxa"/>
+            <w:tcW w:w="1927" w:type="dxa"/>
             <w:tcBorders>
               <w:top w:val="single" w:sz="8" w:space="0" w:color="000000"/>
               <w:left w:val="single" w:sz="8" w:space="0" w:color="000000"/>
@@ -7577,18 +7745,18 @@
         </w:tc>
         <w:tc>
           <w:tcPr>
-            <w:tcW w:w="3913" w:type="dxa"/>
-            <w:tcBorders>
-              <w:top w:val="single" w:sz="8" w:space="0" w:color="000000"/>
-              <w:left w:val="single" w:sz="8" w:space="0" w:color="000000"/>
-              <w:bottom w:val="single" w:sz="8" w:space="0" w:color="000000"/>
-              <w:right w:val="single" w:sz="8" w:space="0" w:color="000000"/>
-            </w:tcBorders>
-            <w:vAlign w:val="center"/>
-          </w:tcPr>
-          <w:p>
-            <w:pPr>
-              <w:jc w:val="both"/>
+            <w:tcW w:w="2835" w:type="dxa"/>
+            <w:tcBorders>
+              <w:top w:val="single" w:sz="8" w:space="0" w:color="000000"/>
+              <w:left w:val="single" w:sz="8" w:space="0" w:color="000000"/>
+              <w:bottom w:val="single" w:sz="8" w:space="0" w:color="000000"/>
+              <w:right w:val="single" w:sz="8" w:space="0" w:color="000000"/>
+            </w:tcBorders>
+            <w:vAlign w:val="center"/>
+          </w:tcPr>
+          <w:p>
+            <w:pPr>
+              <w:jc w:val="left"/>
               <w:rPr>
                 <w:sz w:val="24"/>
                 <w:szCs w:val="24"/>
@@ -7607,11 +7775,12 @@
       </w:tr>
       <w:tr>
         <w:trPr>
+          <w:cantSplit/>
           <w:jc w:val="center"/>
         </w:trPr>
         <w:tc>
           <w:tcPr>
-            <w:tcW w:w="3367" w:type="dxa"/>
+            <w:tcW w:w="4309" w:type="dxa"/>
             <w:tcBorders>
               <w:top w:val="single" w:sz="8" w:space="0" w:color="000000"/>
               <w:left w:val="single" w:sz="8" w:space="0" w:color="000000"/>
@@ -7639,7 +7808,7 @@
         </w:tc>
         <w:tc>
           <w:tcPr>
-            <w:tcW w:w="2248" w:type="dxa"/>
+            <w:tcW w:w="1927" w:type="dxa"/>
             <w:tcBorders>
               <w:top w:val="single" w:sz="8" w:space="0" w:color="000000"/>
               <w:left w:val="single" w:sz="8" w:space="0" w:color="000000"/>
@@ -7667,18 +7836,18 @@
         </w:tc>
         <w:tc>
           <w:tcPr>
-            <w:tcW w:w="3913" w:type="dxa"/>
-            <w:tcBorders>
-              <w:top w:val="single" w:sz="8" w:space="0" w:color="000000"/>
-              <w:left w:val="single" w:sz="8" w:space="0" w:color="000000"/>
-              <w:bottom w:val="single" w:sz="8" w:space="0" w:color="000000"/>
-              <w:right w:val="single" w:sz="8" w:space="0" w:color="000000"/>
-            </w:tcBorders>
-            <w:vAlign w:val="center"/>
-          </w:tcPr>
-          <w:p>
-            <w:pPr>
-              <w:jc w:val="both"/>
+            <w:tcW w:w="2835" w:type="dxa"/>
+            <w:tcBorders>
+              <w:top w:val="single" w:sz="8" w:space="0" w:color="000000"/>
+              <w:left w:val="single" w:sz="8" w:space="0" w:color="000000"/>
+              <w:bottom w:val="single" w:sz="8" w:space="0" w:color="000000"/>
+              <w:right w:val="single" w:sz="8" w:space="0" w:color="000000"/>
+            </w:tcBorders>
+            <w:vAlign w:val="center"/>
+          </w:tcPr>
+          <w:p>
+            <w:pPr>
+              <w:jc w:val="left"/>
               <w:rPr>
                 <w:sz w:val="24"/>
                 <w:szCs w:val="24"/>
@@ -7697,39 +7866,40 @@
       </w:tr>
       <w:tr>
         <w:trPr>
+          <w:cantSplit/>
           <w:jc w:val="center"/>
         </w:trPr>
         <w:tc>
           <w:tcPr>
-            <w:tcW w:w="3367" w:type="dxa"/>
-            <w:tcBorders>
-              <w:top w:val="single" w:sz="8" w:space="0" w:color="000000"/>
-              <w:left w:val="single" w:sz="8" w:space="0" w:color="000000"/>
-              <w:bottom w:val="single" w:sz="8" w:space="0" w:color="000000"/>
-              <w:right w:val="single" w:sz="8" w:space="0" w:color="000000"/>
-            </w:tcBorders>
-            <w:vAlign w:val="center"/>
-          </w:tcPr>
-          <w:p>
-            <w:pPr>
-              <w:rPr>
-                <w:sz w:val="24"/>
-                <w:szCs w:val="24"/>
-              </w:rPr>
-            </w:pPr>
-            <w:r>
-              <w:rPr>
-                <w:b w:val="0"/>
-                <w:sz w:val="24"/>
-                <w:szCs w:val="24"/>
-              </w:rPr>
-              <w:t>7. Perbarui pemegang jabatan di SNX-HR-ORG-01 dan SNX-HR-JA-01 lewat revisi kedua dokumen.</w:t>
-            </w:r>
-          </w:p>
-        </w:tc>
-        <w:tc>
-          <w:tcPr>
-            <w:tcW w:w="2248" w:type="dxa"/>
+            <w:tcW w:w="4309" w:type="dxa"/>
+            <w:tcBorders>
+              <w:top w:val="single" w:sz="8" w:space="0" w:color="000000"/>
+              <w:left w:val="single" w:sz="8" w:space="0" w:color="000000"/>
+              <w:bottom w:val="single" w:sz="8" w:space="0" w:color="000000"/>
+              <w:right w:val="single" w:sz="8" w:space="0" w:color="000000"/>
+            </w:tcBorders>
+            <w:vAlign w:val="center"/>
+          </w:tcPr>
+          <w:p>
+            <w:pPr>
+              <w:rPr>
+                <w:sz w:val="24"/>
+                <w:szCs w:val="24"/>
+              </w:rPr>
+            </w:pPr>
+            <w:r>
+              <w:rPr>
+                <w:b w:val="0"/>
+                <w:sz w:val="24"/>
+                <w:szCs w:val="24"/>
+              </w:rPr>
+              <w:t>7. Perbarui pemegang jabatan di SNX-HR-ORG-01 dan SNX-HR-JA-01 melalui revisi kedua dokumen.</w:t>
+            </w:r>
+          </w:p>
+        </w:tc>
+        <w:tc>
+          <w:tcPr>
+            <w:tcW w:w="1927" w:type="dxa"/>
             <w:tcBorders>
               <w:top w:val="single" w:sz="8" w:space="0" w:color="000000"/>
               <w:left w:val="single" w:sz="8" w:space="0" w:color="000000"/>
@@ -7757,18 +7927,18 @@
         </w:tc>
         <w:tc>
           <w:tcPr>
-            <w:tcW w:w="3913" w:type="dxa"/>
-            <w:tcBorders>
-              <w:top w:val="single" w:sz="8" w:space="0" w:color="000000"/>
-              <w:left w:val="single" w:sz="8" w:space="0" w:color="000000"/>
-              <w:bottom w:val="single" w:sz="8" w:space="0" w:color="000000"/>
-              <w:right w:val="single" w:sz="8" w:space="0" w:color="000000"/>
-            </w:tcBorders>
-            <w:vAlign w:val="center"/>
-          </w:tcPr>
-          <w:p>
-            <w:pPr>
-              <w:jc w:val="both"/>
+            <w:tcW w:w="2835" w:type="dxa"/>
+            <w:tcBorders>
+              <w:top w:val="single" w:sz="8" w:space="0" w:color="000000"/>
+              <w:left w:val="single" w:sz="8" w:space="0" w:color="000000"/>
+              <w:bottom w:val="single" w:sz="8" w:space="0" w:color="000000"/>
+              <w:right w:val="single" w:sz="8" w:space="0" w:color="000000"/>
+            </w:tcBorders>
+            <w:vAlign w:val="center"/>
+          </w:tcPr>
+          <w:p>
+            <w:pPr>
+              <w:jc w:val="left"/>
               <w:rPr>
                 <w:sz w:val="24"/>
                 <w:szCs w:val="24"/>
@@ -7941,6 +8111,7 @@
     <w:p>
       <w:pPr>
         <w:pStyle w:val="Heading1"/>
+        <w:keepNext/>
         <w:numPr>
           <w:ilvl w:val="0"/>
           <w:numId w:val="7"/>
@@ -7969,6 +8140,8 @@
       </w:tblGrid>
       <w:tr>
         <w:trPr>
+          <w:cantSplit/>
+          <w:tblHeader/>
           <w:jc w:val="center"/>
         </w:trPr>
         <w:tc>
@@ -7984,6 +8157,7 @@
           </w:tcPr>
           <w:p>
             <w:pPr>
+              <w:keepNext/>
               <w:jc w:val="center"/>
               <w:rPr>
                 <w:sz w:val="24"/>
@@ -8014,6 +8188,7 @@
           </w:tcPr>
           <w:p>
             <w:pPr>
+              <w:keepNext/>
               <w:jc w:val="center"/>
               <w:rPr>
                 <w:sz w:val="24"/>
@@ -8044,6 +8219,7 @@
           </w:tcPr>
           <w:p>
             <w:pPr>
+              <w:keepNext/>
               <w:jc w:val="center"/>
               <w:rPr>
                 <w:sz w:val="24"/>
@@ -8064,6 +8240,7 @@
       </w:tr>
       <w:tr>
         <w:trPr>
+          <w:cantSplit/>
           <w:jc w:val="center"/>
         </w:trPr>
         <w:tc>
@@ -8135,7 +8312,7 @@
           </w:tcPr>
           <w:p>
             <w:pPr>
-              <w:jc w:val="both"/>
+              <w:jc w:val="left"/>
               <w:rPr>
                 <w:sz w:val="24"/>
                 <w:szCs w:val="24"/>
@@ -8154,6 +8331,7 @@
       </w:tr>
       <w:tr>
         <w:trPr>
+          <w:cantSplit/>
           <w:jc w:val="center"/>
         </w:trPr>
         <w:tc>
@@ -8225,7 +8403,7 @@
           </w:tcPr>
           <w:p>
             <w:pPr>
-              <w:jc w:val="both"/>
+              <w:jc w:val="left"/>
               <w:rPr>
                 <w:sz w:val="24"/>
                 <w:szCs w:val="24"/>
@@ -8244,6 +8422,7 @@
       </w:tr>
       <w:tr>
         <w:trPr>
+          <w:cantSplit/>
           <w:jc w:val="center"/>
         </w:trPr>
         <w:tc>
@@ -8315,7 +8494,7 @@
           </w:tcPr>
           <w:p>
             <w:pPr>
-              <w:jc w:val="both"/>
+              <w:jc w:val="left"/>
               <w:rPr>
                 <w:sz w:val="24"/>
                 <w:szCs w:val="24"/>
@@ -8334,6 +8513,7 @@
       </w:tr>
       <w:tr>
         <w:trPr>
+          <w:cantSplit/>
           <w:jc w:val="center"/>
         </w:trPr>
         <w:tc>
@@ -8405,25 +8585,26 @@
           </w:tcPr>
           <w:p>
             <w:pPr>
-              <w:jc w:val="both"/>
-              <w:rPr>
-                <w:sz w:val="24"/>
-                <w:szCs w:val="24"/>
-              </w:rPr>
-            </w:pPr>
-            <w:r>
-              <w:rPr>
-                <w:b w:val="0"/>
-                <w:sz w:val="24"/>
-                <w:szCs w:val="24"/>
-              </w:rPr>
-              <w:t>Pada hari HRGA Officer menerima tanggapan atau batas tanggapan lewat (USULAN)</w:t>
+              <w:jc w:val="left"/>
+              <w:rPr>
+                <w:sz w:val="24"/>
+                <w:szCs w:val="24"/>
+              </w:rPr>
+            </w:pPr>
+            <w:r>
+              <w:rPr>
+                <w:b w:val="0"/>
+                <w:sz w:val="24"/>
+                <w:szCs w:val="24"/>
+              </w:rPr>
+              <w:t>Pada hari HRGA Officer menerima tanggapan, atau pada hari batas waktu tanggapan terlampaui (USULAN)</w:t>
             </w:r>
           </w:p>
         </w:tc>
       </w:tr>
       <w:tr>
         <w:trPr>
+          <w:cantSplit/>
           <w:jc w:val="center"/>
         </w:trPr>
         <w:tc>
@@ -8495,7 +8676,7 @@
           </w:tcPr>
           <w:p>
             <w:pPr>
-              <w:jc w:val="both"/>
+              <w:jc w:val="left"/>
               <w:rPr>
                 <w:sz w:val="24"/>
                 <w:szCs w:val="24"/>
@@ -8514,6 +8695,7 @@
       </w:tr>
       <w:tr>
         <w:trPr>
+          <w:cantSplit/>
           <w:jc w:val="center"/>
         </w:trPr>
         <w:tc>
@@ -8585,7 +8767,7 @@
           </w:tcPr>
           <w:p>
             <w:pPr>
-              <w:jc w:val="both"/>
+              <w:jc w:val="left"/>
               <w:rPr>
                 <w:sz w:val="24"/>
                 <w:szCs w:val="24"/>
@@ -8604,6 +8786,7 @@
       </w:tr>
       <w:tr>
         <w:trPr>
+          <w:cantSplit/>
           <w:jc w:val="center"/>
         </w:trPr>
         <w:tc>
@@ -8675,7 +8858,7 @@
           </w:tcPr>
           <w:p>
             <w:pPr>
-              <w:jc w:val="both"/>
+              <w:jc w:val="left"/>
               <w:rPr>
                 <w:sz w:val="24"/>
                 <w:szCs w:val="24"/>
@@ -8694,6 +8877,7 @@
       </w:tr>
       <w:tr>
         <w:trPr>
+          <w:cantSplit/>
           <w:jc w:val="center"/>
         </w:trPr>
         <w:tc>
@@ -8765,7 +8949,7 @@
           </w:tcPr>
           <w:p>
             <w:pPr>
-              <w:jc w:val="both"/>
+              <w:jc w:val="left"/>
               <w:rPr>
                 <w:sz w:val="24"/>
                 <w:szCs w:val="24"/>
@@ -8784,6 +8968,7 @@
       </w:tr>
       <w:tr>
         <w:trPr>
+          <w:cantSplit/>
           <w:jc w:val="center"/>
         </w:trPr>
         <w:tc>
@@ -8855,7 +9040,7 @@
           </w:tcPr>
           <w:p>
             <w:pPr>
-              <w:jc w:val="both"/>
+              <w:jc w:val="left"/>
               <w:rPr>
                 <w:sz w:val="24"/>
                 <w:szCs w:val="24"/>
@@ -8884,6 +9069,7 @@
     <w:p>
       <w:pPr>
         <w:pStyle w:val="Heading1"/>
+        <w:keepNext/>
         <w:numPr>
           <w:ilvl w:val="0"/>
           <w:numId w:val="7"/>
@@ -8916,6 +9102,10 @@
         <w:gridCol w:w="6765"/>
       </w:tblGrid>
       <w:tr>
+        <w:trPr>
+          <w:cantSplit/>
+          <w:tblHeader/>
+        </w:trPr>
         <w:tc>
           <w:tcPr>
             <w:tcW w:w="2745" w:type="dxa"/>
@@ -8928,6 +9118,7 @@
           </w:tcPr>
           <w:p>
             <w:pPr>
+              <w:keepNext/>
               <w:spacing w:after="120" w:line="252" w:lineRule="auto"/>
               <w:rPr>
                 <w:sz w:val="24"/>
@@ -8956,8 +9147,9 @@
           </w:tcPr>
           <w:p>
             <w:pPr>
+              <w:keepNext/>
               <w:spacing w:after="120" w:line="252" w:lineRule="auto"/>
-              <w:jc w:val="both"/>
+              <w:jc w:val="left"/>
               <w:rPr>
                 <w:sz w:val="24"/>
                 <w:szCs w:val="24"/>
@@ -8975,6 +9167,9 @@
         </w:tc>
       </w:tr>
       <w:tr>
+        <w:trPr>
+          <w:cantSplit/>
+        </w:trPr>
         <w:tc>
           <w:tcPr>
             <w:tcW w:w="2745" w:type="dxa"/>
@@ -9016,7 +9211,7 @@
           <w:p>
             <w:pPr>
               <w:spacing w:after="120" w:line="252" w:lineRule="auto"/>
-              <w:jc w:val="both"/>
+              <w:jc w:val="left"/>
               <w:rPr>
                 <w:sz w:val="24"/>
                 <w:szCs w:val="24"/>
@@ -9034,6 +9229,9 @@
         </w:tc>
       </w:tr>
       <w:tr>
+        <w:trPr>
+          <w:cantSplit/>
+        </w:trPr>
         <w:tc>
           <w:tcPr>
             <w:tcW w:w="2745" w:type="dxa"/>
@@ -9075,7 +9273,7 @@
           <w:p>
             <w:pPr>
               <w:spacing w:after="120" w:line="252" w:lineRule="auto"/>
-              <w:jc w:val="both"/>
+              <w:jc w:val="left"/>
               <w:rPr>
                 <w:sz w:val="24"/>
                 <w:szCs w:val="24"/>
@@ -9093,6 +9291,9 @@
         </w:tc>
       </w:tr>
       <w:tr>
+        <w:trPr>
+          <w:cantSplit/>
+        </w:trPr>
         <w:tc>
           <w:tcPr>
             <w:tcW w:w="2745" w:type="dxa"/>
@@ -9134,7 +9335,7 @@
           <w:p>
             <w:pPr>
               <w:spacing w:after="120" w:line="252" w:lineRule="auto"/>
-              <w:jc w:val="both"/>
+              <w:jc w:val="left"/>
               <w:rPr>
                 <w:sz w:val="24"/>
                 <w:szCs w:val="24"/>
@@ -9152,6 +9353,9 @@
         </w:tc>
       </w:tr>
       <w:tr>
+        <w:trPr>
+          <w:cantSplit/>
+        </w:trPr>
         <w:tc>
           <w:tcPr>
             <w:tcW w:w="2745" w:type="dxa"/>
@@ -9193,24 +9397,27 @@
           <w:p>
             <w:pPr>
               <w:spacing w:after="120" w:line="252" w:lineRule="auto"/>
-              <w:jc w:val="both"/>
-              <w:rPr>
-                <w:sz w:val="24"/>
-                <w:szCs w:val="24"/>
-              </w:rPr>
-            </w:pPr>
-            <w:r>
-              <w:rPr>
-                <w:b w:val="0"/>
-                <w:sz w:val="24"/>
-                <w:szCs w:val="24"/>
-              </w:rPr>
-              <w:t>HR Lead menambahkan posisi itu lewat revisi kedua dokumen. HRGA Officer melanjutkan pemeriksaan usulan setelah Direktur Utama mengesahkan revisi itu (USULAN).</w:t>
+              <w:jc w:val="left"/>
+              <w:rPr>
+                <w:sz w:val="24"/>
+                <w:szCs w:val="24"/>
+              </w:rPr>
+            </w:pPr>
+            <w:r>
+              <w:rPr>
+                <w:b w:val="0"/>
+                <w:sz w:val="24"/>
+                <w:szCs w:val="24"/>
+              </w:rPr>
+              <w:t>HR Lead menambahkan posisi itu melalui revisi kedua dokumen. HRGA Officer melanjutkan pemeriksaan usulan setelah Direktur Utama mengesahkan revisi itu (USULAN).</w:t>
             </w:r>
           </w:p>
         </w:tc>
       </w:tr>
       <w:tr>
+        <w:trPr>
+          <w:cantSplit/>
+        </w:trPr>
         <w:tc>
           <w:tcPr>
             <w:tcW w:w="2745" w:type="dxa"/>
@@ -9252,7 +9459,7 @@
           <w:p>
             <w:pPr>
               <w:spacing w:after="120" w:line="252" w:lineRule="auto"/>
-              <w:jc w:val="both"/>
+              <w:jc w:val="left"/>
               <w:rPr>
                 <w:sz w:val="24"/>
                 <w:szCs w:val="24"/>
@@ -9270,6 +9477,9 @@
         </w:tc>
       </w:tr>
       <w:tr>
+        <w:trPr>
+          <w:cantSplit/>
+        </w:trPr>
         <w:tc>
           <w:tcPr>
             <w:tcW w:w="2745" w:type="dxa"/>
@@ -9311,7 +9521,7 @@
           <w:p>
             <w:pPr>
               <w:spacing w:after="120" w:line="252" w:lineRule="auto"/>
-              <w:jc w:val="both"/>
+              <w:jc w:val="left"/>
               <w:rPr>
                 <w:sz w:val="24"/>
                 <w:szCs w:val="24"/>
@@ -9329,6 +9539,9 @@
         </w:tc>
       </w:tr>
       <w:tr>
+        <w:trPr>
+          <w:cantSplit/>
+        </w:trPr>
         <w:tc>
           <w:tcPr>
             <w:tcW w:w="2745" w:type="dxa"/>
@@ -9370,7 +9583,7 @@
           <w:p>
             <w:pPr>
               <w:spacing w:after="120" w:line="252" w:lineRule="auto"/>
-              <w:jc w:val="both"/>
+              <w:jc w:val="left"/>
               <w:rPr>
                 <w:sz w:val="24"/>
                 <w:szCs w:val="24"/>
@@ -9388,6 +9601,9 @@
         </w:tc>
       </w:tr>
       <w:tr>
+        <w:trPr>
+          <w:cantSplit/>
+        </w:trPr>
         <w:tc>
           <w:tcPr>
             <w:tcW w:w="2745" w:type="dxa"/>
@@ -9429,7 +9645,7 @@
           <w:p>
             <w:pPr>
               <w:spacing w:after="120" w:line="252" w:lineRule="auto"/>
-              <w:jc w:val="both"/>
+              <w:jc w:val="left"/>
               <w:rPr>
                 <w:sz w:val="24"/>
                 <w:szCs w:val="24"/>
@@ -9447,6 +9663,9 @@
         </w:tc>
       </w:tr>
       <w:tr>
+        <w:trPr>
+          <w:cantSplit/>
+        </w:trPr>
         <w:tc>
           <w:tcPr>
             <w:tcW w:w="2745" w:type="dxa"/>
@@ -9488,7 +9707,7 @@
           <w:p>
             <w:pPr>
               <w:spacing w:after="120" w:line="252" w:lineRule="auto"/>
-              <w:jc w:val="both"/>
+              <w:jc w:val="left"/>
               <w:rPr>
                 <w:sz w:val="24"/>
                 <w:szCs w:val="24"/>
@@ -9506,6 +9725,9 @@
         </w:tc>
       </w:tr>
       <w:tr>
+        <w:trPr>
+          <w:cantSplit/>
+        </w:trPr>
         <w:tc>
           <w:tcPr>
             <w:tcW w:w="2745" w:type="dxa"/>
@@ -9547,7 +9769,7 @@
           <w:p>
             <w:pPr>
               <w:spacing w:after="120" w:line="252" w:lineRule="auto"/>
-              <w:jc w:val="both"/>
+              <w:jc w:val="left"/>
               <w:rPr>
                 <w:sz w:val="24"/>
                 <w:szCs w:val="24"/>
@@ -9565,6 +9787,9 @@
         </w:tc>
       </w:tr>
       <w:tr>
+        <w:trPr>
+          <w:cantSplit/>
+        </w:trPr>
         <w:tc>
           <w:tcPr>
             <w:tcW w:w="2745" w:type="dxa"/>
@@ -9606,7 +9831,7 @@
           <w:p>
             <w:pPr>
               <w:spacing w:after="120" w:line="252" w:lineRule="auto"/>
-              <w:jc w:val="both"/>
+              <w:jc w:val="left"/>
               <w:rPr>
                 <w:sz w:val="24"/>
                 <w:szCs w:val="24"/>
@@ -9624,6 +9849,9 @@
         </w:tc>
       </w:tr>
       <w:tr>
+        <w:trPr>
+          <w:cantSplit/>
+        </w:trPr>
         <w:tc>
           <w:tcPr>
             <w:tcW w:w="2745" w:type="dxa"/>
@@ -9665,7 +9893,7 @@
           <w:p>
             <w:pPr>
               <w:spacing w:after="120" w:line="252" w:lineRule="auto"/>
-              <w:jc w:val="both"/>
+              <w:jc w:val="left"/>
               <w:rPr>
                 <w:sz w:val="24"/>
                 <w:szCs w:val="24"/>
@@ -9683,6 +9911,9 @@
         </w:tc>
       </w:tr>
       <w:tr>
+        <w:trPr>
+          <w:cantSplit/>
+        </w:trPr>
         <w:tc>
           <w:tcPr>
             <w:tcW w:w="2745" w:type="dxa"/>
@@ -9724,7 +9955,7 @@
           <w:p>
             <w:pPr>
               <w:spacing w:after="120" w:line="252" w:lineRule="auto"/>
-              <w:jc w:val="both"/>
+              <w:jc w:val="left"/>
               <w:rPr>
                 <w:sz w:val="24"/>
                 <w:szCs w:val="24"/>
@@ -9795,7 +10026,7 @@
           <w:sz w:val="24"/>
           <w:szCs w:val="24"/>
         </w:rPr>
-        <w:t xml:space="preserve">HR Lead selaku pemilik SOP memeriksa kepatuhan terhadap SOP ini dengan membandingkan rekaman di bagian 11 dengan langkah di bagian 6 dan batas waktu di bagian 8 (USULAN).</w:t>
+        <w:t xml:space="preserve">HR Lead selaku pemilik SOP memeriksa kepatuhan dengan mencocokkan record penurunan jabatan terhadap langkah prosedur dan batas waktunya (USULAN).</w:t>
       </w:r>
     </w:p>
     <w:p>
@@ -9819,7 +10050,7 @@
           <w:sz w:val="24"/>
           <w:szCs w:val="24"/>
         </w:rPr>
-        <w:t xml:space="preserve">HR Lead meninjau SOP ini setiap tahun, dan lebih awal bila Direktur Utama menetapkan ambang hasil penilaian kinerja di butir 4.2.</w:t>
+        <w:t xml:space="preserve">HR Lead meninjau SOP ini setiap tahun. Review dilakukan lebih awal jika Direktur Utama menetapkan ambang hasil penilaian kinerja di butir 4.2.</w:t>
       </w:r>
     </w:p>
     <w:p>
@@ -9871,6 +10102,7 @@
     </w:p>
     <w:p>
       <w:pPr>
+        <w:keepNext/>
         <w:pBdr>
           <w:top w:val="nil"/>
           <w:left w:val="nil"/>
@@ -9917,6 +10149,8 @@
       </w:tblGrid>
       <w:tr>
         <w:trPr>
+          <w:cantSplit/>
+          <w:tblHeader/>
           <w:jc w:val="center"/>
         </w:trPr>
         <w:tc>
@@ -9926,6 +10160,7 @@
           </w:tcPr>
           <w:p>
             <w:pPr>
+              <w:keepNext/>
               <w:jc w:val="center"/>
               <w:rPr>
                 <w:sz w:val="24"/>
@@ -9950,6 +10185,7 @@
           </w:tcPr>
           <w:p>
             <w:pPr>
+              <w:keepNext/>
               <w:jc w:val="center"/>
               <w:rPr>
                 <w:sz w:val="24"/>
@@ -9970,6 +10206,7 @@
       </w:tr>
       <w:tr>
         <w:trPr>
+          <w:cantSplit/>
           <w:jc w:val="center"/>
         </w:trPr>
         <w:tc>
@@ -10019,6 +10256,7 @@
       </w:tr>
       <w:tr>
         <w:trPr>
+          <w:cantSplit/>
           <w:jc w:val="center"/>
         </w:trPr>
         <w:tc>
@@ -10068,6 +10306,7 @@
       </w:tr>
       <w:tr>
         <w:trPr>
+          <w:cantSplit/>
           <w:jc w:val="center"/>
         </w:trPr>
         <w:tc>
@@ -10117,6 +10356,7 @@
       </w:tr>
       <w:tr>
         <w:trPr>
+          <w:cantSplit/>
           <w:jc w:val="center"/>
         </w:trPr>
         <w:tc>
@@ -10166,6 +10406,7 @@
       </w:tr>
       <w:tr>
         <w:trPr>
+          <w:cantSplit/>
           <w:jc w:val="center"/>
         </w:trPr>
         <w:tc>
@@ -10215,6 +10456,7 @@
       </w:tr>
       <w:tr>
         <w:trPr>
+          <w:cantSplit/>
           <w:jc w:val="center"/>
         </w:trPr>
         <w:tc>
@@ -10257,13 +10499,14 @@
                 <w:sz w:val="24"/>
                 <w:szCs w:val="24"/>
               </w:rPr>
-              <w:t>Dalam peninjauan: penilaian kinerja berkala yang hasilnya menjadi dasar penurunan kinerja (butir 4.2 dan bagian 3). Kode dokumen mengikuti hasil peninjauan.</w:t>
+              <w:t>Dalam review: penilaian kinerja berkala yang hasilnya menjadi dasar penurunan kinerja (butir 4.2 dan bagian 3). Kode dokumen mengikuti hasil review.</w:t>
             </w:r>
           </w:p>
         </w:tc>
       </w:tr>
       <w:tr>
         <w:trPr>
+          <w:cantSplit/>
           <w:jc w:val="center"/>
         </w:trPr>
         <w:tc>
@@ -10306,13 +10549,14 @@
                 <w:sz w:val="24"/>
                 <w:szCs w:val="24"/>
               </w:rPr>
-              <w:t>Dalam peninjauan: pengakhiran hubungan kerja, dikecualikan dari SOP ini (bagian 2). Kode dokumen mengikuti hasil peninjauan.</w:t>
+              <w:t>Dalam review: pengakhiran hubungan kerja, dikecualikan dari SOP ini (bagian 2). Kode dokumen mengikuti hasil review.</w:t>
             </w:r>
           </w:p>
         </w:tc>
       </w:tr>
       <w:tr>
         <w:trPr>
+          <w:cantSplit/>
           <w:jc w:val="center"/>
         </w:trPr>
         <w:tc>
@@ -10362,6 +10606,7 @@
       </w:tr>
       <w:tr>
         <w:trPr>
+          <w:cantSplit/>
           <w:jc w:val="center"/>
         </w:trPr>
         <w:tc>
@@ -10404,13 +10649,14 @@
                 <w:sz w:val="24"/>
                 <w:szCs w:val="24"/>
               </w:rPr>
-              <w:t>Information Classification &amp; Handling Procedure: tingkat klasifikasi rekaman penurunan jabatan (butir 4.10).</w:t>
+              <w:t>Information Classification &amp; Handling Procedure: tingkat klasifikasi record penurunan jabatan (butir 4.10).</w:t>
             </w:r>
           </w:p>
         </w:tc>
       </w:tr>
       <w:tr>
         <w:trPr>
+          <w:cantSplit/>
           <w:jc w:val="center"/>
         </w:trPr>
         <w:tc>
@@ -10460,6 +10706,7 @@
       </w:tr>
       <w:tr>
         <w:trPr>
+          <w:cantSplit/>
           <w:jc w:val="center"/>
         </w:trPr>
         <w:tc>
@@ -10510,6 +10757,7 @@
     </w:tbl>
     <w:p>
       <w:pPr>
+        <w:keepNext/>
         <w:pBdr>
           <w:top w:val="nil"/>
           <w:left w:val="nil"/>
@@ -10549,6 +10797,8 @@
       </w:tblGrid>
       <w:tr>
         <w:trPr>
+          <w:cantSplit/>
+          <w:tblHeader/>
           <w:jc w:val="center"/>
         </w:trPr>
         <w:tc>
@@ -10564,6 +10814,7 @@
           </w:tcPr>
           <w:p>
             <w:pPr>
+              <w:keepNext/>
               <w:jc w:val="center"/>
               <w:rPr>
                 <w:sz w:val="24"/>
@@ -10594,6 +10845,7 @@
           </w:tcPr>
           <w:p>
             <w:pPr>
+              <w:keepNext/>
               <w:jc w:val="center"/>
               <w:rPr>
                 <w:sz w:val="24"/>
@@ -10624,6 +10876,7 @@
           </w:tcPr>
           <w:p>
             <w:pPr>
+              <w:keepNext/>
               <w:jc w:val="center"/>
               <w:rPr>
                 <w:sz w:val="24"/>
@@ -10644,6 +10897,7 @@
       </w:tr>
       <w:tr>
         <w:trPr>
+          <w:cantSplit/>
           <w:jc w:val="center"/>
         </w:trPr>
         <w:tc>
@@ -10715,7 +10969,7 @@
           </w:tcPr>
           <w:p>
             <w:pPr>
-              <w:jc w:val="both"/>
+              <w:jc w:val="left"/>
               <w:rPr>
                 <w:sz w:val="24"/>
                 <w:szCs w:val="24"/>
@@ -10734,6 +10988,7 @@
       </w:tr>
       <w:tr>
         <w:trPr>
+          <w:cantSplit/>
           <w:jc w:val="center"/>
         </w:trPr>
         <w:tc>
@@ -10805,7 +11060,7 @@
           </w:tcPr>
           <w:p>
             <w:pPr>
-              <w:jc w:val="both"/>
+              <w:jc w:val="left"/>
               <w:rPr>
                 <w:sz w:val="24"/>
                 <w:szCs w:val="24"/>
@@ -10824,6 +11079,7 @@
       </w:tr>
       <w:tr>
         <w:trPr>
+          <w:cantSplit/>
           <w:jc w:val="center"/>
         </w:trPr>
         <w:tc>
@@ -10895,7 +11151,7 @@
           </w:tcPr>
           <w:p>
             <w:pPr>
-              <w:jc w:val="both"/>
+              <w:jc w:val="left"/>
               <w:rPr>
                 <w:sz w:val="24"/>
                 <w:szCs w:val="24"/>
